--- a/docs/04 - Documento de Implementação Técnica/Documento de Implementação Técnica.docx
+++ b/docs/04 - Documento de Implementação Técnica/Documento de Implementação Técnica.docx
@@ -2,90 +2,125 @@
 <file path=word/document.xml><?xml version="1.0" encoding="utf-8"?>
 <w:document xmlns:wpc="http://schemas.microsoft.com/office/word/2010/wordprocessingCanvas" xmlns:mo="http://schemas.microsoft.com/office/mac/office/2008/main" xmlns:mc="http://schemas.openxmlformats.org/markup-compatibility/2006" xmlns:mv="urn:schemas-microsoft-com:mac:vml" xmlns:o="urn:schemas-microsoft-com:office:office" xmlns:r="http://schemas.openxmlformats.org/officeDocument/2006/relationships" xmlns:m="http://schemas.openxmlformats.org/officeDocument/2006/math" xmlns:v="urn:schemas-microsoft-com:vml" xmlns:wp14="http://schemas.microsoft.com/office/word/2010/wordprocessingDrawing" xmlns:wp="http://schemas.openxmlformats.org/drawingml/2006/wordprocessingDrawing" xmlns:w10="urn:schemas-microsoft-com:office:word" xmlns:w="http://schemas.openxmlformats.org/wordprocessingml/2006/main" xmlns:w14="http://schemas.microsoft.com/office/word/2010/wordml" xmlns:wpg="http://schemas.microsoft.com/office/word/2010/wordprocessingGroup" xmlns:wpi="http://schemas.microsoft.com/office/word/2010/wordprocessingInk" xmlns:wne="http://schemas.microsoft.com/office/word/2006/wordml" xmlns:wps="http://schemas.microsoft.com/office/word/2010/wordprocessingShape" mc:Ignorable="w14 wp14">
   <w:body>
+    <w:p/>
+    <w:p/>
+    <w:p/>
+    <w:p/>
+    <w:p/>
+    <w:p/>
     <w:p>
       <w:pPr>
-        <w:keepNext/>
-        <w:spacing w:before="320" w:after="120"/>
+        <w:spacing w:after="200"/>
+        <w:jc w:val="center"/>
+      </w:pPr>
+      <w:r>
+        <w:rPr>
+          <w:rFonts w:ascii="Calibri" w:hAnsi="Calibri"/>
+          <w:b/>
+          <w:color w:val="0A0A0A"/>
+          <w:sz w:val="60"/>
+        </w:rPr>
+        <w:t>Documento de Implementação Técnica</w:t>
+      </w:r>
+    </w:p>
+    <w:p>
+      <w:pPr>
+        <w:spacing w:after="280"/>
+        <w:jc w:val="center"/>
         <w:pBdr>
-          <w:bottom w:val="single" w:sz="6" w:space="4" w:color="1F1F1F"/>
+          <w:bottom w:val="single" w:sz="6" w:space="1" w:color="1F1F1F"/>
         </w:pBdr>
       </w:pPr>
-      <w:r>
-        <w:rPr>
+    </w:p>
+    <w:p>
+      <w:pPr>
+        <w:spacing w:after="520"/>
+        <w:jc w:val="center"/>
+      </w:pPr>
+      <w:r>
+        <w:rPr>
+          <w:rFonts w:ascii="Calibri" w:hAnsi="Calibri"/>
+          <w:b w:val="0"/>
+          <w:i w:val="0"/>
+          <w:color w:val="5A5A5A"/>
+          <w:sz w:val="28"/>
+        </w:rPr>
+        <w:t>Sistema CITO — Ferramenta de Pré-diagnóstico da Síndrome do X Frágil</w:t>
+      </w:r>
+    </w:p>
+    <w:p>
+      <w:pPr>
+        <w:spacing w:after="160"/>
+        <w:ind w:left="864" w:right="864"/>
+        <w:jc w:val="center"/>
+      </w:pPr>
+      <w:r>
+        <w:rPr>
+          <w:rFonts w:ascii="Calibri" w:hAnsi="Calibri"/>
+          <w:b w:val="0"/>
+          <w:i w:val="0"/>
+          <w:color w:val="333333"/>
+          <w:sz w:val="22"/>
+        </w:rPr>
+        <w:t xml:space="preserve">Este documento é um aprofundamento técnico sobre </w:t>
+      </w:r>
+      <w:r>
+        <w:rPr>
+          <w:rFonts w:ascii="Calibri" w:hAnsi="Calibri"/>
           <w:b/>
-          <w:color w:val="0A0A0A"/>
-          <w:sz w:val="44"/>
-        </w:rPr>
-        <w:t>Documento de Implementação Técnica</w:t>
+          <w:color w:val="333333"/>
+          <w:sz w:val="22"/>
+        </w:rPr>
+        <w:t>como o sistema foi efetivamente construído</w:t>
+      </w:r>
+      <w:r>
+        <w:rPr>
+          <w:rFonts w:ascii="Calibri" w:hAnsi="Calibri"/>
+          <w:b w:val="0"/>
+          <w:i w:val="0"/>
+          <w:color w:val="333333"/>
+          <w:sz w:val="22"/>
+        </w:rPr>
+        <w:t>. Cobre as escolhas tecnológicas, a estratégia de criptografia, o mecanismo de autenticação, a implementação do escore clínico, a conformidade com a LGPD em cada camada, o modelo de comunicação do front-end e demais detalhes de implementação que um desenvolvedor recém-chegado precisaria conhecer para dominar o código. Todo o conteúdo foi verificado contra o código-fonte real.</w:t>
+      </w:r>
+    </w:p>
+    <w:p>
+      <w:r>
+        <w:br w:type="page"/>
       </w:r>
     </w:p>
     <w:p>
       <w:pPr>
         <w:keepNext/>
-        <w:spacing w:before="320" w:after="120"/>
+        <w:keepLines/>
+        <w:spacing w:before="360" w:after="140"/>
+        <w:widowControl w:val="true"/>
         <w:pBdr>
-          <w:bottom w:val="single" w:sz="4" w:space="4" w:color="C8C8C8"/>
+          <w:bottom w:val="single" w:sz="8" w:space="4" w:color="1F1F1F"/>
         </w:pBdr>
       </w:pPr>
       <w:r>
         <w:rPr>
+          <w:rFonts w:ascii="Calibri" w:hAnsi="Calibri"/>
           <w:b/>
-          <w:color w:val="0A0A0A"/>
-          <w:sz w:val="32"/>
-        </w:rPr>
-        <w:t>Sistema CITO — Ferramenta de Pré-diagnóstico da Síndrome do X Frágil</w:t>
+          <w:i w:val="0"/>
+          <w:color w:val="0A0A0A"/>
+          <w:sz w:val="34"/>
+        </w:rPr>
+        <w:t>1. Escolhas tecnológicas e suas razões</w:t>
       </w:r>
     </w:p>
     <w:p>
       <w:pPr>
+        <w:spacing w:after="140"/>
         <w:jc w:val="both"/>
+        <w:widowControl w:val="true"/>
       </w:pPr>
       <w:r>
         <w:rPr>
-          <w:color w:val="0A0A0A"/>
-          <w:sz w:val="21"/>
-        </w:rPr>
-        <w:t xml:space="preserve">Este documento é um aprofundamento técnico sobre </w:t>
-      </w:r>
-      <w:r>
-        <w:rPr>
-          <w:b/>
-          <w:color w:val="0A0A0A"/>
-          <w:sz w:val="21"/>
-        </w:rPr>
-        <w:t>como o sistema foi efetivamente construído</w:t>
-      </w:r>
-      <w:r>
-        <w:rPr>
-          <w:color w:val="0A0A0A"/>
-          <w:sz w:val="21"/>
-        </w:rPr>
-        <w:t>. Cobre as escolhas tecnológicas, a estratégia de criptografia, o mecanismo de autenticação, a implementação do escore clínico, a conformidade com a LGPD em cada camada, o modelo de comunicação do front-end e demais detalhes de implementação que um desenvolvedor recém-chegado precisaria conhecer para dominar o código. Todo o conteúdo foi verificado contra o código-fonte real.</w:t>
-      </w:r>
-    </w:p>
-    <w:p>
-      <w:pPr>
-        <w:keepNext/>
-        <w:spacing w:before="320" w:after="120"/>
-        <w:pBdr>
-          <w:bottom w:val="single" w:sz="6" w:space="4" w:color="1F1F1F"/>
-        </w:pBdr>
-      </w:pPr>
-      <w:r>
-        <w:rPr>
-          <w:b/>
-          <w:color w:val="0A0A0A"/>
-          <w:sz w:val="44"/>
-        </w:rPr>
-        <w:t>1. Escolhas tecnológicas e suas razões</w:t>
-      </w:r>
-    </w:p>
-    <w:p>
-      <w:pPr>
-        <w:jc w:val="both"/>
-      </w:pPr>
-      <w:r>
-        <w:rPr>
+          <w:rFonts w:ascii="Calibri" w:hAnsi="Calibri"/>
+          <w:b w:val="0"/>
+          <w:i w:val="0"/>
           <w:color w:val="0A0A0A"/>
           <w:sz w:val="21"/>
         </w:rPr>
@@ -97,27 +132,41 @@
         <w:tblStyle w:val="TableGrid"/>
         <w:tblW w:type="auto" w:w="0"/>
         <w:jc w:val="center"/>
-        <w:tblLayout w:type="autofit"/>
+        <w:tblLayout w:type="fixed"/>
         <w:tblLook w:firstColumn="1" w:firstRow="1" w:lastColumn="0" w:lastRow="0" w:noHBand="0" w:noVBand="1" w:val="04A0"/>
+        <w:tblLayout w:type="fixed"/>
+        <w:tblW w:type="dxa" w:w="9360"/>
+        <w:tblCellMar>
+          <w:top w:w="40" w:type="dxa"/>
+          <w:bottom w:w="40" w:type="dxa"/>
+          <w:left w:w="90" w:type="dxa"/>
+          <w:right w:w="90" w:type="dxa"/>
+        </w:tblCellMar>
       </w:tblPr>
       <w:tblGrid>
-        <w:gridCol w:w="3216"/>
-        <w:gridCol w:w="3216"/>
-        <w:gridCol w:w="3216"/>
+        <w:gridCol w:w="2374"/>
+        <w:gridCol w:w="2794"/>
+        <w:gridCol w:w="4191"/>
       </w:tblGrid>
       <w:tr>
+        <w:trPr>
+          <w:tblHeader/>
+          <w:cantSplit/>
+        </w:trPr>
         <w:tc>
           <w:tcPr>
-            <w:tcW w:type="dxa" w:w="3216"/>
+            <w:tcW w:type="dxa" w:w="2374"/>
             <w:shd w:val="clear" w:color="auto" w:fill="1F1F1F"/>
           </w:tcPr>
           <w:p>
             <w:pPr>
-              <w:jc w:val="left"/>
+              <w:spacing w:after="20" w:before="20"/>
             </w:pPr>
             <w:r>
               <w:rPr>
+                <w:rFonts w:ascii="Calibri" w:hAnsi="Calibri"/>
                 <w:b/>
+                <w:i w:val="0"/>
                 <w:color w:val="FFFFFF"/>
                 <w:sz w:val="19"/>
               </w:rPr>
@@ -127,16 +176,18 @@
         </w:tc>
         <w:tc>
           <w:tcPr>
-            <w:tcW w:type="dxa" w:w="3216"/>
+            <w:tcW w:type="dxa" w:w="2794"/>
             <w:shd w:val="clear" w:color="auto" w:fill="1F1F1F"/>
           </w:tcPr>
           <w:p>
             <w:pPr>
-              <w:jc w:val="left"/>
+              <w:spacing w:after="20" w:before="20"/>
             </w:pPr>
             <w:r>
               <w:rPr>
+                <w:rFonts w:ascii="Calibri" w:hAnsi="Calibri"/>
                 <w:b/>
+                <w:i w:val="0"/>
                 <w:color w:val="FFFFFF"/>
                 <w:sz w:val="19"/>
               </w:rPr>
@@ -146,16 +197,18 @@
         </w:tc>
         <w:tc>
           <w:tcPr>
-            <w:tcW w:type="dxa" w:w="3216"/>
+            <w:tcW w:type="dxa" w:w="4191"/>
             <w:shd w:val="clear" w:color="auto" w:fill="1F1F1F"/>
           </w:tcPr>
           <w:p>
             <w:pPr>
-              <w:jc w:val="left"/>
+              <w:spacing w:after="20" w:before="20"/>
             </w:pPr>
             <w:r>
               <w:rPr>
+                <w:rFonts w:ascii="Calibri" w:hAnsi="Calibri"/>
                 <w:b/>
+                <w:i w:val="0"/>
                 <w:color w:val="FFFFFF"/>
                 <w:sz w:val="19"/>
               </w:rPr>
@@ -165,16 +218,22 @@
         </w:tc>
       </w:tr>
       <w:tr>
+        <w:trPr>
+          <w:cantSplit/>
+        </w:trPr>
         <w:tc>
           <w:tcPr>
-            <w:tcW w:type="dxa" w:w="3216"/>
+            <w:tcW w:type="dxa" w:w="2374"/>
           </w:tcPr>
           <w:p>
             <w:pPr>
-              <w:spacing w:after="40"/>
+              <w:spacing w:after="40" w:before="20"/>
             </w:pPr>
             <w:r>
               <w:rPr>
+                <w:rFonts w:ascii="Calibri" w:hAnsi="Calibri"/>
+                <w:b w:val="0"/>
+                <w:i w:val="0"/>
                 <w:color w:val="0A0A0A"/>
                 <w:sz w:val="19"/>
               </w:rPr>
@@ -184,18 +243,18 @@
         </w:tc>
         <w:tc>
           <w:tcPr>
-            <w:tcW w:type="dxa" w:w="3216"/>
+            <w:tcW w:type="dxa" w:w="2794"/>
           </w:tcPr>
           <w:p>
             <w:pPr>
-              <w:spacing w:after="40"/>
+              <w:spacing w:after="40" w:before="20"/>
             </w:pPr>
             <w:r>
               <w:rPr>
                 <w:rFonts w:ascii="Consolas" w:hAnsi="Consolas"/>
                 <w:color w:val="1F1F1F"/>
                 <w:sz w:val="17"/>
-                <w:shd w:val="clear" w:fill="F2F2F2"/>
+                <w:shd w:val="clear" w:color="auto" w:fill="F4F4F4"/>
               </w:rPr>
               <w:t>app/</w:t>
             </w:r>
@@ -203,14 +262,17 @@
         </w:tc>
         <w:tc>
           <w:tcPr>
-            <w:tcW w:type="dxa" w:w="3216"/>
+            <w:tcW w:type="dxa" w:w="4191"/>
           </w:tcPr>
           <w:p>
             <w:pPr>
-              <w:spacing w:after="40"/>
+              <w:spacing w:after="40" w:before="20"/>
             </w:pPr>
             <w:r>
               <w:rPr>
+                <w:rFonts w:ascii="Calibri" w:hAnsi="Calibri"/>
+                <w:b w:val="0"/>
+                <w:i w:val="0"/>
                 <w:color w:val="0A0A0A"/>
                 <w:sz w:val="19"/>
               </w:rPr>
@@ -220,17 +282,23 @@
         </w:tc>
       </w:tr>
       <w:tr>
+        <w:trPr>
+          <w:cantSplit/>
+        </w:trPr>
         <w:tc>
           <w:tcPr>
-            <w:tcW w:type="dxa" w:w="3216"/>
-            <w:shd w:val="clear" w:color="auto" w:fill="F6F6F6"/>
+            <w:tcW w:type="dxa" w:w="2374"/>
+            <w:shd w:val="clear" w:color="auto" w:fill="F7F7F7"/>
           </w:tcPr>
           <w:p>
             <w:pPr>
-              <w:spacing w:after="40"/>
+              <w:spacing w:after="40" w:before="20"/>
             </w:pPr>
             <w:r>
               <w:rPr>
+                <w:rFonts w:ascii="Calibri" w:hAnsi="Calibri"/>
+                <w:b w:val="0"/>
+                <w:i w:val="0"/>
                 <w:color w:val="0A0A0A"/>
                 <w:sz w:val="19"/>
               </w:rPr>
@@ -240,24 +308,27 @@
         </w:tc>
         <w:tc>
           <w:tcPr>
-            <w:tcW w:type="dxa" w:w="3216"/>
-            <w:shd w:val="clear" w:color="auto" w:fill="F6F6F6"/>
+            <w:tcW w:type="dxa" w:w="2794"/>
+            <w:shd w:val="clear" w:color="auto" w:fill="F7F7F7"/>
           </w:tcPr>
           <w:p>
             <w:pPr>
-              <w:spacing w:after="40"/>
+              <w:spacing w:after="40" w:before="20"/>
             </w:pPr>
             <w:r>
               <w:rPr>
                 <w:rFonts w:ascii="Consolas" w:hAnsi="Consolas"/>
                 <w:color w:val="1F1F1F"/>
                 <w:sz w:val="17"/>
-                <w:shd w:val="clear" w:fill="F2F2F2"/>
+                <w:shd w:val="clear" w:color="auto" w:fill="F4F4F4"/>
               </w:rPr>
               <w:t>db/database.py</w:t>
             </w:r>
             <w:r>
               <w:rPr>
+                <w:rFonts w:ascii="Calibri" w:hAnsi="Calibri"/>
+                <w:b w:val="0"/>
+                <w:i w:val="0"/>
                 <w:color w:val="0A0A0A"/>
                 <w:sz w:val="19"/>
               </w:rPr>
@@ -267,15 +338,18 @@
         </w:tc>
         <w:tc>
           <w:tcPr>
-            <w:tcW w:type="dxa" w:w="3216"/>
-            <w:shd w:val="clear" w:color="auto" w:fill="F6F6F6"/>
+            <w:tcW w:type="dxa" w:w="4191"/>
+            <w:shd w:val="clear" w:color="auto" w:fill="F7F7F7"/>
           </w:tcPr>
           <w:p>
             <w:pPr>
-              <w:spacing w:after="40"/>
+              <w:spacing w:after="40" w:before="20"/>
             </w:pPr>
             <w:r>
               <w:rPr>
+                <w:rFonts w:ascii="Calibri" w:hAnsi="Calibri"/>
+                <w:b w:val="0"/>
+                <w:i w:val="0"/>
                 <w:color w:val="0A0A0A"/>
                 <w:sz w:val="19"/>
               </w:rPr>
@@ -285,16 +359,22 @@
         </w:tc>
       </w:tr>
       <w:tr>
+        <w:trPr>
+          <w:cantSplit/>
+        </w:trPr>
         <w:tc>
           <w:tcPr>
-            <w:tcW w:type="dxa" w:w="3216"/>
+            <w:tcW w:type="dxa" w:w="2374"/>
           </w:tcPr>
           <w:p>
             <w:pPr>
-              <w:spacing w:after="40"/>
+              <w:spacing w:after="40" w:before="20"/>
             </w:pPr>
             <w:r>
               <w:rPr>
+                <w:rFonts w:ascii="Calibri" w:hAnsi="Calibri"/>
+                <w:b w:val="0"/>
+                <w:i w:val="0"/>
                 <w:color w:val="0A0A0A"/>
                 <w:sz w:val="19"/>
               </w:rPr>
@@ -305,12 +385,15 @@
                 <w:rFonts w:ascii="Consolas" w:hAnsi="Consolas"/>
                 <w:color w:val="1F1F1F"/>
                 <w:sz w:val="17"/>
-                <w:shd w:val="clear" w:fill="F2F2F2"/>
+                <w:shd w:val="clear" w:color="auto" w:fill="F4F4F4"/>
               </w:rPr>
               <w:t>text()</w:t>
             </w:r>
             <w:r>
               <w:rPr>
+                <w:rFonts w:ascii="Calibri" w:hAnsi="Calibri"/>
+                <w:b w:val="0"/>
+                <w:i w:val="0"/>
                 <w:color w:val="0A0A0A"/>
                 <w:sz w:val="19"/>
               </w:rPr>
@@ -320,18 +403,18 @@
         </w:tc>
         <w:tc>
           <w:tcPr>
-            <w:tcW w:type="dxa" w:w="3216"/>
+            <w:tcW w:type="dxa" w:w="2794"/>
           </w:tcPr>
           <w:p>
             <w:pPr>
-              <w:spacing w:after="40"/>
+              <w:spacing w:after="40" w:before="20"/>
             </w:pPr>
             <w:r>
               <w:rPr>
                 <w:rFonts w:ascii="Consolas" w:hAnsi="Consolas"/>
                 <w:color w:val="1F1F1F"/>
                 <w:sz w:val="17"/>
-                <w:shd w:val="clear" w:fill="F2F2F2"/>
+                <w:shd w:val="clear" w:color="auto" w:fill="F4F4F4"/>
               </w:rPr>
               <w:t>interfaces/repositories/</w:t>
             </w:r>
@@ -339,14 +422,17 @@
         </w:tc>
         <w:tc>
           <w:tcPr>
-            <w:tcW w:type="dxa" w:w="3216"/>
+            <w:tcW w:type="dxa" w:w="4191"/>
           </w:tcPr>
           <w:p>
             <w:pPr>
-              <w:spacing w:after="40"/>
+              <w:spacing w:after="40" w:before="20"/>
             </w:pPr>
             <w:r>
               <w:rPr>
+                <w:rFonts w:ascii="Calibri" w:hAnsi="Calibri"/>
+                <w:b w:val="0"/>
+                <w:i w:val="0"/>
                 <w:color w:val="0A0A0A"/>
                 <w:sz w:val="19"/>
               </w:rPr>
@@ -356,17 +442,23 @@
         </w:tc>
       </w:tr>
       <w:tr>
+        <w:trPr>
+          <w:cantSplit/>
+        </w:trPr>
         <w:tc>
           <w:tcPr>
-            <w:tcW w:type="dxa" w:w="3216"/>
-            <w:shd w:val="clear" w:color="auto" w:fill="F6F6F6"/>
+            <w:tcW w:type="dxa" w:w="2374"/>
+            <w:shd w:val="clear" w:color="auto" w:fill="F7F7F7"/>
           </w:tcPr>
           <w:p>
             <w:pPr>
-              <w:spacing w:after="40"/>
+              <w:spacing w:after="40" w:before="20"/>
             </w:pPr>
             <w:r>
               <w:rPr>
+                <w:rFonts w:ascii="Calibri" w:hAnsi="Calibri"/>
+                <w:b w:val="0"/>
+                <w:i w:val="0"/>
                 <w:color w:val="0A0A0A"/>
                 <w:sz w:val="19"/>
               </w:rPr>
@@ -376,19 +468,19 @@
         </w:tc>
         <w:tc>
           <w:tcPr>
-            <w:tcW w:type="dxa" w:w="3216"/>
-            <w:shd w:val="clear" w:color="auto" w:fill="F6F6F6"/>
+            <w:tcW w:type="dxa" w:w="2794"/>
+            <w:shd w:val="clear" w:color="auto" w:fill="F7F7F7"/>
           </w:tcPr>
           <w:p>
             <w:pPr>
-              <w:spacing w:after="40"/>
+              <w:spacing w:after="40" w:before="20"/>
             </w:pPr>
             <w:r>
               <w:rPr>
                 <w:rFonts w:ascii="Consolas" w:hAnsi="Consolas"/>
                 <w:color w:val="1F1F1F"/>
                 <w:sz w:val="17"/>
-                <w:shd w:val="clear" w:fill="F2F2F2"/>
+                <w:shd w:val="clear" w:color="auto" w:fill="F4F4F4"/>
               </w:rPr>
               <w:t>core/security.py</w:t>
             </w:r>
@@ -396,15 +488,18 @@
         </w:tc>
         <w:tc>
           <w:tcPr>
-            <w:tcW w:type="dxa" w:w="3216"/>
-            <w:shd w:val="clear" w:color="auto" w:fill="F6F6F6"/>
+            <w:tcW w:type="dxa" w:w="4191"/>
+            <w:shd w:val="clear" w:color="auto" w:fill="F7F7F7"/>
           </w:tcPr>
           <w:p>
             <w:pPr>
-              <w:spacing w:after="40"/>
+              <w:spacing w:after="40" w:before="20"/>
             </w:pPr>
             <w:r>
               <w:rPr>
+                <w:rFonts w:ascii="Calibri" w:hAnsi="Calibri"/>
+                <w:b w:val="0"/>
+                <w:i w:val="0"/>
                 <w:color w:val="0A0A0A"/>
                 <w:sz w:val="19"/>
               </w:rPr>
@@ -415,12 +510,15 @@
                 <w:rFonts w:ascii="Consolas" w:hAnsi="Consolas"/>
                 <w:color w:val="1F1F1F"/>
                 <w:sz w:val="17"/>
-                <w:shd w:val="clear" w:fill="F2F2F2"/>
+                <w:shd w:val="clear" w:color="auto" w:fill="F4F4F4"/>
               </w:rPr>
               <w:t>cryptography</w:t>
             </w:r>
             <w:r>
               <w:rPr>
+                <w:rFonts w:ascii="Calibri" w:hAnsi="Calibri"/>
+                <w:b w:val="0"/>
+                <w:i w:val="0"/>
                 <w:color w:val="0A0A0A"/>
                 <w:sz w:val="19"/>
               </w:rPr>
@@ -430,16 +528,22 @@
         </w:tc>
       </w:tr>
       <w:tr>
+        <w:trPr>
+          <w:cantSplit/>
+        </w:trPr>
         <w:tc>
           <w:tcPr>
-            <w:tcW w:type="dxa" w:w="3216"/>
+            <w:tcW w:type="dxa" w:w="2374"/>
           </w:tcPr>
           <w:p>
             <w:pPr>
-              <w:spacing w:after="40"/>
+              <w:spacing w:after="40" w:before="20"/>
             </w:pPr>
             <w:r>
               <w:rPr>
+                <w:rFonts w:ascii="Calibri" w:hAnsi="Calibri"/>
+                <w:b w:val="0"/>
+                <w:i w:val="0"/>
                 <w:color w:val="0A0A0A"/>
                 <w:sz w:val="19"/>
               </w:rPr>
@@ -449,18 +553,18 @@
         </w:tc>
         <w:tc>
           <w:tcPr>
-            <w:tcW w:type="dxa" w:w="3216"/>
+            <w:tcW w:type="dxa" w:w="2794"/>
           </w:tcPr>
           <w:p>
             <w:pPr>
-              <w:spacing w:after="40"/>
+              <w:spacing w:after="40" w:before="20"/>
             </w:pPr>
             <w:r>
               <w:rPr>
                 <w:rFonts w:ascii="Consolas" w:hAnsi="Consolas"/>
                 <w:color w:val="1F1F1F"/>
                 <w:sz w:val="17"/>
-                <w:shd w:val="clear" w:fill="F2F2F2"/>
+                <w:shd w:val="clear" w:color="auto" w:fill="F4F4F4"/>
               </w:rPr>
               <w:t>frontend/</w:t>
             </w:r>
@@ -468,34 +572,62 @@
         </w:tc>
         <w:tc>
           <w:tcPr>
-            <w:tcW w:type="dxa" w:w="3216"/>
+            <w:tcW w:type="dxa" w:w="4191"/>
           </w:tcPr>
           <w:p>
             <w:pPr>
-              <w:spacing w:after="40"/>
+              <w:spacing w:after="40" w:before="20"/>
             </w:pPr>
             <w:r>
               <w:rPr>
+                <w:rFonts w:ascii="Calibri" w:hAnsi="Calibri"/>
+                <w:b w:val="0"/>
+                <w:i w:val="0"/>
                 <w:color w:val="0A0A0A"/>
                 <w:sz w:val="19"/>
               </w:rPr>
-              <w:t>Elimina a etapa de build e o *tooling* de front; transpila JSX no navegador com Babel Standalone</w:t>
+              <w:t xml:space="preserve">Elimina a etapa de build e o </w:t>
+            </w:r>
+            <w:r>
+              <w:rPr>
+                <w:rFonts w:ascii="Calibri" w:hAnsi="Calibri"/>
+                <w:i/>
+                <w:color w:val="0A0A0A"/>
+                <w:sz w:val="19"/>
+              </w:rPr>
+              <w:t>tooling</w:t>
+            </w:r>
+            <w:r>
+              <w:rPr>
+                <w:rFonts w:ascii="Calibri" w:hAnsi="Calibri"/>
+                <w:b w:val="0"/>
+                <w:i w:val="0"/>
+                <w:color w:val="0A0A0A"/>
+                <w:sz w:val="19"/>
+              </w:rPr>
+              <w:t xml:space="preserve"> de front; transpila JSX no navegador com Babel Standalone</w:t>
             </w:r>
           </w:p>
         </w:tc>
       </w:tr>
       <w:tr>
+        <w:trPr>
+          <w:cantSplit/>
+        </w:trPr>
         <w:tc>
           <w:tcPr>
-            <w:tcW w:type="dxa" w:w="3216"/>
-            <w:shd w:val="clear" w:color="auto" w:fill="F6F6F6"/>
+            <w:tcW w:type="dxa" w:w="2374"/>
+            <w:shd w:val="clear" w:color="auto" w:fill="F7F7F7"/>
           </w:tcPr>
           <w:p>
             <w:pPr>
-              <w:spacing w:after="40"/>
+              <w:spacing w:after="40" w:before="20"/>
             </w:pPr>
             <w:r>
               <w:rPr>
+                <w:rFonts w:ascii="Calibri" w:hAnsi="Calibri"/>
+                <w:b w:val="0"/>
+                <w:i w:val="0"/>
                 <w:color w:val="0A0A0A"/>
                 <w:sz w:val="19"/>
               </w:rPr>
@@ -505,19 +637,19 @@
         </w:tc>
         <w:tc>
           <w:tcPr>
-            <w:tcW w:type="dxa" w:w="3216"/>
-            <w:shd w:val="clear" w:color="auto" w:fill="F6F6F6"/>
+            <w:tcW w:type="dxa" w:w="2794"/>
+            <w:shd w:val="clear" w:color="auto" w:fill="F7F7F7"/>
           </w:tcPr>
           <w:p>
             <w:pPr>
-              <w:spacing w:after="40"/>
+              <w:spacing w:after="40" w:before="20"/>
             </w:pPr>
             <w:r>
               <w:rPr>
                 <w:rFonts w:ascii="Consolas" w:hAnsi="Consolas"/>
                 <w:color w:val="1F1F1F"/>
                 <w:sz w:val="17"/>
-                <w:shd w:val="clear" w:fill="F2F2F2"/>
+                <w:shd w:val="clear" w:color="auto" w:fill="F4F4F4"/>
               </w:rPr>
               <w:t>fn_calcular_score_triagem</w:t>
             </w:r>
@@ -525,15 +657,18 @@
         </w:tc>
         <w:tc>
           <w:tcPr>
-            <w:tcW w:type="dxa" w:w="3216"/>
-            <w:shd w:val="clear" w:color="auto" w:fill="F6F6F6"/>
+            <w:tcW w:type="dxa" w:w="4191"/>
+            <w:shd w:val="clear" w:color="auto" w:fill="F7F7F7"/>
           </w:tcPr>
           <w:p>
             <w:pPr>
-              <w:spacing w:after="40"/>
+              <w:spacing w:after="40" w:before="20"/>
             </w:pPr>
             <w:r>
               <w:rPr>
+                <w:rFonts w:ascii="Calibri" w:hAnsi="Calibri"/>
+                <w:b w:val="0"/>
+                <w:i w:val="0"/>
                 <w:color w:val="0A0A0A"/>
                 <w:sz w:val="19"/>
               </w:rPr>
@@ -545,36 +680,50 @@
     </w:tbl>
     <w:p>
       <w:pPr>
-        <w:keepNext/>
-        <w:spacing w:before="320" w:after="120"/>
-        <w:pBdr>
-          <w:bottom w:val="single" w:sz="6" w:space="4" w:color="1F1F1F"/>
-        </w:pBdr>
+        <w:spacing w:after="40" w:before="0"/>
       </w:pPr>
-      <w:r>
-        <w:rPr>
-          <w:b/>
-          <w:color w:val="0A0A0A"/>
-          <w:sz w:val="44"/>
-        </w:rPr>
-        <w:t>2. Configuração tipada</w:t>
-      </w:r>
     </w:p>
     <w:p>
       <w:pPr>
+        <w:keepNext/>
+        <w:keepLines/>
+        <w:spacing w:before="360" w:after="140"/>
+        <w:widowControl w:val="true"/>
+        <w:pBdr>
+          <w:bottom w:val="single" w:sz="8" w:space="4" w:color="1F1F1F"/>
+        </w:pBdr>
+      </w:pPr>
+      <w:r>
+        <w:rPr>
+          <w:rFonts w:ascii="Calibri" w:hAnsi="Calibri"/>
+          <w:b/>
+          <w:i w:val="0"/>
+          <w:color w:val="0A0A0A"/>
+          <w:sz w:val="34"/>
+        </w:rPr>
+        <w:t>2. Configuração tipada</w:t>
+      </w:r>
+    </w:p>
+    <w:p>
+      <w:pPr>
+        <w:spacing w:after="140"/>
         <w:jc w:val="both"/>
+        <w:widowControl w:val="true"/>
       </w:pPr>
       <w:r>
         <w:rPr>
           <w:rFonts w:ascii="Consolas" w:hAnsi="Consolas"/>
           <w:color w:val="1F1F1F"/>
           <w:sz w:val="19"/>
-          <w:shd w:val="clear" w:fill="F2F2F2"/>
+          <w:shd w:val="clear" w:color="auto" w:fill="F4F4F4"/>
         </w:rPr>
         <w:t>app/core/config.py</w:t>
       </w:r>
       <w:r>
         <w:rPr>
+          <w:rFonts w:ascii="Calibri" w:hAnsi="Calibri"/>
+          <w:b w:val="0"/>
+          <w:i w:val="0"/>
           <w:color w:val="0A0A0A"/>
           <w:sz w:val="21"/>
         </w:rPr>
@@ -585,12 +734,15 @@
           <w:rFonts w:ascii="Consolas" w:hAnsi="Consolas"/>
           <w:color w:val="1F1F1F"/>
           <w:sz w:val="19"/>
-          <w:shd w:val="clear" w:fill="F2F2F2"/>
+          <w:shd w:val="clear" w:color="auto" w:fill="F4F4F4"/>
         </w:rPr>
         <w:t>Settings(BaseSettings)</w:t>
       </w:r>
       <w:r>
         <w:rPr>
+          <w:rFonts w:ascii="Calibri" w:hAnsi="Calibri"/>
+          <w:b w:val="0"/>
+          <w:i w:val="0"/>
           <w:color w:val="0A0A0A"/>
           <w:sz w:val="21"/>
         </w:rPr>
@@ -601,12 +753,15 @@
           <w:rFonts w:ascii="Consolas" w:hAnsi="Consolas"/>
           <w:color w:val="1F1F1F"/>
           <w:sz w:val="19"/>
-          <w:shd w:val="clear" w:fill="F2F2F2"/>
+          <w:shd w:val="clear" w:color="auto" w:fill="F4F4F4"/>
         </w:rPr>
         <w:t>pydantic-settings</w:t>
       </w:r>
       <w:r>
         <w:rPr>
+          <w:rFonts w:ascii="Calibri" w:hAnsi="Calibri"/>
+          <w:b w:val="0"/>
+          <w:i w:val="0"/>
           <w:color w:val="0A0A0A"/>
           <w:sz w:val="21"/>
         </w:rPr>
@@ -617,12 +772,15 @@
           <w:rFonts w:ascii="Consolas" w:hAnsi="Consolas"/>
           <w:color w:val="1F1F1F"/>
           <w:sz w:val="19"/>
-          <w:shd w:val="clear" w:fill="F2F2F2"/>
+          <w:shd w:val="clear" w:color="auto" w:fill="F4F4F4"/>
         </w:rPr>
         <w:t>.env</w:t>
       </w:r>
       <w:r>
         <w:rPr>
+          <w:rFonts w:ascii="Calibri" w:hAnsi="Calibri"/>
+          <w:b w:val="0"/>
+          <w:i w:val="0"/>
           <w:color w:val="0A0A0A"/>
           <w:sz w:val="21"/>
         </w:rPr>
@@ -633,12 +791,15 @@
           <w:rFonts w:ascii="Consolas" w:hAnsi="Consolas"/>
           <w:color w:val="1F1F1F"/>
           <w:sz w:val="19"/>
-          <w:shd w:val="clear" w:fill="F2F2F2"/>
+          <w:shd w:val="clear" w:color="auto" w:fill="F4F4F4"/>
         </w:rPr>
         <w:t>get_settings()</w:t>
       </w:r>
       <w:r>
         <w:rPr>
+          <w:rFonts w:ascii="Calibri" w:hAnsi="Calibri"/>
+          <w:b w:val="0"/>
+          <w:i w:val="0"/>
           <w:color w:val="0A0A0A"/>
           <w:sz w:val="21"/>
         </w:rPr>
@@ -649,12 +810,15 @@
           <w:rFonts w:ascii="Consolas" w:hAnsi="Consolas"/>
           <w:color w:val="1F1F1F"/>
           <w:sz w:val="19"/>
-          <w:shd w:val="clear" w:fill="F2F2F2"/>
+          <w:shd w:val="clear" w:color="auto" w:fill="F4F4F4"/>
         </w:rPr>
         <w:t>@lru_cache</w:t>
       </w:r>
       <w:r>
         <w:rPr>
+          <w:rFonts w:ascii="Calibri" w:hAnsi="Calibri"/>
+          <w:b w:val="0"/>
+          <w:i w:val="0"/>
           <w:color w:val="0A0A0A"/>
           <w:sz w:val="21"/>
         </w:rPr>
@@ -665,12 +829,15 @@
           <w:rFonts w:ascii="Consolas" w:hAnsi="Consolas"/>
           <w:color w:val="1F1F1F"/>
           <w:sz w:val="19"/>
-          <w:shd w:val="clear" w:fill="F2F2F2"/>
+          <w:shd w:val="clear" w:color="auto" w:fill="F4F4F4"/>
         </w:rPr>
         <w:t>Depends</w:t>
       </w:r>
       <w:r>
         <w:rPr>
+          <w:rFonts w:ascii="Calibri" w:hAnsi="Calibri"/>
+          <w:b w:val="0"/>
+          <w:i w:val="0"/>
           <w:color w:val="0A0A0A"/>
           <w:sz w:val="21"/>
         </w:rPr>
@@ -679,10 +846,15 @@
     </w:p>
     <w:p>
       <w:pPr>
+        <w:spacing w:after="140"/>
         <w:jc w:val="both"/>
+        <w:widowControl w:val="true"/>
       </w:pPr>
       <w:r>
         <w:rPr>
+          <w:rFonts w:ascii="Calibri" w:hAnsi="Calibri"/>
+          <w:b w:val="0"/>
+          <w:i w:val="0"/>
           <w:color w:val="0A0A0A"/>
           <w:sz w:val="21"/>
         </w:rPr>
@@ -692,27 +864,33 @@
     <w:p>
       <w:pPr>
         <w:spacing w:after="60"/>
-        <w:ind w:left="432"/>
+        <w:ind w:left="461" w:hanging="288"/>
+        <w:widowControl w:val="true"/>
       </w:pPr>
       <w:r>
         <w:rPr>
+          <w:rFonts w:ascii="Calibri" w:hAnsi="Calibri"/>
           <w:b w:val="0"/>
           <w:color w:val="1F1F1F"/>
           <w:sz w:val="21"/>
         </w:rPr>
-        <w:t xml:space="preserve">•  </w:t>
+        <w:t>•</w:t>
+        <w:tab/>
       </w:r>
       <w:r>
         <w:rPr>
           <w:rFonts w:ascii="Consolas" w:hAnsi="Consolas"/>
           <w:color w:val="1F1F1F"/>
           <w:sz w:val="19"/>
-          <w:shd w:val="clear" w:fill="F2F2F2"/>
+          <w:shd w:val="clear" w:color="auto" w:fill="F4F4F4"/>
         </w:rPr>
         <w:t>cors_origins</w:t>
       </w:r>
       <w:r>
         <w:rPr>
+          <w:rFonts w:ascii="Calibri" w:hAnsi="Calibri"/>
+          <w:b w:val="0"/>
+          <w:i w:val="0"/>
           <w:color w:val="0A0A0A"/>
           <w:sz w:val="21"/>
         </w:rPr>
@@ -723,12 +901,15 @@
           <w:rFonts w:ascii="Consolas" w:hAnsi="Consolas"/>
           <w:color w:val="1F1F1F"/>
           <w:sz w:val="19"/>
-          <w:shd w:val="clear" w:fill="F2F2F2"/>
+          <w:shd w:val="clear" w:color="auto" w:fill="F4F4F4"/>
         </w:rPr>
         <w:t>NoDecode</w:t>
       </w:r>
       <w:r>
         <w:rPr>
+          <w:rFonts w:ascii="Calibri" w:hAnsi="Calibri"/>
+          <w:b w:val="0"/>
+          <w:i w:val="0"/>
           <w:color w:val="0A0A0A"/>
           <w:sz w:val="21"/>
         </w:rPr>
@@ -739,12 +920,15 @@
           <w:rFonts w:ascii="Consolas" w:hAnsi="Consolas"/>
           <w:color w:val="1F1F1F"/>
           <w:sz w:val="19"/>
-          <w:shd w:val="clear" w:fill="F2F2F2"/>
+          <w:shd w:val="clear" w:color="auto" w:fill="F4F4F4"/>
         </w:rPr>
         <w:t>field_validator</w:t>
       </w:r>
       <w:r>
         <w:rPr>
+          <w:rFonts w:ascii="Calibri" w:hAnsi="Calibri"/>
+          <w:b w:val="0"/>
+          <w:i w:val="0"/>
           <w:color w:val="0A0A0A"/>
           <w:sz w:val="21"/>
         </w:rPr>
@@ -755,12 +939,15 @@
           <w:rFonts w:ascii="Consolas" w:hAnsi="Consolas"/>
           <w:color w:val="1F1F1F"/>
           <w:sz w:val="19"/>
-          <w:shd w:val="clear" w:fill="F2F2F2"/>
+          <w:shd w:val="clear" w:color="auto" w:fill="F4F4F4"/>
         </w:rPr>
         <w:t>before</w:t>
       </w:r>
       <w:r>
         <w:rPr>
+          <w:rFonts w:ascii="Calibri" w:hAnsi="Calibri"/>
+          <w:b w:val="0"/>
+          <w:i w:val="0"/>
           <w:color w:val="0A0A0A"/>
           <w:sz w:val="21"/>
         </w:rPr>
@@ -771,12 +958,15 @@
           <w:rFonts w:ascii="Consolas" w:hAnsi="Consolas"/>
           <w:color w:val="1F1F1F"/>
           <w:sz w:val="19"/>
-          <w:shd w:val="clear" w:fill="F2F2F2"/>
+          <w:shd w:val="clear" w:color="auto" w:fill="F4F4F4"/>
         </w:rPr>
         <w:t>["http://a","http://b"]</w:t>
       </w:r>
       <w:r>
         <w:rPr>
+          <w:rFonts w:ascii="Calibri" w:hAnsi="Calibri"/>
+          <w:b w:val="0"/>
+          <w:i w:val="0"/>
           <w:color w:val="0A0A0A"/>
           <w:sz w:val="21"/>
         </w:rPr>
@@ -787,12 +977,15 @@
           <w:rFonts w:ascii="Consolas" w:hAnsi="Consolas"/>
           <w:color w:val="1F1F1F"/>
           <w:sz w:val="19"/>
-          <w:shd w:val="clear" w:fill="F2F2F2"/>
+          <w:shd w:val="clear" w:color="auto" w:fill="F4F4F4"/>
         </w:rPr>
         <w:t>http://a,http://b</w:t>
       </w:r>
       <w:r>
         <w:rPr>
+          <w:rFonts w:ascii="Calibri" w:hAnsi="Calibri"/>
+          <w:b w:val="0"/>
+          <w:i w:val="0"/>
           <w:color w:val="0A0A0A"/>
           <w:sz w:val="21"/>
         </w:rPr>
@@ -803,42 +996,70 @@
           <w:rFonts w:ascii="Consolas" w:hAnsi="Consolas"/>
           <w:color w:val="1F1F1F"/>
           <w:sz w:val="19"/>
-          <w:shd w:val="clear" w:fill="F2F2F2"/>
+          <w:shd w:val="clear" w:color="auto" w:fill="F4F4F4"/>
         </w:rPr>
         <w:t>pydantic-settings</w:t>
       </w:r>
       <w:r>
         <w:rPr>
+          <w:rFonts w:ascii="Calibri" w:hAnsi="Calibri"/>
+          <w:b w:val="0"/>
+          <w:i w:val="0"/>
           <w:color w:val="0A0A0A"/>
           <w:sz w:val="21"/>
         </w:rPr>
-        <w:t xml:space="preserve"> tente fazer o *parse* de JSON antes da hora.</w:t>
+        <w:t xml:space="preserve"> tente fazer o </w:t>
+      </w:r>
+      <w:r>
+        <w:rPr>
+          <w:rFonts w:ascii="Calibri" w:hAnsi="Calibri"/>
+          <w:i/>
+          <w:color w:val="0A0A0A"/>
+          <w:sz w:val="21"/>
+        </w:rPr>
+        <w:t>parse</w:t>
+      </w:r>
+      <w:r>
+        <w:rPr>
+          <w:rFonts w:ascii="Calibri" w:hAnsi="Calibri"/>
+          <w:b w:val="0"/>
+          <w:i w:val="0"/>
+          <w:color w:val="0A0A0A"/>
+          <w:sz w:val="21"/>
+        </w:rPr>
+        <w:t xml:space="preserve"> de JSON antes da hora.</w:t>
       </w:r>
     </w:p>
     <w:p>
       <w:pPr>
         <w:spacing w:after="60"/>
-        <w:ind w:left="432"/>
+        <w:ind w:left="461" w:hanging="288"/>
+        <w:widowControl w:val="true"/>
       </w:pPr>
       <w:r>
         <w:rPr>
+          <w:rFonts w:ascii="Calibri" w:hAnsi="Calibri"/>
           <w:b w:val="0"/>
           <w:color w:val="1F1F1F"/>
           <w:sz w:val="21"/>
         </w:rPr>
-        <w:t xml:space="preserve">•  </w:t>
+        <w:t>•</w:t>
+        <w:tab/>
       </w:r>
       <w:r>
         <w:rPr>
           <w:rFonts w:ascii="Consolas" w:hAnsi="Consolas"/>
           <w:color w:val="1F1F1F"/>
           <w:sz w:val="19"/>
-          <w:shd w:val="clear" w:fill="F2F2F2"/>
+          <w:shd w:val="clear" w:color="auto" w:fill="F4F4F4"/>
         </w:rPr>
         <w:t>database_url</w:t>
       </w:r>
       <w:r>
         <w:rPr>
+          <w:rFonts w:ascii="Calibri" w:hAnsi="Calibri"/>
+          <w:b w:val="0"/>
+          <w:i w:val="0"/>
           <w:color w:val="0A0A0A"/>
           <w:sz w:val="21"/>
         </w:rPr>
@@ -849,12 +1070,15 @@
           <w:rFonts w:ascii="Consolas" w:hAnsi="Consolas"/>
           <w:color w:val="1F1F1F"/>
           <w:sz w:val="19"/>
-          <w:shd w:val="clear" w:fill="F2F2F2"/>
+          <w:shd w:val="clear" w:color="auto" w:fill="F4F4F4"/>
         </w:rPr>
         <w:t>pgp_key</w:t>
       </w:r>
       <w:r>
         <w:rPr>
+          <w:rFonts w:ascii="Calibri" w:hAnsi="Calibri"/>
+          <w:b w:val="0"/>
+          <w:i w:val="0"/>
           <w:color w:val="0A0A0A"/>
           <w:sz w:val="21"/>
         </w:rPr>
@@ -865,12 +1089,15 @@
           <w:rFonts w:ascii="Consolas" w:hAnsi="Consolas"/>
           <w:color w:val="1F1F1F"/>
           <w:sz w:val="19"/>
-          <w:shd w:val="clear" w:fill="F2F2F2"/>
+          <w:shd w:val="clear" w:color="auto" w:fill="F4F4F4"/>
         </w:rPr>
         <w:t>SecretStr</w:t>
       </w:r>
       <w:r>
         <w:rPr>
+          <w:rFonts w:ascii="Calibri" w:hAnsi="Calibri"/>
+          <w:b w:val="0"/>
+          <w:i w:val="0"/>
           <w:color w:val="0A0A0A"/>
           <w:sz w:val="21"/>
         </w:rPr>
@@ -881,12 +1108,15 @@
           <w:rFonts w:ascii="Consolas" w:hAnsi="Consolas"/>
           <w:color w:val="1F1F1F"/>
           <w:sz w:val="19"/>
-          <w:shd w:val="clear" w:fill="F2F2F2"/>
+          <w:shd w:val="clear" w:color="auto" w:fill="F4F4F4"/>
         </w:rPr>
         <w:t>repr</w:t>
       </w:r>
       <w:r>
         <w:rPr>
+          <w:rFonts w:ascii="Calibri" w:hAnsi="Calibri"/>
+          <w:b w:val="0"/>
+          <w:i w:val="0"/>
           <w:color w:val="0A0A0A"/>
           <w:sz w:val="21"/>
         </w:rPr>
@@ -897,12 +1127,15 @@
           <w:rFonts w:ascii="Consolas" w:hAnsi="Consolas"/>
           <w:color w:val="1F1F1F"/>
           <w:sz w:val="19"/>
-          <w:shd w:val="clear" w:fill="F2F2F2"/>
+          <w:shd w:val="clear" w:color="auto" w:fill="F4F4F4"/>
         </w:rPr>
         <w:t>.get_secret_value()</w:t>
       </w:r>
       <w:r>
         <w:rPr>
+          <w:rFonts w:ascii="Calibri" w:hAnsi="Calibri"/>
+          <w:b w:val="0"/>
+          <w:i w:val="0"/>
           <w:color w:val="0A0A0A"/>
           <w:sz w:val="21"/>
         </w:rPr>
@@ -913,12 +1146,15 @@
           <w:rFonts w:ascii="Consolas" w:hAnsi="Consolas"/>
           <w:color w:val="1F1F1F"/>
           <w:sz w:val="19"/>
-          <w:shd w:val="clear" w:fill="F2F2F2"/>
+          <w:shd w:val="clear" w:color="auto" w:fill="F4F4F4"/>
         </w:rPr>
         <w:t>import app.main</w:t>
       </w:r>
       <w:r>
         <w:rPr>
+          <w:rFonts w:ascii="Calibri" w:hAnsi="Calibri"/>
+          <w:b w:val="0"/>
+          <w:i w:val="0"/>
           <w:color w:val="0A0A0A"/>
           <w:sz w:val="21"/>
         </w:rPr>
@@ -929,12 +1165,15 @@
           <w:rFonts w:ascii="Consolas" w:hAnsi="Consolas"/>
           <w:color w:val="1F1F1F"/>
           <w:sz w:val="19"/>
-          <w:shd w:val="clear" w:fill="F2F2F2"/>
+          <w:shd w:val="clear" w:color="auto" w:fill="F4F4F4"/>
         </w:rPr>
         <w:t>.env</w:t>
       </w:r>
       <w:r>
         <w:rPr>
+          <w:rFonts w:ascii="Calibri" w:hAnsi="Calibri"/>
+          <w:b w:val="0"/>
+          <w:i w:val="0"/>
           <w:color w:val="0A0A0A"/>
           <w:sz w:val="21"/>
         </w:rPr>
@@ -943,9 +1182,10 @@
     </w:p>
     <w:p>
       <w:pPr>
-        <w:spacing w:before="80" w:after="160"/>
-        <w:ind w:left="144"/>
-        <w:shd w:val="clear" w:fill="F2F2F2"/>
+        <w:keepLines/>
+        <w:spacing w:before="80" w:after="180" w:line="240" w:lineRule="auto"/>
+        <w:ind w:left="173" w:right="72"/>
+        <w:shd w:val="clear" w:color="auto" w:fill="F4F4F4"/>
         <w:pBdr>
           <w:top w:val="single" w:sz="4" w:space="6" w:color="DDDDDD"/>
           <w:bottom w:val="single" w:sz="4" w:space="6" w:color="DDDDDD"/>
@@ -957,7 +1197,7 @@
         <w:rPr>
           <w:rFonts w:ascii="Consolas" w:hAnsi="Consolas"/>
           <w:color w:val="222222"/>
-          <w:sz w:val="18"/>
+          <w:sz w:val="17"/>
         </w:rPr>
         <w:t>class Settings(BaseSettings):</w:t>
         <w:br/>
@@ -977,26 +1217,35 @@
     <w:p>
       <w:pPr>
         <w:keepNext/>
-        <w:spacing w:before="320" w:after="120"/>
+        <w:keepLines/>
+        <w:spacing w:before="360" w:after="140"/>
+        <w:widowControl w:val="true"/>
         <w:pBdr>
-          <w:bottom w:val="single" w:sz="6" w:space="4" w:color="1F1F1F"/>
+          <w:bottom w:val="single" w:sz="8" w:space="4" w:color="1F1F1F"/>
         </w:pBdr>
       </w:pPr>
       <w:r>
         <w:rPr>
+          <w:rFonts w:ascii="Calibri" w:hAnsi="Calibri"/>
           <w:b/>
-          <w:color w:val="0A0A0A"/>
-          <w:sz w:val="44"/>
+          <w:i w:val="0"/>
+          <w:color w:val="0A0A0A"/>
+          <w:sz w:val="34"/>
         </w:rPr>
         <w:t>3. Estratégia de criptografia</w:t>
       </w:r>
     </w:p>
     <w:p>
       <w:pPr>
+        <w:spacing w:after="140"/>
         <w:jc w:val="both"/>
+        <w:widowControl w:val="true"/>
       </w:pPr>
       <w:r>
         <w:rPr>
+          <w:rFonts w:ascii="Calibri" w:hAnsi="Calibri"/>
+          <w:b w:val="0"/>
+          <w:i w:val="0"/>
           <w:color w:val="0A0A0A"/>
           <w:sz w:val="21"/>
         </w:rPr>
@@ -1004,6 +1253,7 @@
       </w:r>
       <w:r>
         <w:rPr>
+          <w:rFonts w:ascii="Calibri" w:hAnsi="Calibri"/>
           <w:b/>
           <w:color w:val="0A0A0A"/>
           <w:sz w:val="21"/>
@@ -1012,6 +1262,9 @@
       </w:r>
       <w:r>
         <w:rPr>
+          <w:rFonts w:ascii="Calibri" w:hAnsi="Calibri"/>
+          <w:b w:val="0"/>
+          <w:i w:val="0"/>
           <w:color w:val="0A0A0A"/>
           <w:sz w:val="21"/>
         </w:rPr>
@@ -1023,27 +1276,41 @@
         <w:tblStyle w:val="TableGrid"/>
         <w:tblW w:type="auto" w:w="0"/>
         <w:jc w:val="center"/>
-        <w:tblLayout w:type="autofit"/>
+        <w:tblLayout w:type="fixed"/>
         <w:tblLook w:firstColumn="1" w:firstRow="1" w:lastColumn="0" w:lastRow="0" w:noHBand="0" w:noVBand="1" w:val="04A0"/>
+        <w:tblLayout w:type="fixed"/>
+        <w:tblW w:type="dxa" w:w="9360"/>
+        <w:tblCellMar>
+          <w:top w:w="40" w:type="dxa"/>
+          <w:bottom w:w="40" w:type="dxa"/>
+          <w:left w:w="90" w:type="dxa"/>
+          <w:right w:w="90" w:type="dxa"/>
+        </w:tblCellMar>
       </w:tblPr>
       <w:tblGrid>
-        <w:gridCol w:w="3216"/>
-        <w:gridCol w:w="3216"/>
-        <w:gridCol w:w="3216"/>
+        <w:gridCol w:w="1955"/>
+        <w:gridCol w:w="5099"/>
+        <w:gridCol w:w="2305"/>
       </w:tblGrid>
       <w:tr>
+        <w:trPr>
+          <w:tblHeader/>
+          <w:cantSplit/>
+        </w:trPr>
         <w:tc>
           <w:tcPr>
-            <w:tcW w:type="dxa" w:w="3216"/>
+            <w:tcW w:type="dxa" w:w="1955"/>
             <w:shd w:val="clear" w:color="auto" w:fill="1F1F1F"/>
           </w:tcPr>
           <w:p>
             <w:pPr>
-              <w:jc w:val="left"/>
+              <w:spacing w:after="20" w:before="20"/>
             </w:pPr>
             <w:r>
               <w:rPr>
+                <w:rFonts w:ascii="Calibri" w:hAnsi="Calibri"/>
                 <w:b/>
+                <w:i w:val="0"/>
                 <w:color w:val="FFFFFF"/>
                 <w:sz w:val="19"/>
               </w:rPr>
@@ -1053,16 +1320,18 @@
         </w:tc>
         <w:tc>
           <w:tcPr>
-            <w:tcW w:type="dxa" w:w="3216"/>
+            <w:tcW w:type="dxa" w:w="5099"/>
             <w:shd w:val="clear" w:color="auto" w:fill="1F1F1F"/>
           </w:tcPr>
           <w:p>
             <w:pPr>
-              <w:jc w:val="left"/>
+              <w:spacing w:after="20" w:before="20"/>
             </w:pPr>
             <w:r>
               <w:rPr>
+                <w:rFonts w:ascii="Calibri" w:hAnsi="Calibri"/>
                 <w:b/>
+                <w:i w:val="0"/>
                 <w:color w:val="FFFFFF"/>
                 <w:sz w:val="19"/>
               </w:rPr>
@@ -1072,16 +1341,18 @@
         </w:tc>
         <w:tc>
           <w:tcPr>
-            <w:tcW w:type="dxa" w:w="3216"/>
+            <w:tcW w:type="dxa" w:w="2305"/>
             <w:shd w:val="clear" w:color="auto" w:fill="1F1F1F"/>
           </w:tcPr>
           <w:p>
             <w:pPr>
-              <w:jc w:val="left"/>
+              <w:spacing w:after="20" w:before="20"/>
             </w:pPr>
             <w:r>
               <w:rPr>
+                <w:rFonts w:ascii="Calibri" w:hAnsi="Calibri"/>
                 <w:b/>
+                <w:i w:val="0"/>
                 <w:color w:val="FFFFFF"/>
                 <w:sz w:val="19"/>
               </w:rPr>
@@ -1091,16 +1362,22 @@
         </w:tc>
       </w:tr>
       <w:tr>
+        <w:trPr>
+          <w:cantSplit/>
+        </w:trPr>
         <w:tc>
           <w:tcPr>
-            <w:tcW w:type="dxa" w:w="3216"/>
+            <w:tcW w:type="dxa" w:w="1955"/>
           </w:tcPr>
           <w:p>
             <w:pPr>
-              <w:spacing w:after="40"/>
+              <w:spacing w:after="40" w:before="20"/>
             </w:pPr>
             <w:r>
               <w:rPr>
+                <w:rFonts w:ascii="Calibri" w:hAnsi="Calibri"/>
+                <w:b w:val="0"/>
+                <w:i w:val="0"/>
                 <w:color w:val="0A0A0A"/>
                 <w:sz w:val="19"/>
               </w:rPr>
@@ -1110,23 +1387,26 @@
         </w:tc>
         <w:tc>
           <w:tcPr>
-            <w:tcW w:type="dxa" w:w="3216"/>
+            <w:tcW w:type="dxa" w:w="5099"/>
           </w:tcPr>
           <w:p>
             <w:pPr>
-              <w:spacing w:after="40"/>
+              <w:spacing w:after="40" w:before="20"/>
             </w:pPr>
             <w:r>
               <w:rPr>
                 <w:rFonts w:ascii="Consolas" w:hAnsi="Consolas"/>
                 <w:color w:val="1F1F1F"/>
                 <w:sz w:val="17"/>
-                <w:shd w:val="clear" w:fill="F2F2F2"/>
+                <w:shd w:val="clear" w:color="auto" w:fill="F4F4F4"/>
               </w:rPr>
               <w:t>tb_pacientes.nome_criptografado</w:t>
             </w:r>
             <w:r>
               <w:rPr>
+                <w:rFonts w:ascii="Calibri" w:hAnsi="Calibri"/>
+                <w:b w:val="0"/>
+                <w:i w:val="0"/>
                 <w:color w:val="0A0A0A"/>
                 <w:sz w:val="19"/>
               </w:rPr>
@@ -1137,7 +1417,7 @@
                 <w:rFonts w:ascii="Consolas" w:hAnsi="Consolas"/>
                 <w:color w:val="1F1F1F"/>
                 <w:sz w:val="17"/>
-                <w:shd w:val="clear" w:fill="F2F2F2"/>
+                <w:shd w:val="clear" w:color="auto" w:fill="F4F4F4"/>
               </w:rPr>
               <w:t>tb_acompanhantes.nome_criptografado</w:t>
             </w:r>
@@ -1145,14 +1425,17 @@
         </w:tc>
         <w:tc>
           <w:tcPr>
-            <w:tcW w:type="dxa" w:w="3216"/>
+            <w:tcW w:type="dxa" w:w="2305"/>
           </w:tcPr>
           <w:p>
             <w:pPr>
-              <w:spacing w:after="40"/>
+              <w:spacing w:after="40" w:before="20"/>
             </w:pPr>
             <w:r>
               <w:rPr>
+                <w:rFonts w:ascii="Calibri" w:hAnsi="Calibri"/>
+                <w:b w:val="0"/>
+                <w:i w:val="0"/>
                 <w:color w:val="0A0A0A"/>
                 <w:sz w:val="19"/>
               </w:rPr>
@@ -1162,17 +1445,23 @@
         </w:tc>
       </w:tr>
       <w:tr>
+        <w:trPr>
+          <w:cantSplit/>
+        </w:trPr>
         <w:tc>
           <w:tcPr>
-            <w:tcW w:type="dxa" w:w="3216"/>
-            <w:shd w:val="clear" w:color="auto" w:fill="F6F6F6"/>
+            <w:tcW w:type="dxa" w:w="1955"/>
+            <w:shd w:val="clear" w:color="auto" w:fill="F7F7F7"/>
           </w:tcPr>
           <w:p>
             <w:pPr>
-              <w:spacing w:after="40"/>
+              <w:spacing w:after="40" w:before="20"/>
             </w:pPr>
             <w:r>
               <w:rPr>
+                <w:rFonts w:ascii="Calibri" w:hAnsi="Calibri"/>
+                <w:b w:val="0"/>
+                <w:i w:val="0"/>
                 <w:color w:val="0A0A0A"/>
                 <w:sz w:val="19"/>
               </w:rPr>
@@ -1182,24 +1471,27 @@
         </w:tc>
         <w:tc>
           <w:tcPr>
-            <w:tcW w:type="dxa" w:w="3216"/>
-            <w:shd w:val="clear" w:color="auto" w:fill="F6F6F6"/>
+            <w:tcW w:type="dxa" w:w="5099"/>
+            <w:shd w:val="clear" w:color="auto" w:fill="F7F7F7"/>
           </w:tcPr>
           <w:p>
             <w:pPr>
-              <w:spacing w:after="40"/>
+              <w:spacing w:after="40" w:before="20"/>
             </w:pPr>
             <w:r>
               <w:rPr>
                 <w:rFonts w:ascii="Consolas" w:hAnsi="Consolas"/>
                 <w:color w:val="1F1F1F"/>
                 <w:sz w:val="17"/>
-                <w:shd w:val="clear" w:fill="F2F2F2"/>
+                <w:shd w:val="clear" w:color="auto" w:fill="F4F4F4"/>
               </w:rPr>
               <w:t>cpf_hash</w:t>
             </w:r>
             <w:r>
               <w:rPr>
+                <w:rFonts w:ascii="Calibri" w:hAnsi="Calibri"/>
+                <w:b w:val="0"/>
+                <w:i w:val="0"/>
                 <w:color w:val="0A0A0A"/>
                 <w:sz w:val="19"/>
               </w:rPr>
@@ -1210,7 +1502,7 @@
                 <w:rFonts w:ascii="Consolas" w:hAnsi="Consolas"/>
                 <w:color w:val="1F1F1F"/>
                 <w:sz w:val="17"/>
-                <w:shd w:val="clear" w:fill="F2F2F2"/>
+                <w:shd w:val="clear" w:color="auto" w:fill="F4F4F4"/>
               </w:rPr>
               <w:t>token_sessao_hash</w:t>
             </w:r>
@@ -1218,15 +1510,18 @@
         </w:tc>
         <w:tc>
           <w:tcPr>
-            <w:tcW w:type="dxa" w:w="3216"/>
-            <w:shd w:val="clear" w:color="auto" w:fill="F6F6F6"/>
+            <w:tcW w:type="dxa" w:w="2305"/>
+            <w:shd w:val="clear" w:color="auto" w:fill="F7F7F7"/>
           </w:tcPr>
           <w:p>
             <w:pPr>
-              <w:spacing w:after="40"/>
+              <w:spacing w:after="40" w:before="20"/>
             </w:pPr>
             <w:r>
               <w:rPr>
+                <w:rFonts w:ascii="Calibri" w:hAnsi="Calibri"/>
+                <w:b w:val="0"/>
+                <w:i w:val="0"/>
                 <w:color w:val="0A0A0A"/>
                 <w:sz w:val="19"/>
               </w:rPr>
@@ -1236,16 +1531,22 @@
         </w:tc>
       </w:tr>
       <w:tr>
+        <w:trPr>
+          <w:cantSplit/>
+        </w:trPr>
         <w:tc>
           <w:tcPr>
-            <w:tcW w:type="dxa" w:w="3216"/>
+            <w:tcW w:type="dxa" w:w="1955"/>
           </w:tcPr>
           <w:p>
             <w:pPr>
-              <w:spacing w:after="40"/>
+              <w:spacing w:after="40" w:before="20"/>
             </w:pPr>
             <w:r>
               <w:rPr>
+                <w:rFonts w:ascii="Calibri" w:hAnsi="Calibri"/>
+                <w:b w:val="0"/>
+                <w:i w:val="0"/>
                 <w:color w:val="0A0A0A"/>
                 <w:sz w:val="19"/>
               </w:rPr>
@@ -1255,18 +1556,18 @@
         </w:tc>
         <w:tc>
           <w:tcPr>
-            <w:tcW w:type="dxa" w:w="3216"/>
+            <w:tcW w:type="dxa" w:w="5099"/>
           </w:tcPr>
           <w:p>
             <w:pPr>
-              <w:spacing w:after="40"/>
+              <w:spacing w:after="40" w:before="20"/>
             </w:pPr>
             <w:r>
               <w:rPr>
                 <w:rFonts w:ascii="Consolas" w:hAnsi="Consolas"/>
                 <w:color w:val="1F1F1F"/>
                 <w:sz w:val="17"/>
-                <w:shd w:val="clear" w:fill="F2F2F2"/>
+                <w:shd w:val="clear" w:color="auto" w:fill="F4F4F4"/>
               </w:rPr>
               <w:t>usuarios.senha</w:t>
             </w:r>
@@ -1274,14 +1575,17 @@
         </w:tc>
         <w:tc>
           <w:tcPr>
-            <w:tcW w:type="dxa" w:w="3216"/>
+            <w:tcW w:type="dxa" w:w="2305"/>
           </w:tcPr>
           <w:p>
             <w:pPr>
-              <w:spacing w:after="40"/>
+              <w:spacing w:after="40" w:before="20"/>
             </w:pPr>
             <w:r>
               <w:rPr>
+                <w:rFonts w:ascii="Calibri" w:hAnsi="Calibri"/>
+                <w:b w:val="0"/>
+                <w:i w:val="0"/>
                 <w:color w:val="0A0A0A"/>
                 <w:sz w:val="19"/>
               </w:rPr>
@@ -1293,258 +1597,319 @@
     </w:tbl>
     <w:p>
       <w:pPr>
-        <w:keepNext/>
-        <w:spacing w:before="320" w:after="120"/>
-        <w:pBdr>
-          <w:bottom w:val="single" w:sz="4" w:space="4" w:color="C8C8C8"/>
-        </w:pBdr>
+        <w:spacing w:after="40" w:before="0"/>
       </w:pPr>
-      <w:r>
-        <w:rPr>
-          <w:b/>
-          <w:color w:val="0A0A0A"/>
-          <w:sz w:val="32"/>
-        </w:rPr>
-        <w:t>3.1 Cifragem reversível de nomes (PGP simétrico)</w:t>
-      </w:r>
-    </w:p>
-    <w:p>
-      <w:pPr>
-        <w:jc w:val="both"/>
-      </w:pPr>
-      <w:r>
-        <w:rPr>
-          <w:color w:val="0A0A0A"/>
-          <w:sz w:val="21"/>
-        </w:rPr>
-        <w:t xml:space="preserve">Os nomes são cifrados com </w:t>
-      </w:r>
-      <w:r>
-        <w:rPr>
-          <w:rFonts w:ascii="Consolas" w:hAnsi="Consolas"/>
-          <w:color w:val="1F1F1F"/>
-          <w:sz w:val="19"/>
-          <w:shd w:val="clear" w:fill="F2F2F2"/>
-        </w:rPr>
-        <w:t>pgp_sym_encrypt</w:t>
-      </w:r>
-      <w:r>
-        <w:rPr>
-          <w:color w:val="0A0A0A"/>
-          <w:sz w:val="21"/>
-        </w:rPr>
-        <w:t xml:space="preserve"> (AES-256, extensão </w:t>
-      </w:r>
-      <w:r>
-        <w:rPr>
-          <w:rFonts w:ascii="Consolas" w:hAnsi="Consolas"/>
-          <w:color w:val="1F1F1F"/>
-          <w:sz w:val="19"/>
-          <w:shd w:val="clear" w:fill="F2F2F2"/>
-        </w:rPr>
-        <w:t>pgcrypto</w:t>
-      </w:r>
-      <w:r>
-        <w:rPr>
-          <w:color w:val="0A0A0A"/>
-          <w:sz w:val="21"/>
-        </w:rPr>
-        <w:t xml:space="preserve">) e guardados como BYTEA. A escrita acontece pela view: o repositório executa </w:t>
-      </w:r>
-      <w:r>
-        <w:rPr>
-          <w:rFonts w:ascii="Consolas" w:hAnsi="Consolas"/>
-          <w:color w:val="1F1F1F"/>
-          <w:sz w:val="19"/>
-          <w:shd w:val="clear" w:fill="F2F2F2"/>
-        </w:rPr>
-        <w:t>INSERT INTO pacientes (nome, ...)</w:t>
-      </w:r>
-      <w:r>
-        <w:rPr>
-          <w:color w:val="0A0A0A"/>
-          <w:sz w:val="21"/>
-        </w:rPr>
-        <w:t xml:space="preserve"> com o nome </w:t>
-      </w:r>
-      <w:r>
-        <w:rPr>
-          <w:b/>
-          <w:color w:val="0A0A0A"/>
-          <w:sz w:val="21"/>
-        </w:rPr>
-        <w:t>em claro</w:t>
-      </w:r>
-      <w:r>
-        <w:rPr>
-          <w:color w:val="0A0A0A"/>
-          <w:sz w:val="21"/>
-        </w:rPr>
-        <w:t xml:space="preserve">, e o gatilho </w:t>
-      </w:r>
-      <w:r>
-        <w:rPr>
-          <w:rFonts w:ascii="Consolas" w:hAnsi="Consolas"/>
-          <w:color w:val="1F1F1F"/>
-          <w:sz w:val="19"/>
-          <w:shd w:val="clear" w:fill="F2F2F2"/>
-        </w:rPr>
-        <w:t>INSTEAD OF INSERT</w:t>
-      </w:r>
-      <w:r>
-        <w:rPr>
-          <w:color w:val="0A0A0A"/>
-          <w:sz w:val="21"/>
-        </w:rPr>
-        <w:t xml:space="preserve"> (</w:t>
-      </w:r>
-      <w:r>
-        <w:rPr>
-          <w:rFonts w:ascii="Consolas" w:hAnsi="Consolas"/>
-          <w:color w:val="1F1F1F"/>
-          <w:sz w:val="19"/>
-          <w:shd w:val="clear" w:fill="F2F2F2"/>
-        </w:rPr>
-        <w:t>fn_pacientes_insert</w:t>
-      </w:r>
-      <w:r>
-        <w:rPr>
-          <w:color w:val="0A0A0A"/>
-          <w:sz w:val="21"/>
-        </w:rPr>
-        <w:t xml:space="preserve">) cifra o valor antes de gravar em </w:t>
-      </w:r>
-      <w:r>
-        <w:rPr>
-          <w:rFonts w:ascii="Consolas" w:hAnsi="Consolas"/>
-          <w:color w:val="1F1F1F"/>
-          <w:sz w:val="19"/>
-          <w:shd w:val="clear" w:fill="F2F2F2"/>
-        </w:rPr>
-        <w:t>tb_pacientes.nome_criptografado</w:t>
-      </w:r>
-      <w:r>
-        <w:rPr>
-          <w:color w:val="0A0A0A"/>
-          <w:sz w:val="21"/>
-        </w:rPr>
-        <w:t xml:space="preserve">. A leitura é simétrica: a view aplica </w:t>
-      </w:r>
-      <w:r>
-        <w:rPr>
-          <w:rFonts w:ascii="Consolas" w:hAnsi="Consolas"/>
-          <w:color w:val="1F1F1F"/>
-          <w:sz w:val="19"/>
-          <w:shd w:val="clear" w:fill="F2F2F2"/>
-        </w:rPr>
-        <w:t>pgp_sym_decrypt(nome_criptografado, current_setting('app.pgp_key'))</w:t>
-      </w:r>
-      <w:r>
-        <w:rPr>
-          <w:color w:val="0A0A0A"/>
-          <w:sz w:val="21"/>
-        </w:rPr>
-        <w:t xml:space="preserve"> e devolve o nome em claro.</w:t>
-      </w:r>
     </w:p>
     <w:p>
       <w:pPr>
         <w:keepNext/>
-        <w:spacing w:before="320" w:after="120"/>
+        <w:keepLines/>
+        <w:spacing w:before="240" w:after="140"/>
+        <w:widowControl w:val="true"/>
         <w:pBdr>
-          <w:bottom w:val="single" w:sz="4" w:space="4" w:color="C8C8C8"/>
+          <w:bottom w:val="single" w:sz="4" w:space="4" w:color="BFBFBF"/>
         </w:pBdr>
       </w:pPr>
       <w:r>
         <w:rPr>
+          <w:rFonts w:ascii="Calibri" w:hAnsi="Calibri"/>
           <w:b/>
-          <w:color w:val="0A0A0A"/>
-          <w:sz w:val="32"/>
-        </w:rPr>
-        <w:t>3.2 Hash irreversível de CPF</w:t>
+          <w:i w:val="0"/>
+          <w:color w:val="0A0A0A"/>
+          <w:sz w:val="27"/>
+        </w:rPr>
+        <w:t>3.1 Cifragem reversível de nomes (PGP simétrico)</w:t>
       </w:r>
     </w:p>
     <w:p>
       <w:pPr>
+        <w:spacing w:after="140"/>
         <w:jc w:val="both"/>
+        <w:widowControl w:val="true"/>
       </w:pPr>
       <w:r>
         <w:rPr>
+          <w:rFonts w:ascii="Calibri" w:hAnsi="Calibri"/>
+          <w:b w:val="0"/>
+          <w:i w:val="0"/>
           <w:color w:val="0A0A0A"/>
           <w:sz w:val="21"/>
         </w:rPr>
-        <w:t xml:space="preserve">O CPF nunca é armazenado. O objeto de valor </w:t>
+        <w:t xml:space="preserve">Os nomes são cifrados com </w:t>
       </w:r>
       <w:r>
         <w:rPr>
           <w:rFonts w:ascii="Consolas" w:hAnsi="Consolas"/>
           <w:color w:val="1F1F1F"/>
           <w:sz w:val="19"/>
-          <w:shd w:val="clear" w:fill="F2F2F2"/>
-        </w:rPr>
-        <w:t>CPF</w:t>
-      </w:r>
-      <w:r>
-        <w:rPr>
+          <w:shd w:val="clear" w:color="auto" w:fill="F4F4F4"/>
+        </w:rPr>
+        <w:t>pgp_sym_encrypt</w:t>
+      </w:r>
+      <w:r>
+        <w:rPr>
+          <w:rFonts w:ascii="Calibri" w:hAnsi="Calibri"/>
+          <w:b w:val="0"/>
+          <w:i w:val="0"/>
           <w:color w:val="0A0A0A"/>
           <w:sz w:val="21"/>
         </w:rPr>
-        <w:t xml:space="preserve"> (</w:t>
+        <w:t xml:space="preserve"> (AES-256, extensão </w:t>
       </w:r>
       <w:r>
         <w:rPr>
           <w:rFonts w:ascii="Consolas" w:hAnsi="Consolas"/>
           <w:color w:val="1F1F1F"/>
           <w:sz w:val="19"/>
-          <w:shd w:val="clear" w:fill="F2F2F2"/>
-        </w:rPr>
-        <w:t>domain/value_objects/cpf.py</w:t>
-      </w:r>
-      <w:r>
-        <w:rPr>
+          <w:shd w:val="clear" w:color="auto" w:fill="F4F4F4"/>
+        </w:rPr>
+        <w:t>pgcrypto</w:t>
+      </w:r>
+      <w:r>
+        <w:rPr>
+          <w:rFonts w:ascii="Calibri" w:hAnsi="Calibri"/>
+          <w:b w:val="0"/>
+          <w:i w:val="0"/>
           <w:color w:val="0A0A0A"/>
           <w:sz w:val="21"/>
         </w:rPr>
-        <w:t xml:space="preserve">) expõe </w:t>
+        <w:t xml:space="preserve">) e guardados como BYTEA. A escrita acontece pela view: o repositório executa </w:t>
       </w:r>
       <w:r>
         <w:rPr>
           <w:rFonts w:ascii="Consolas" w:hAnsi="Consolas"/>
           <w:color w:val="1F1F1F"/>
           <w:sz w:val="19"/>
-          <w:shd w:val="clear" w:fill="F2F2F2"/>
-        </w:rPr>
-        <w:t>sha256_hex</w:t>
-      </w:r>
-      <w:r>
-        <w:rPr>
+          <w:shd w:val="clear" w:color="auto" w:fill="F4F4F4"/>
+        </w:rPr>
+        <w:t>INSERT INTO pacientes (nome, ...)</w:t>
+      </w:r>
+      <w:r>
+        <w:rPr>
+          <w:rFonts w:ascii="Calibri" w:hAnsi="Calibri"/>
+          <w:b w:val="0"/>
+          <w:i w:val="0"/>
           <w:color w:val="0A0A0A"/>
           <w:sz w:val="21"/>
         </w:rPr>
-        <w:t xml:space="preserve">, e apenas esse hash é persistido em </w:t>
+        <w:t xml:space="preserve"> com o nome </w:t>
+      </w:r>
+      <w:r>
+        <w:rPr>
+          <w:rFonts w:ascii="Calibri" w:hAnsi="Calibri"/>
+          <w:b/>
+          <w:color w:val="0A0A0A"/>
+          <w:sz w:val="21"/>
+        </w:rPr>
+        <w:t>em claro</w:t>
+      </w:r>
+      <w:r>
+        <w:rPr>
+          <w:rFonts w:ascii="Calibri" w:hAnsi="Calibri"/>
+          <w:b w:val="0"/>
+          <w:i w:val="0"/>
+          <w:color w:val="0A0A0A"/>
+          <w:sz w:val="21"/>
+        </w:rPr>
+        <w:t xml:space="preserve">, e o gatilho </w:t>
       </w:r>
       <w:r>
         <w:rPr>
           <w:rFonts w:ascii="Consolas" w:hAnsi="Consolas"/>
           <w:color w:val="1F1F1F"/>
           <w:sz w:val="19"/>
-          <w:shd w:val="clear" w:fill="F2F2F2"/>
-        </w:rPr>
-        <w:t>cpf_hash</w:t>
-      </w:r>
-      <w:r>
-        <w:rPr>
+          <w:shd w:val="clear" w:color="auto" w:fill="F4F4F4"/>
+        </w:rPr>
+        <w:t>INSTEAD OF INSERT</w:t>
+      </w:r>
+      <w:r>
+        <w:rPr>
+          <w:rFonts w:ascii="Calibri" w:hAnsi="Calibri"/>
+          <w:b w:val="0"/>
+          <w:i w:val="0"/>
           <w:color w:val="0A0A0A"/>
           <w:sz w:val="21"/>
         </w:rPr>
-        <w:t>. Isso viabiliza a busca por igualdade (detecção de duplicidade) sem guardar o número. O objeto valida 11 dígitos na construção e redige a si mesmo em representações textuais, evitando vazamento em log:</w:t>
+        <w:t xml:space="preserve"> (</w:t>
+      </w:r>
+      <w:r>
+        <w:rPr>
+          <w:rFonts w:ascii="Consolas" w:hAnsi="Consolas"/>
+          <w:color w:val="1F1F1F"/>
+          <w:sz w:val="19"/>
+          <w:shd w:val="clear" w:color="auto" w:fill="F4F4F4"/>
+        </w:rPr>
+        <w:t>fn_pacientes_insert</w:t>
+      </w:r>
+      <w:r>
+        <w:rPr>
+          <w:rFonts w:ascii="Calibri" w:hAnsi="Calibri"/>
+          <w:b w:val="0"/>
+          <w:i w:val="0"/>
+          <w:color w:val="0A0A0A"/>
+          <w:sz w:val="21"/>
+        </w:rPr>
+        <w:t xml:space="preserve">) cifra o valor antes de gravar em </w:t>
+      </w:r>
+      <w:r>
+        <w:rPr>
+          <w:rFonts w:ascii="Consolas" w:hAnsi="Consolas"/>
+          <w:color w:val="1F1F1F"/>
+          <w:sz w:val="19"/>
+          <w:shd w:val="clear" w:color="auto" w:fill="F4F4F4"/>
+        </w:rPr>
+        <w:t>tb_pacientes.nome_criptografado</w:t>
+      </w:r>
+      <w:r>
+        <w:rPr>
+          <w:rFonts w:ascii="Calibri" w:hAnsi="Calibri"/>
+          <w:b w:val="0"/>
+          <w:i w:val="0"/>
+          <w:color w:val="0A0A0A"/>
+          <w:sz w:val="21"/>
+        </w:rPr>
+        <w:t xml:space="preserve">. A leitura é simétrica: a view aplica </w:t>
+      </w:r>
+      <w:r>
+        <w:rPr>
+          <w:rFonts w:ascii="Consolas" w:hAnsi="Consolas"/>
+          <w:color w:val="1F1F1F"/>
+          <w:sz w:val="19"/>
+          <w:shd w:val="clear" w:color="auto" w:fill="F4F4F4"/>
+        </w:rPr>
+        <w:t>pgp_sym_decrypt(nome_criptografado, current_setting('app.pgp_key'))</w:t>
+      </w:r>
+      <w:r>
+        <w:rPr>
+          <w:rFonts w:ascii="Calibri" w:hAnsi="Calibri"/>
+          <w:b w:val="0"/>
+          <w:i w:val="0"/>
+          <w:color w:val="0A0A0A"/>
+          <w:sz w:val="21"/>
+        </w:rPr>
+        <w:t xml:space="preserve"> e devolve o nome em claro.</w:t>
       </w:r>
     </w:p>
     <w:p>
       <w:pPr>
-        <w:spacing w:before="80" w:after="160"/>
-        <w:ind w:left="144"/>
-        <w:shd w:val="clear" w:fill="F2F2F2"/>
+        <w:keepNext/>
+        <w:keepLines/>
+        <w:spacing w:before="240" w:after="140"/>
+        <w:widowControl w:val="true"/>
+        <w:pBdr>
+          <w:bottom w:val="single" w:sz="4" w:space="4" w:color="BFBFBF"/>
+        </w:pBdr>
+      </w:pPr>
+      <w:r>
+        <w:rPr>
+          <w:rFonts w:ascii="Calibri" w:hAnsi="Calibri"/>
+          <w:b/>
+          <w:i w:val="0"/>
+          <w:color w:val="0A0A0A"/>
+          <w:sz w:val="27"/>
+        </w:rPr>
+        <w:t>3.2 Hash irreversível de CPF</w:t>
+      </w:r>
+    </w:p>
+    <w:p>
+      <w:pPr>
+        <w:spacing w:after="140"/>
+        <w:jc w:val="both"/>
+        <w:widowControl w:val="true"/>
+      </w:pPr>
+      <w:r>
+        <w:rPr>
+          <w:rFonts w:ascii="Calibri" w:hAnsi="Calibri"/>
+          <w:b w:val="0"/>
+          <w:i w:val="0"/>
+          <w:color w:val="0A0A0A"/>
+          <w:sz w:val="21"/>
+        </w:rPr>
+        <w:t xml:space="preserve">O CPF nunca é armazenado. O objeto de valor </w:t>
+      </w:r>
+      <w:r>
+        <w:rPr>
+          <w:rFonts w:ascii="Consolas" w:hAnsi="Consolas"/>
+          <w:color w:val="1F1F1F"/>
+          <w:sz w:val="19"/>
+          <w:shd w:val="clear" w:color="auto" w:fill="F4F4F4"/>
+        </w:rPr>
+        <w:t>CPF</w:t>
+      </w:r>
+      <w:r>
+        <w:rPr>
+          <w:rFonts w:ascii="Calibri" w:hAnsi="Calibri"/>
+          <w:b w:val="0"/>
+          <w:i w:val="0"/>
+          <w:color w:val="0A0A0A"/>
+          <w:sz w:val="21"/>
+        </w:rPr>
+        <w:t xml:space="preserve"> (</w:t>
+      </w:r>
+      <w:r>
+        <w:rPr>
+          <w:rFonts w:ascii="Consolas" w:hAnsi="Consolas"/>
+          <w:color w:val="1F1F1F"/>
+          <w:sz w:val="19"/>
+          <w:shd w:val="clear" w:color="auto" w:fill="F4F4F4"/>
+        </w:rPr>
+        <w:t>domain/value_objects/cpf.py</w:t>
+      </w:r>
+      <w:r>
+        <w:rPr>
+          <w:rFonts w:ascii="Calibri" w:hAnsi="Calibri"/>
+          <w:b w:val="0"/>
+          <w:i w:val="0"/>
+          <w:color w:val="0A0A0A"/>
+          <w:sz w:val="21"/>
+        </w:rPr>
+        <w:t xml:space="preserve">) expõe </w:t>
+      </w:r>
+      <w:r>
+        <w:rPr>
+          <w:rFonts w:ascii="Consolas" w:hAnsi="Consolas"/>
+          <w:color w:val="1F1F1F"/>
+          <w:sz w:val="19"/>
+          <w:shd w:val="clear" w:color="auto" w:fill="F4F4F4"/>
+        </w:rPr>
+        <w:t>sha256_hex</w:t>
+      </w:r>
+      <w:r>
+        <w:rPr>
+          <w:rFonts w:ascii="Calibri" w:hAnsi="Calibri"/>
+          <w:b w:val="0"/>
+          <w:i w:val="0"/>
+          <w:color w:val="0A0A0A"/>
+          <w:sz w:val="21"/>
+        </w:rPr>
+        <w:t xml:space="preserve">, e apenas esse hash é persistido em </w:t>
+      </w:r>
+      <w:r>
+        <w:rPr>
+          <w:rFonts w:ascii="Consolas" w:hAnsi="Consolas"/>
+          <w:color w:val="1F1F1F"/>
+          <w:sz w:val="19"/>
+          <w:shd w:val="clear" w:color="auto" w:fill="F4F4F4"/>
+        </w:rPr>
+        <w:t>cpf_hash</w:t>
+      </w:r>
+      <w:r>
+        <w:rPr>
+          <w:rFonts w:ascii="Calibri" w:hAnsi="Calibri"/>
+          <w:b w:val="0"/>
+          <w:i w:val="0"/>
+          <w:color w:val="0A0A0A"/>
+          <w:sz w:val="21"/>
+        </w:rPr>
+        <w:t>. Isso viabiliza a busca por igualdade (detecção de duplicidade) sem guardar o número. O objeto valida 11 dígitos na construção e redige a si mesmo em representações textuais, evitando vazamento em log:</w:t>
+      </w:r>
+    </w:p>
+    <w:p>
+      <w:pPr>
+        <w:keepLines/>
+        <w:spacing w:before="80" w:after="180" w:line="240" w:lineRule="auto"/>
+        <w:ind w:left="173" w:right="72"/>
+        <w:shd w:val="clear" w:color="auto" w:fill="F4F4F4"/>
         <w:pBdr>
           <w:top w:val="single" w:sz="4" w:space="6" w:color="DDDDDD"/>
           <w:bottom w:val="single" w:sz="4" w:space="6" w:color="DDDDDD"/>
@@ -1556,7 +1921,7 @@
         <w:rPr>
           <w:rFonts w:ascii="Consolas" w:hAnsi="Consolas"/>
           <w:color w:val="222222"/>
-          <w:sz w:val="18"/>
+          <w:sz w:val="17"/>
         </w:rPr>
         <w:t>@dataclass(frozen=True)</w:t>
         <w:br/>
@@ -1586,26 +1951,35 @@
     <w:p>
       <w:pPr>
         <w:keepNext/>
-        <w:spacing w:before="320" w:after="120"/>
+        <w:keepLines/>
+        <w:spacing w:before="240" w:after="140"/>
+        <w:widowControl w:val="true"/>
         <w:pBdr>
-          <w:bottom w:val="single" w:sz="4" w:space="4" w:color="C8C8C8"/>
+          <w:bottom w:val="single" w:sz="4" w:space="4" w:color="BFBFBF"/>
         </w:pBdr>
       </w:pPr>
       <w:r>
         <w:rPr>
+          <w:rFonts w:ascii="Calibri" w:hAnsi="Calibri"/>
           <w:b/>
-          <w:color w:val="0A0A0A"/>
-          <w:sz w:val="32"/>
+          <w:i w:val="0"/>
+          <w:color w:val="0A0A0A"/>
+          <w:sz w:val="27"/>
         </w:rPr>
         <w:t>3.3 A chave PGP injetada por sessão</w:t>
       </w:r>
     </w:p>
     <w:p>
       <w:pPr>
+        <w:spacing w:after="140"/>
         <w:jc w:val="both"/>
+        <w:widowControl w:val="true"/>
       </w:pPr>
       <w:r>
         <w:rPr>
+          <w:rFonts w:ascii="Calibri" w:hAnsi="Calibri"/>
+          <w:b w:val="0"/>
+          <w:i w:val="0"/>
           <w:color w:val="0A0A0A"/>
           <w:sz w:val="21"/>
         </w:rPr>
@@ -1613,6 +1987,7 @@
       </w:r>
       <w:r>
         <w:rPr>
+          <w:rFonts w:ascii="Calibri" w:hAnsi="Calibri"/>
           <w:b/>
           <w:color w:val="0A0A0A"/>
           <w:sz w:val="21"/>
@@ -1621,6 +1996,9 @@
       </w:r>
       <w:r>
         <w:rPr>
+          <w:rFonts w:ascii="Calibri" w:hAnsi="Calibri"/>
+          <w:b w:val="0"/>
+          <w:i w:val="0"/>
           <w:color w:val="0A0A0A"/>
           <w:sz w:val="21"/>
         </w:rPr>
@@ -1631,12 +2009,15 @@
           <w:rFonts w:ascii="Consolas" w:hAnsi="Consolas"/>
           <w:color w:val="1F1F1F"/>
           <w:sz w:val="19"/>
-          <w:shd w:val="clear" w:fill="F2F2F2"/>
+          <w:shd w:val="clear" w:color="auto" w:fill="F4F4F4"/>
         </w:rPr>
         <w:t>db/database.py</w:t>
       </w:r>
       <w:r>
         <w:rPr>
+          <w:rFonts w:ascii="Calibri" w:hAnsi="Calibri"/>
+          <w:b w:val="0"/>
+          <w:i w:val="0"/>
           <w:color w:val="0A0A0A"/>
           <w:sz w:val="21"/>
         </w:rPr>
@@ -1645,9 +2026,10 @@
     </w:p>
     <w:p>
       <w:pPr>
-        <w:spacing w:before="80" w:after="160"/>
-        <w:ind w:left="144"/>
-        <w:shd w:val="clear" w:fill="F2F2F2"/>
+        <w:keepLines/>
+        <w:spacing w:before="80" w:after="180" w:line="240" w:lineRule="auto"/>
+        <w:ind w:left="173" w:right="72"/>
+        <w:shd w:val="clear" w:color="auto" w:fill="F4F4F4"/>
         <w:pBdr>
           <w:top w:val="single" w:sz="4" w:space="6" w:color="DDDDDD"/>
           <w:bottom w:val="single" w:sz="4" w:space="6" w:color="DDDDDD"/>
@@ -1659,7 +2041,7 @@
         <w:rPr>
           <w:rFonts w:ascii="Consolas" w:hAnsi="Consolas"/>
           <w:color w:val="222222"/>
-          <w:sz w:val="18"/>
+          <w:sz w:val="17"/>
         </w:rPr>
         <w:t>async def get_db_session() -&gt; AsyncGenerator[AsyncSession, None]:</w:t>
         <w:br/>
@@ -1688,10 +2070,15 @@
     </w:p>
     <w:p>
       <w:pPr>
+        <w:spacing w:after="140"/>
         <w:jc w:val="both"/>
+        <w:widowControl w:val="true"/>
       </w:pPr>
       <w:r>
         <w:rPr>
+          <w:rFonts w:ascii="Calibri" w:hAnsi="Calibri"/>
+          <w:b w:val="0"/>
+          <w:i w:val="0"/>
           <w:color w:val="0A0A0A"/>
           <w:sz w:val="21"/>
         </w:rPr>
@@ -1702,12 +2089,15 @@
           <w:rFonts w:ascii="Consolas" w:hAnsi="Consolas"/>
           <w:color w:val="1F1F1F"/>
           <w:sz w:val="19"/>
-          <w:shd w:val="clear" w:fill="F2F2F2"/>
+          <w:shd w:val="clear" w:color="auto" w:fill="F4F4F4"/>
         </w:rPr>
         <w:t>current_setting('app.pgp_key')</w:t>
       </w:r>
       <w:r>
         <w:rPr>
+          <w:rFonts w:ascii="Calibri" w:hAnsi="Calibri"/>
+          <w:b w:val="0"/>
+          <w:i w:val="0"/>
           <w:color w:val="0A0A0A"/>
           <w:sz w:val="21"/>
         </w:rPr>
@@ -1716,10 +2106,15 @@
     </w:p>
     <w:p>
       <w:pPr>
+        <w:spacing w:after="140"/>
         <w:jc w:val="both"/>
+        <w:widowControl w:val="true"/>
       </w:pPr>
       <w:r>
         <w:rPr>
+          <w:rFonts w:ascii="Calibri" w:hAnsi="Calibri"/>
+          <w:b w:val="0"/>
+          <w:i w:val="0"/>
           <w:color w:val="0A0A0A"/>
           <w:sz w:val="21"/>
         </w:rPr>
@@ -1727,6 +2122,7 @@
       </w:r>
       <w:r>
         <w:rPr>
+          <w:rFonts w:ascii="Calibri" w:hAnsi="Calibri"/>
           <w:b/>
           <w:color w:val="0A0A0A"/>
           <w:sz w:val="21"/>
@@ -1735,6 +2131,9 @@
       </w:r>
       <w:r>
         <w:rPr>
+          <w:rFonts w:ascii="Calibri" w:hAnsi="Calibri"/>
+          <w:b w:val="0"/>
+          <w:i w:val="0"/>
           <w:color w:val="0A0A0A"/>
           <w:sz w:val="21"/>
         </w:rPr>
@@ -1745,12 +2144,15 @@
           <w:rFonts w:ascii="Consolas" w:hAnsi="Consolas"/>
           <w:color w:val="1F1F1F"/>
           <w:sz w:val="19"/>
-          <w:shd w:val="clear" w:fill="F2F2F2"/>
+          <w:shd w:val="clear" w:color="auto" w:fill="F4F4F4"/>
         </w:rPr>
         <w:t>AsyncSession</w:t>
       </w:r>
       <w:r>
         <w:rPr>
+          <w:rFonts w:ascii="Calibri" w:hAnsi="Calibri"/>
+          <w:b w:val="0"/>
+          <w:i w:val="0"/>
           <w:color w:val="0A0A0A"/>
           <w:sz w:val="21"/>
         </w:rPr>
@@ -1761,12 +2163,15 @@
           <w:rFonts w:ascii="Consolas" w:hAnsi="Consolas"/>
           <w:color w:val="1F1F1F"/>
           <w:sz w:val="19"/>
-          <w:shd w:val="clear" w:fill="F2F2F2"/>
+          <w:shd w:val="clear" w:color="auto" w:fill="F4F4F4"/>
         </w:rPr>
         <w:t>Depends</w:t>
       </w:r>
       <w:r>
         <w:rPr>
+          <w:rFonts w:ascii="Calibri" w:hAnsi="Calibri"/>
+          <w:b w:val="0"/>
+          <w:i w:val="0"/>
           <w:color w:val="0A0A0A"/>
           <w:sz w:val="21"/>
         </w:rPr>
@@ -1777,12 +2182,15 @@
           <w:rFonts w:ascii="Consolas" w:hAnsi="Consolas"/>
           <w:color w:val="1F1F1F"/>
           <w:sz w:val="19"/>
-          <w:shd w:val="clear" w:fill="F2F2F2"/>
+          <w:shd w:val="clear" w:color="auto" w:fill="F4F4F4"/>
         </w:rPr>
         <w:t>commit</w:t>
       </w:r>
       <w:r>
         <w:rPr>
+          <w:rFonts w:ascii="Calibri" w:hAnsi="Calibri"/>
+          <w:b w:val="0"/>
+          <w:i w:val="0"/>
           <w:color w:val="0A0A0A"/>
           <w:sz w:val="21"/>
         </w:rPr>
@@ -1793,12 +2201,15 @@
           <w:rFonts w:ascii="Consolas" w:hAnsi="Consolas"/>
           <w:color w:val="1F1F1F"/>
           <w:sz w:val="19"/>
-          <w:shd w:val="clear" w:fill="F2F2F2"/>
+          <w:shd w:val="clear" w:color="auto" w:fill="F4F4F4"/>
         </w:rPr>
         <w:t>rollback</w:t>
       </w:r>
       <w:r>
         <w:rPr>
+          <w:rFonts w:ascii="Calibri" w:hAnsi="Calibri"/>
+          <w:b w:val="0"/>
+          <w:i w:val="0"/>
           <w:color w:val="0A0A0A"/>
           <w:sz w:val="21"/>
         </w:rPr>
@@ -1806,6 +2217,7 @@
       </w:r>
       <w:r>
         <w:rPr>
+          <w:rFonts w:ascii="Calibri" w:hAnsi="Calibri"/>
           <w:b/>
           <w:color w:val="0A0A0A"/>
           <w:sz w:val="21"/>
@@ -1814,6 +2226,9 @@
       </w:r>
       <w:r>
         <w:rPr>
+          <w:rFonts w:ascii="Calibri" w:hAnsi="Calibri"/>
+          <w:b w:val="0"/>
+          <w:i w:val="0"/>
           <w:color w:val="0A0A0A"/>
           <w:sz w:val="21"/>
         </w:rPr>
@@ -1824,12 +2239,15 @@
           <w:rFonts w:ascii="Consolas" w:hAnsi="Consolas"/>
           <w:color w:val="1F1F1F"/>
           <w:sz w:val="19"/>
-          <w:shd w:val="clear" w:fill="F2F2F2"/>
+          <w:shd w:val="clear" w:color="auto" w:fill="F4F4F4"/>
         </w:rPr>
         <w:t>import app.main</w:t>
       </w:r>
       <w:r>
         <w:rPr>
+          <w:rFonts w:ascii="Calibri" w:hAnsi="Calibri"/>
+          <w:b w:val="0"/>
+          <w:i w:val="0"/>
           <w:color w:val="0A0A0A"/>
           <w:sz w:val="21"/>
         </w:rPr>
@@ -1839,16 +2257,20 @@
     <w:p>
       <w:pPr>
         <w:keepNext/>
-        <w:spacing w:before="320" w:after="120"/>
+        <w:keepLines/>
+        <w:spacing w:before="360" w:after="140"/>
+        <w:widowControl w:val="true"/>
         <w:pBdr>
-          <w:bottom w:val="single" w:sz="6" w:space="4" w:color="1F1F1F"/>
+          <w:bottom w:val="single" w:sz="8" w:space="4" w:color="1F1F1F"/>
         </w:pBdr>
       </w:pPr>
       <w:r>
         <w:rPr>
+          <w:rFonts w:ascii="Calibri" w:hAnsi="Calibri"/>
           <w:b/>
-          <w:color w:val="0A0A0A"/>
-          <w:sz w:val="44"/>
+          <w:i w:val="0"/>
+          <w:color w:val="0A0A0A"/>
+          <w:sz w:val="34"/>
         </w:rPr>
         <w:t>4. Mecanismo de autenticação</w:t>
       </w:r>
@@ -1856,35 +2278,44 @@
     <w:p>
       <w:pPr>
         <w:keepNext/>
-        <w:spacing w:before="320" w:after="120"/>
+        <w:keepLines/>
+        <w:spacing w:before="240" w:after="140"/>
+        <w:widowControl w:val="true"/>
         <w:pBdr>
-          <w:bottom w:val="single" w:sz="4" w:space="4" w:color="C8C8C8"/>
+          <w:bottom w:val="single" w:sz="4" w:space="4" w:color="BFBFBF"/>
         </w:pBdr>
       </w:pPr>
       <w:r>
         <w:rPr>
+          <w:rFonts w:ascii="Calibri" w:hAnsi="Calibri"/>
           <w:b/>
-          <w:color w:val="0A0A0A"/>
-          <w:sz w:val="32"/>
+          <w:i w:val="0"/>
+          <w:color w:val="0A0A0A"/>
+          <w:sz w:val="27"/>
         </w:rPr>
         <w:t>4.1 JWT HS256 artesanal</w:t>
       </w:r>
     </w:p>
     <w:p>
       <w:pPr>
+        <w:spacing w:after="140"/>
         <w:jc w:val="both"/>
+        <w:widowControl w:val="true"/>
       </w:pPr>
       <w:r>
         <w:rPr>
           <w:rFonts w:ascii="Consolas" w:hAnsi="Consolas"/>
           <w:color w:val="1F1F1F"/>
           <w:sz w:val="19"/>
-          <w:shd w:val="clear" w:fill="F2F2F2"/>
+          <w:shd w:val="clear" w:color="auto" w:fill="F4F4F4"/>
         </w:rPr>
         <w:t>core/security.py</w:t>
       </w:r>
       <w:r>
         <w:rPr>
+          <w:rFonts w:ascii="Calibri" w:hAnsi="Calibri"/>
+          <w:b w:val="0"/>
+          <w:i w:val="0"/>
           <w:color w:val="0A0A0A"/>
           <w:sz w:val="21"/>
         </w:rPr>
@@ -1892,6 +2323,7 @@
       </w:r>
       <w:r>
         <w:rPr>
+          <w:rFonts w:ascii="Calibri" w:hAnsi="Calibri"/>
           <w:b/>
           <w:color w:val="0A0A0A"/>
           <w:sz w:val="21"/>
@@ -1900,6 +2332,9 @@
       </w:r>
       <w:r>
         <w:rPr>
+          <w:rFonts w:ascii="Calibri" w:hAnsi="Calibri"/>
+          <w:b w:val="0"/>
+          <w:i w:val="0"/>
           <w:color w:val="0A0A0A"/>
           <w:sz w:val="21"/>
         </w:rPr>
@@ -1910,12 +2345,15 @@
           <w:rFonts w:ascii="Consolas" w:hAnsi="Consolas"/>
           <w:color w:val="1F1F1F"/>
           <w:sz w:val="19"/>
-          <w:shd w:val="clear" w:fill="F2F2F2"/>
+          <w:shd w:val="clear" w:color="auto" w:fill="F4F4F4"/>
         </w:rPr>
         <w:t>hmac</w:t>
       </w:r>
       <w:r>
         <w:rPr>
+          <w:rFonts w:ascii="Calibri" w:hAnsi="Calibri"/>
+          <w:b w:val="0"/>
+          <w:i w:val="0"/>
           <w:color w:val="0A0A0A"/>
           <w:sz w:val="21"/>
         </w:rPr>
@@ -1926,12 +2364,15 @@
           <w:rFonts w:ascii="Consolas" w:hAnsi="Consolas"/>
           <w:color w:val="1F1F1F"/>
           <w:sz w:val="19"/>
-          <w:shd w:val="clear" w:fill="F2F2F2"/>
+          <w:shd w:val="clear" w:color="auto" w:fill="F4F4F4"/>
         </w:rPr>
         <w:t>hashlib</w:t>
       </w:r>
       <w:r>
         <w:rPr>
+          <w:rFonts w:ascii="Calibri" w:hAnsi="Calibri"/>
+          <w:b w:val="0"/>
+          <w:i w:val="0"/>
           <w:color w:val="0A0A0A"/>
           <w:sz w:val="21"/>
         </w:rPr>
@@ -1942,12 +2383,15 @@
           <w:rFonts w:ascii="Consolas" w:hAnsi="Consolas"/>
           <w:color w:val="1F1F1F"/>
           <w:sz w:val="19"/>
-          <w:shd w:val="clear" w:fill="F2F2F2"/>
+          <w:shd w:val="clear" w:color="auto" w:fill="F4F4F4"/>
         </w:rPr>
         <w:t>base64</w:t>
       </w:r>
       <w:r>
         <w:rPr>
+          <w:rFonts w:ascii="Calibri" w:hAnsi="Calibri"/>
+          <w:b w:val="0"/>
+          <w:i w:val="0"/>
           <w:color w:val="0A0A0A"/>
           <w:sz w:val="21"/>
         </w:rPr>
@@ -1958,12 +2402,15 @@
           <w:rFonts w:ascii="Consolas" w:hAnsi="Consolas"/>
           <w:color w:val="1F1F1F"/>
           <w:sz w:val="19"/>
-          <w:shd w:val="clear" w:fill="F2F2F2"/>
+          <w:shd w:val="clear" w:color="auto" w:fill="F4F4F4"/>
         </w:rPr>
         <w:t>json</w:t>
       </w:r>
       <w:r>
         <w:rPr>
+          <w:rFonts w:ascii="Calibri" w:hAnsi="Calibri"/>
+          <w:b w:val="0"/>
+          <w:i w:val="0"/>
           <w:color w:val="0A0A0A"/>
           <w:sz w:val="21"/>
         </w:rPr>
@@ -1974,12 +2421,15 @@
           <w:rFonts w:ascii="Consolas" w:hAnsi="Consolas"/>
           <w:color w:val="1F1F1F"/>
           <w:sz w:val="19"/>
-          <w:shd w:val="clear" w:fill="F2F2F2"/>
+          <w:shd w:val="clear" w:color="auto" w:fill="F4F4F4"/>
         </w:rPr>
         <w:t>cryptography</w:t>
       </w:r>
       <w:r>
         <w:rPr>
+          <w:rFonts w:ascii="Calibri" w:hAnsi="Calibri"/>
+          <w:b w:val="0"/>
+          <w:i w:val="0"/>
           <w:color w:val="0A0A0A"/>
           <w:sz w:val="21"/>
         </w:rPr>
@@ -1988,10 +2438,15 @@
     </w:p>
     <w:p>
       <w:pPr>
+        <w:spacing w:after="140"/>
         <w:jc w:val="both"/>
+        <w:widowControl w:val="true"/>
       </w:pPr>
       <w:r>
         <w:rPr>
+          <w:rFonts w:ascii="Calibri" w:hAnsi="Calibri"/>
+          <w:b w:val="0"/>
+          <w:i w:val="0"/>
           <w:color w:val="0A0A0A"/>
           <w:sz w:val="21"/>
         </w:rPr>
@@ -2002,12 +2457,15 @@
           <w:rFonts w:ascii="Consolas" w:hAnsi="Consolas"/>
           <w:color w:val="1F1F1F"/>
           <w:sz w:val="19"/>
-          <w:shd w:val="clear" w:fill="F2F2F2"/>
+          <w:shd w:val="clear" w:color="auto" w:fill="F4F4F4"/>
         </w:rPr>
         <w:t>sub</w:t>
       </w:r>
       <w:r>
         <w:rPr>
+          <w:rFonts w:ascii="Calibri" w:hAnsi="Calibri"/>
+          <w:b w:val="0"/>
+          <w:i w:val="0"/>
           <w:color w:val="0A0A0A"/>
           <w:sz w:val="21"/>
         </w:rPr>
@@ -2018,12 +2476,15 @@
           <w:rFonts w:ascii="Consolas" w:hAnsi="Consolas"/>
           <w:color w:val="1F1F1F"/>
           <w:sz w:val="19"/>
-          <w:shd w:val="clear" w:fill="F2F2F2"/>
+          <w:shd w:val="clear" w:color="auto" w:fill="F4F4F4"/>
         </w:rPr>
         <w:t>role</w:t>
       </w:r>
       <w:r>
         <w:rPr>
+          <w:rFonts w:ascii="Calibri" w:hAnsi="Calibri"/>
+          <w:b w:val="0"/>
+          <w:i w:val="0"/>
           <w:color w:val="0A0A0A"/>
           <w:sz w:val="21"/>
         </w:rPr>
@@ -2034,12 +2495,15 @@
           <w:rFonts w:ascii="Consolas" w:hAnsi="Consolas"/>
           <w:color w:val="1F1F1F"/>
           <w:sz w:val="19"/>
-          <w:shd w:val="clear" w:fill="F2F2F2"/>
+          <w:shd w:val="clear" w:color="auto" w:fill="F4F4F4"/>
         </w:rPr>
         <w:t>sid</w:t>
       </w:r>
       <w:r>
         <w:rPr>
+          <w:rFonts w:ascii="Calibri" w:hAnsi="Calibri"/>
+          <w:b w:val="0"/>
+          <w:i w:val="0"/>
           <w:color w:val="0A0A0A"/>
           <w:sz w:val="21"/>
         </w:rPr>
@@ -2050,12 +2514,15 @@
           <w:rFonts w:ascii="Consolas" w:hAnsi="Consolas"/>
           <w:color w:val="1F1F1F"/>
           <w:sz w:val="19"/>
-          <w:shd w:val="clear" w:fill="F2F2F2"/>
+          <w:shd w:val="clear" w:color="auto" w:fill="F4F4F4"/>
         </w:rPr>
         <w:t>iat</w:t>
       </w:r>
       <w:r>
         <w:rPr>
+          <w:rFonts w:ascii="Calibri" w:hAnsi="Calibri"/>
+          <w:b w:val="0"/>
+          <w:i w:val="0"/>
           <w:color w:val="0A0A0A"/>
           <w:sz w:val="21"/>
         </w:rPr>
@@ -2066,12 +2533,15 @@
           <w:rFonts w:ascii="Consolas" w:hAnsi="Consolas"/>
           <w:color w:val="1F1F1F"/>
           <w:sz w:val="19"/>
-          <w:shd w:val="clear" w:fill="F2F2F2"/>
+          <w:shd w:val="clear" w:color="auto" w:fill="F4F4F4"/>
         </w:rPr>
         <w:t>exp</w:t>
       </w:r>
       <w:r>
         <w:rPr>
+          <w:rFonts w:ascii="Calibri" w:hAnsi="Calibri"/>
+          <w:b w:val="0"/>
+          <w:i w:val="0"/>
           <w:color w:val="0A0A0A"/>
           <w:sz w:val="21"/>
         </w:rPr>
@@ -2079,6 +2549,7 @@
       </w:r>
       <w:r>
         <w:rPr>
+          <w:rFonts w:ascii="Calibri" w:hAnsi="Calibri"/>
           <w:b/>
           <w:color w:val="0A0A0A"/>
           <w:sz w:val="21"/>
@@ -2087,6 +2558,9 @@
       </w:r>
       <w:r>
         <w:rPr>
+          <w:rFonts w:ascii="Calibri" w:hAnsi="Calibri"/>
+          <w:b w:val="0"/>
+          <w:i w:val="0"/>
           <w:color w:val="0A0A0A"/>
           <w:sz w:val="21"/>
         </w:rPr>
@@ -2097,12 +2571,15 @@
           <w:rFonts w:ascii="Consolas" w:hAnsi="Consolas"/>
           <w:color w:val="1F1F1F"/>
           <w:sz w:val="19"/>
-          <w:shd w:val="clear" w:fill="F2F2F2"/>
+          <w:shd w:val="clear" w:color="auto" w:fill="F4F4F4"/>
         </w:rPr>
         <w:t>hmac.compare_digest</w:t>
       </w:r>
       <w:r>
         <w:rPr>
+          <w:rFonts w:ascii="Calibri" w:hAnsi="Calibri"/>
+          <w:b w:val="0"/>
+          <w:i w:val="0"/>
           <w:color w:val="0A0A0A"/>
           <w:sz w:val="21"/>
         </w:rPr>
@@ -2113,12 +2590,15 @@
           <w:rFonts w:ascii="Consolas" w:hAnsi="Consolas"/>
           <w:color w:val="1F1F1F"/>
           <w:sz w:val="19"/>
-          <w:shd w:val="clear" w:fill="F2F2F2"/>
+          <w:shd w:val="clear" w:color="auto" w:fill="F4F4F4"/>
         </w:rPr>
         <w:t>JWTError</w:t>
       </w:r>
       <w:r>
         <w:rPr>
+          <w:rFonts w:ascii="Calibri" w:hAnsi="Calibri"/>
+          <w:b w:val="0"/>
+          <w:i w:val="0"/>
           <w:color w:val="0A0A0A"/>
           <w:sz w:val="21"/>
         </w:rPr>
@@ -2127,9 +2607,10 @@
     </w:p>
     <w:p>
       <w:pPr>
-        <w:spacing w:before="80" w:after="160"/>
-        <w:ind w:left="144"/>
-        <w:shd w:val="clear" w:fill="F2F2F2"/>
+        <w:keepLines/>
+        <w:spacing w:before="80" w:after="180" w:line="240" w:lineRule="auto"/>
+        <w:ind w:left="173" w:right="72"/>
+        <w:shd w:val="clear" w:color="auto" w:fill="F4F4F4"/>
         <w:pBdr>
           <w:top w:val="single" w:sz="4" w:space="6" w:color="DDDDDD"/>
           <w:bottom w:val="single" w:sz="4" w:space="6" w:color="DDDDDD"/>
@@ -2141,7 +2622,7 @@
         <w:rPr>
           <w:rFonts w:ascii="Consolas" w:hAnsi="Consolas"/>
           <w:color w:val="222222"/>
-          <w:sz w:val="18"/>
+          <w:sz w:val="17"/>
         </w:rPr>
         <w:t>def verify_access_token(token: str) -&gt; TokenClaims:</w:t>
         <w:br/>
@@ -2165,26 +2646,35 @@
     <w:p>
       <w:pPr>
         <w:keepNext/>
-        <w:spacing w:before="320" w:after="120"/>
+        <w:keepLines/>
+        <w:spacing w:before="240" w:after="140"/>
+        <w:widowControl w:val="true"/>
         <w:pBdr>
-          <w:bottom w:val="single" w:sz="4" w:space="4" w:color="C8C8C8"/>
+          <w:bottom w:val="single" w:sz="4" w:space="4" w:color="BFBFBF"/>
         </w:pBdr>
       </w:pPr>
       <w:r>
         <w:rPr>
+          <w:rFonts w:ascii="Calibri" w:hAnsi="Calibri"/>
           <w:b/>
-          <w:color w:val="0A0A0A"/>
-          <w:sz w:val="32"/>
+          <w:i w:val="0"/>
+          <w:color w:val="0A0A0A"/>
+          <w:sz w:val="27"/>
         </w:rPr>
         <w:t>4.2 Login, sessão e proteção contra força bruta</w:t>
       </w:r>
     </w:p>
     <w:p>
       <w:pPr>
+        <w:spacing w:after="140"/>
         <w:jc w:val="both"/>
+        <w:widowControl w:val="true"/>
       </w:pPr>
       <w:r>
         <w:rPr>
+          <w:rFonts w:ascii="Calibri" w:hAnsi="Calibri"/>
+          <w:b w:val="0"/>
+          <w:i w:val="0"/>
           <w:color w:val="0A0A0A"/>
           <w:sz w:val="21"/>
         </w:rPr>
@@ -2195,12 +2685,15 @@
           <w:rFonts w:ascii="Consolas" w:hAnsi="Consolas"/>
           <w:color w:val="1F1F1F"/>
           <w:sz w:val="19"/>
-          <w:shd w:val="clear" w:fill="F2F2F2"/>
+          <w:shd w:val="clear" w:color="auto" w:fill="F4F4F4"/>
         </w:rPr>
         <w:t>AuthService</w:t>
       </w:r>
       <w:r>
         <w:rPr>
+          <w:rFonts w:ascii="Calibri" w:hAnsi="Calibri"/>
+          <w:b w:val="0"/>
+          <w:i w:val="0"/>
           <w:color w:val="0A0A0A"/>
           <w:sz w:val="21"/>
         </w:rPr>
@@ -2211,12 +2704,15 @@
           <w:rFonts w:ascii="Consolas" w:hAnsi="Consolas"/>
           <w:color w:val="1F1F1F"/>
           <w:sz w:val="19"/>
-          <w:shd w:val="clear" w:fill="F2F2F2"/>
+          <w:shd w:val="clear" w:color="auto" w:fill="F4F4F4"/>
         </w:rPr>
         <w:t>services/auth_service.py</w:t>
       </w:r>
       <w:r>
         <w:rPr>
+          <w:rFonts w:ascii="Calibri" w:hAnsi="Calibri"/>
+          <w:b w:val="0"/>
+          <w:i w:val="0"/>
           <w:color w:val="0A0A0A"/>
           <w:sz w:val="21"/>
         </w:rPr>
@@ -2225,9 +2721,10 @@
     </w:p>
     <w:p>
       <w:pPr>
-        <w:spacing w:before="80" w:after="160"/>
-        <w:ind w:left="144"/>
-        <w:shd w:val="clear" w:fill="F2F2F2"/>
+        <w:keepLines/>
+        <w:spacing w:before="80" w:after="180" w:line="240" w:lineRule="auto"/>
+        <w:ind w:left="173" w:right="72"/>
+        <w:shd w:val="clear" w:color="auto" w:fill="F4F4F4"/>
         <w:pBdr>
           <w:top w:val="single" w:sz="4" w:space="6" w:color="DDDDDD"/>
           <w:bottom w:val="single" w:sz="4" w:space="6" w:color="DDDDDD"/>
@@ -2239,7 +2736,7 @@
         <w:rPr>
           <w:rFonts w:ascii="Consolas" w:hAnsi="Consolas"/>
           <w:color w:val="222222"/>
-          <w:sz w:val="18"/>
+          <w:sz w:val="17"/>
         </w:rPr>
         <w:t>SELECT id, tipo FROM usuarios</w:t>
         <w:br/>
@@ -2252,26 +2749,53 @@
     </w:p>
     <w:p>
       <w:pPr>
+        <w:spacing w:after="140"/>
         <w:jc w:val="both"/>
+        <w:widowControl w:val="true"/>
       </w:pPr>
       <w:r>
         <w:rPr>
+          <w:rFonts w:ascii="Calibri" w:hAnsi="Calibri"/>
+          <w:b w:val="0"/>
+          <w:i w:val="0"/>
           <w:color w:val="0A0A0A"/>
           <w:sz w:val="21"/>
         </w:rPr>
-        <w:t>O Python nunca manipula o hash bcrypt nem a senha além de repassá-la parametrizada. O fluxo de login, no router de autenticação, executa em ordem: extração de IP e *user agent*; verificação anti-força bruta (</w:t>
+        <w:t xml:space="preserve">O Python nunca manipula o hash bcrypt nem a senha além de repassá-la parametrizada. O fluxo de login, no router de autenticação, executa em ordem: extração de IP e </w:t>
+      </w:r>
+      <w:r>
+        <w:rPr>
+          <w:rFonts w:ascii="Calibri" w:hAnsi="Calibri"/>
+          <w:i/>
+          <w:color w:val="0A0A0A"/>
+          <w:sz w:val="21"/>
+        </w:rPr>
+        <w:t>user agent</w:t>
+      </w:r>
+      <w:r>
+        <w:rPr>
+          <w:rFonts w:ascii="Calibri" w:hAnsi="Calibri"/>
+          <w:b w:val="0"/>
+          <w:i w:val="0"/>
+          <w:color w:val="0A0A0A"/>
+          <w:sz w:val="21"/>
+        </w:rPr>
+        <w:t>; verificação anti-força bruta (</w:t>
       </w:r>
       <w:r>
         <w:rPr>
           <w:rFonts w:ascii="Consolas" w:hAnsi="Consolas"/>
           <w:color w:val="1F1F1F"/>
           <w:sz w:val="19"/>
-          <w:shd w:val="clear" w:fill="F2F2F2"/>
+          <w:shd w:val="clear" w:color="auto" w:fill="F4F4F4"/>
         </w:rPr>
         <w:t>check_brute_force</w:t>
       </w:r>
       <w:r>
         <w:rPr>
+          <w:rFonts w:ascii="Calibri" w:hAnsi="Calibri"/>
+          <w:b w:val="0"/>
+          <w:i w:val="0"/>
           <w:color w:val="0A0A0A"/>
           <w:sz w:val="21"/>
         </w:rPr>
@@ -2282,12 +2806,15 @@
           <w:rFonts w:ascii="Consolas" w:hAnsi="Consolas"/>
           <w:color w:val="1F1F1F"/>
           <w:sz w:val="19"/>
-          <w:shd w:val="clear" w:fill="F2F2F2"/>
+          <w:shd w:val="clear" w:color="auto" w:fill="F4F4F4"/>
         </w:rPr>
         <w:t>tb_log_sessoes</w:t>
       </w:r>
       <w:r>
         <w:rPr>
+          <w:rFonts w:ascii="Calibri" w:hAnsi="Calibri"/>
+          <w:b w:val="0"/>
+          <w:i w:val="0"/>
           <w:color w:val="0A0A0A"/>
           <w:sz w:val="21"/>
         </w:rPr>
@@ -2298,12 +2825,15 @@
           <w:rFonts w:ascii="Consolas" w:hAnsi="Consolas"/>
           <w:color w:val="1F1F1F"/>
           <w:sz w:val="19"/>
-          <w:shd w:val="clear" w:fill="F2F2F2"/>
+          <w:shd w:val="clear" w:color="auto" w:fill="F4F4F4"/>
         </w:rPr>
         <w:t>id</w:t>
       </w:r>
       <w:r>
         <w:rPr>
+          <w:rFonts w:ascii="Calibri" w:hAnsi="Calibri"/>
+          <w:b w:val="0"/>
+          <w:i w:val="0"/>
           <w:color w:val="0A0A0A"/>
           <w:sz w:val="21"/>
         </w:rPr>
@@ -2314,12 +2844,15 @@
           <w:rFonts w:ascii="Consolas" w:hAnsi="Consolas"/>
           <w:color w:val="1F1F1F"/>
           <w:sz w:val="19"/>
-          <w:shd w:val="clear" w:fill="F2F2F2"/>
+          <w:shd w:val="clear" w:color="auto" w:fill="F4F4F4"/>
         </w:rPr>
         <w:t>sessao_id</w:t>
       </w:r>
       <w:r>
         <w:rPr>
+          <w:rFonts w:ascii="Calibri" w:hAnsi="Calibri"/>
+          <w:b w:val="0"/>
+          <w:i w:val="0"/>
           <w:color w:val="0A0A0A"/>
           <w:sz w:val="21"/>
         </w:rPr>
@@ -2330,12 +2863,15 @@
           <w:rFonts w:ascii="Consolas" w:hAnsi="Consolas"/>
           <w:color w:val="1F1F1F"/>
           <w:sz w:val="19"/>
-          <w:shd w:val="clear" w:fill="F2F2F2"/>
+          <w:shd w:val="clear" w:color="auto" w:fill="F4F4F4"/>
         </w:rPr>
         <w:t>tb_log_tentativas_login</w:t>
       </w:r>
       <w:r>
         <w:rPr>
+          <w:rFonts w:ascii="Calibri" w:hAnsi="Calibri"/>
+          <w:b w:val="0"/>
+          <w:i w:val="0"/>
           <w:color w:val="0A0A0A"/>
           <w:sz w:val="21"/>
         </w:rPr>
@@ -2346,12 +2882,15 @@
           <w:rFonts w:ascii="Consolas" w:hAnsi="Consolas"/>
           <w:color w:val="1F1F1F"/>
           <w:sz w:val="19"/>
-          <w:shd w:val="clear" w:fill="F2F2F2"/>
+          <w:shd w:val="clear" w:color="auto" w:fill="F4F4F4"/>
         </w:rPr>
         <w:t>admin</w:t>
       </w:r>
       <w:r>
         <w:rPr>
+          <w:rFonts w:ascii="Calibri" w:hAnsi="Calibri"/>
+          <w:b w:val="0"/>
+          <w:i w:val="0"/>
           <w:color w:val="0A0A0A"/>
           <w:sz w:val="21"/>
         </w:rPr>
@@ -2362,12 +2901,15 @@
           <w:rFonts w:ascii="Consolas" w:hAnsi="Consolas"/>
           <w:color w:val="1F1F1F"/>
           <w:sz w:val="19"/>
-          <w:shd w:val="clear" w:fill="F2F2F2"/>
+          <w:shd w:val="clear" w:color="auto" w:fill="F4F4F4"/>
         </w:rPr>
         <w:t>admin</w:t>
       </w:r>
       <w:r>
         <w:rPr>
+          <w:rFonts w:ascii="Calibri" w:hAnsi="Calibri"/>
+          <w:b w:val="0"/>
+          <w:i w:val="0"/>
           <w:color w:val="0A0A0A"/>
           <w:sz w:val="21"/>
         </w:rPr>
@@ -2378,12 +2920,15 @@
           <w:rFonts w:ascii="Consolas" w:hAnsi="Consolas"/>
           <w:color w:val="1F1F1F"/>
           <w:sz w:val="19"/>
-          <w:shd w:val="clear" w:fill="F2F2F2"/>
+          <w:shd w:val="clear" w:color="auto" w:fill="F4F4F4"/>
         </w:rPr>
         <w:t>doctor</w:t>
       </w:r>
       <w:r>
         <w:rPr>
+          <w:rFonts w:ascii="Calibri" w:hAnsi="Calibri"/>
+          <w:b w:val="0"/>
+          <w:i w:val="0"/>
           <w:color w:val="0A0A0A"/>
           <w:sz w:val="21"/>
         </w:rPr>
@@ -2393,35 +2938,44 @@
     <w:p>
       <w:pPr>
         <w:keepNext/>
-        <w:spacing w:before="320" w:after="120"/>
+        <w:keepLines/>
+        <w:spacing w:before="240" w:after="140"/>
+        <w:widowControl w:val="true"/>
         <w:pBdr>
-          <w:bottom w:val="single" w:sz="4" w:space="4" w:color="C8C8C8"/>
+          <w:bottom w:val="single" w:sz="4" w:space="4" w:color="BFBFBF"/>
         </w:pBdr>
       </w:pPr>
       <w:r>
         <w:rPr>
+          <w:rFonts w:ascii="Calibri" w:hAnsi="Calibri"/>
           <w:b/>
-          <w:color w:val="0A0A0A"/>
-          <w:sz w:val="32"/>
+          <w:i w:val="0"/>
+          <w:color w:val="0A0A0A"/>
+          <w:sz w:val="27"/>
         </w:rPr>
         <w:t>4.3 O guarda de rotas</w:t>
       </w:r>
     </w:p>
     <w:p>
       <w:pPr>
+        <w:spacing w:after="140"/>
         <w:jc w:val="both"/>
+        <w:widowControl w:val="true"/>
       </w:pPr>
       <w:r>
         <w:rPr>
           <w:rFonts w:ascii="Consolas" w:hAnsi="Consolas"/>
           <w:color w:val="1F1F1F"/>
           <w:sz w:val="19"/>
-          <w:shd w:val="clear" w:fill="F2F2F2"/>
+          <w:shd w:val="clear" w:color="auto" w:fill="F4F4F4"/>
         </w:rPr>
         <w:t>interfaces/api/dependencies.py</w:t>
       </w:r>
       <w:r>
         <w:rPr>
+          <w:rFonts w:ascii="Calibri" w:hAnsi="Calibri"/>
+          <w:b w:val="0"/>
+          <w:i w:val="0"/>
           <w:color w:val="0A0A0A"/>
           <w:sz w:val="21"/>
         </w:rPr>
@@ -2432,19 +2986,42 @@
           <w:rFonts w:ascii="Consolas" w:hAnsi="Consolas"/>
           <w:color w:val="1F1F1F"/>
           <w:sz w:val="19"/>
-          <w:shd w:val="clear" w:fill="F2F2F2"/>
+          <w:shd w:val="clear" w:color="auto" w:fill="F4F4F4"/>
         </w:rPr>
         <w:t>get_current_doctor</w:t>
       </w:r>
       <w:r>
         <w:rPr>
+          <w:rFonts w:ascii="Calibri" w:hAnsi="Calibri"/>
+          <w:b w:val="0"/>
+          <w:i w:val="0"/>
           <w:color w:val="0A0A0A"/>
           <w:sz w:val="21"/>
         </w:rPr>
-        <w:t xml:space="preserve">, a dependência que protege quase todos os endpoints. Ela verifica o *Bearer token* de forma puramente criptográfica — </w:t>
-      </w:r>
-      <w:r>
-        <w:rPr>
+        <w:t xml:space="preserve">, a dependência que protege quase todos os endpoints. Ela verifica o </w:t>
+      </w:r>
+      <w:r>
+        <w:rPr>
+          <w:rFonts w:ascii="Calibri" w:hAnsi="Calibri"/>
+          <w:i/>
+          <w:color w:val="0A0A0A"/>
+          <w:sz w:val="21"/>
+        </w:rPr>
+        <w:t>Bearer token</w:t>
+      </w:r>
+      <w:r>
+        <w:rPr>
+          <w:rFonts w:ascii="Calibri" w:hAnsi="Calibri"/>
+          <w:b w:val="0"/>
+          <w:i w:val="0"/>
+          <w:color w:val="0A0A0A"/>
+          <w:sz w:val="21"/>
+        </w:rPr>
+        <w:t xml:space="preserve"> de forma puramente criptográfica — </w:t>
+      </w:r>
+      <w:r>
+        <w:rPr>
+          <w:rFonts w:ascii="Calibri" w:hAnsi="Calibri"/>
           <w:b/>
           <w:color w:val="0A0A0A"/>
           <w:sz w:val="21"/>
@@ -2453,6 +3030,9 @@
       </w:r>
       <w:r>
         <w:rPr>
+          <w:rFonts w:ascii="Calibri" w:hAnsi="Calibri"/>
+          <w:b w:val="0"/>
+          <w:i w:val="0"/>
           <w:color w:val="0A0A0A"/>
           <w:sz w:val="21"/>
         </w:rPr>
@@ -2463,12 +3043,15 @@
           <w:rFonts w:ascii="Consolas" w:hAnsi="Consolas"/>
           <w:color w:val="1F1F1F"/>
           <w:sz w:val="19"/>
-          <w:shd w:val="clear" w:fill="F2F2F2"/>
+          <w:shd w:val="clear" w:color="auto" w:fill="F4F4F4"/>
         </w:rPr>
         <w:t>AuthenticatedDoctor(usuario_id, sessao_id, role)</w:t>
       </w:r>
       <w:r>
         <w:rPr>
+          <w:rFonts w:ascii="Calibri" w:hAnsi="Calibri"/>
+          <w:b w:val="0"/>
+          <w:i w:val="0"/>
           <w:color w:val="0A0A0A"/>
           <w:sz w:val="21"/>
         </w:rPr>
@@ -2479,12 +3062,15 @@
           <w:rFonts w:ascii="Consolas" w:hAnsi="Consolas"/>
           <w:color w:val="1F1F1F"/>
           <w:sz w:val="19"/>
-          <w:shd w:val="clear" w:fill="F2F2F2"/>
+          <w:shd w:val="clear" w:color="auto" w:fill="F4F4F4"/>
         </w:rPr>
         <w:t>{doctor, admin}</w:t>
       </w:r>
       <w:r>
         <w:rPr>
+          <w:rFonts w:ascii="Calibri" w:hAnsi="Calibri"/>
+          <w:b w:val="0"/>
+          <w:i w:val="0"/>
           <w:color w:val="0A0A0A"/>
           <w:sz w:val="21"/>
         </w:rPr>
@@ -2495,12 +3081,15 @@
           <w:rFonts w:ascii="Consolas" w:hAnsi="Consolas"/>
           <w:color w:val="1F1F1F"/>
           <w:sz w:val="19"/>
-          <w:shd w:val="clear" w:fill="F2F2F2"/>
+          <w:shd w:val="clear" w:color="auto" w:fill="F4F4F4"/>
         </w:rPr>
         <w:t>get_current_admin</w:t>
       </w:r>
       <w:r>
         <w:rPr>
+          <w:rFonts w:ascii="Calibri" w:hAnsi="Calibri"/>
+          <w:b w:val="0"/>
+          <w:i w:val="0"/>
           <w:color w:val="0A0A0A"/>
           <w:sz w:val="21"/>
         </w:rPr>
@@ -2511,12 +3100,15 @@
           <w:rFonts w:ascii="Consolas" w:hAnsi="Consolas"/>
           <w:color w:val="1F1F1F"/>
           <w:sz w:val="19"/>
-          <w:shd w:val="clear" w:fill="F2F2F2"/>
+          <w:shd w:val="clear" w:color="auto" w:fill="F4F4F4"/>
         </w:rPr>
         <w:t>get_current_doctor</w:t>
       </w:r>
       <w:r>
         <w:rPr>
+          <w:rFonts w:ascii="Calibri" w:hAnsi="Calibri"/>
+          <w:b w:val="0"/>
+          <w:i w:val="0"/>
           <w:color w:val="0A0A0A"/>
           <w:sz w:val="21"/>
         </w:rPr>
@@ -2527,12 +3119,15 @@
           <w:rFonts w:ascii="Consolas" w:hAnsi="Consolas"/>
           <w:color w:val="1F1F1F"/>
           <w:sz w:val="19"/>
-          <w:shd w:val="clear" w:fill="F2F2F2"/>
+          <w:shd w:val="clear" w:color="auto" w:fill="F4F4F4"/>
         </w:rPr>
         <w:t>admin</w:t>
       </w:r>
       <w:r>
         <w:rPr>
+          <w:rFonts w:ascii="Calibri" w:hAnsi="Calibri"/>
+          <w:b w:val="0"/>
+          <w:i w:val="0"/>
           <w:color w:val="0A0A0A"/>
           <w:sz w:val="21"/>
         </w:rPr>
@@ -2542,16 +3137,20 @@
     <w:p>
       <w:pPr>
         <w:keepNext/>
-        <w:spacing w:before="320" w:after="120"/>
+        <w:keepLines/>
+        <w:spacing w:before="360" w:after="140"/>
+        <w:widowControl w:val="true"/>
         <w:pBdr>
-          <w:bottom w:val="single" w:sz="6" w:space="4" w:color="1F1F1F"/>
+          <w:bottom w:val="single" w:sz="8" w:space="4" w:color="1F1F1F"/>
         </w:pBdr>
       </w:pPr>
       <w:r>
         <w:rPr>
+          <w:rFonts w:ascii="Calibri" w:hAnsi="Calibri"/>
           <w:b/>
-          <w:color w:val="0A0A0A"/>
-          <w:sz w:val="44"/>
+          <w:i w:val="0"/>
+          <w:color w:val="0A0A0A"/>
+          <w:sz w:val="34"/>
         </w:rPr>
         <w:t>5. Implementação do escore clínico</w:t>
       </w:r>
@@ -2559,26 +3158,35 @@
     <w:p>
       <w:pPr>
         <w:keepNext/>
-        <w:spacing w:before="320" w:after="120"/>
+        <w:keepLines/>
+        <w:spacing w:before="240" w:after="140"/>
+        <w:widowControl w:val="true"/>
         <w:pBdr>
-          <w:bottom w:val="single" w:sz="4" w:space="4" w:color="C8C8C8"/>
+          <w:bottom w:val="single" w:sz="4" w:space="4" w:color="BFBFBF"/>
         </w:pBdr>
       </w:pPr>
       <w:r>
         <w:rPr>
+          <w:rFonts w:ascii="Calibri" w:hAnsi="Calibri"/>
           <w:b/>
-          <w:color w:val="0A0A0A"/>
-          <w:sz w:val="32"/>
+          <w:i w:val="0"/>
+          <w:color w:val="0A0A0A"/>
+          <w:sz w:val="27"/>
         </w:rPr>
         <w:t>5.1 A regra vive no banco</w:t>
       </w:r>
     </w:p>
     <w:p>
       <w:pPr>
+        <w:spacing w:after="140"/>
         <w:jc w:val="both"/>
+        <w:widowControl w:val="true"/>
       </w:pPr>
       <w:r>
         <w:rPr>
+          <w:rFonts w:ascii="Calibri" w:hAnsi="Calibri"/>
+          <w:b w:val="0"/>
+          <w:i w:val="0"/>
           <w:color w:val="0A0A0A"/>
           <w:sz w:val="21"/>
         </w:rPr>
@@ -2589,12 +3197,15 @@
           <w:rFonts w:ascii="Consolas" w:hAnsi="Consolas"/>
           <w:color w:val="1F1F1F"/>
           <w:sz w:val="19"/>
-          <w:shd w:val="clear" w:fill="F2F2F2"/>
+          <w:shd w:val="clear" w:color="auto" w:fill="F4F4F4"/>
         </w:rPr>
         <w:t>SymptomScoringOrchestrator</w:t>
       </w:r>
       <w:r>
         <w:rPr>
+          <w:rFonts w:ascii="Calibri" w:hAnsi="Calibri"/>
+          <w:b w:val="0"/>
+          <w:i w:val="0"/>
           <w:color w:val="0A0A0A"/>
           <w:sz w:val="21"/>
         </w:rPr>
@@ -2605,12 +3216,15 @@
           <w:rFonts w:ascii="Consolas" w:hAnsi="Consolas"/>
           <w:color w:val="1F1F1F"/>
           <w:sz w:val="19"/>
-          <w:shd w:val="clear" w:fill="F2F2F2"/>
+          <w:shd w:val="clear" w:color="auto" w:fill="F4F4F4"/>
         </w:rPr>
         <w:t>domain/services/</w:t>
       </w:r>
       <w:r>
         <w:rPr>
+          <w:rFonts w:ascii="Calibri" w:hAnsi="Calibri"/>
+          <w:b w:val="0"/>
+          <w:i w:val="0"/>
           <w:color w:val="0A0A0A"/>
           <w:sz w:val="21"/>
         </w:rPr>
@@ -2619,9 +3233,10 @@
     </w:p>
     <w:p>
       <w:pPr>
-        <w:spacing w:before="80" w:after="160"/>
-        <w:ind w:left="144"/>
-        <w:shd w:val="clear" w:fill="F2F2F2"/>
+        <w:keepLines/>
+        <w:spacing w:before="80" w:after="180" w:line="240" w:lineRule="auto"/>
+        <w:ind w:left="173" w:right="72"/>
+        <w:shd w:val="clear" w:color="auto" w:fill="F4F4F4"/>
         <w:pBdr>
           <w:top w:val="single" w:sz="4" w:space="6" w:color="DDDDDD"/>
           <w:bottom w:val="single" w:sz="4" w:space="6" w:color="DDDDDD"/>
@@ -2633,7 +3248,7 @@
         <w:rPr>
           <w:rFonts w:ascii="Consolas" w:hAnsi="Consolas"/>
           <w:color w:val="222222"/>
-          <w:sz w:val="18"/>
+          <w:sz w:val="17"/>
         </w:rPr>
         <w:t>class SymptomScoringOrchestrator:</w:t>
         <w:br/>
@@ -2658,10 +3273,15 @@
     </w:p>
     <w:p>
       <w:pPr>
+        <w:spacing w:after="140"/>
         <w:jc w:val="both"/>
+        <w:widowControl w:val="true"/>
       </w:pPr>
       <w:r>
         <w:rPr>
+          <w:rFonts w:ascii="Calibri" w:hAnsi="Calibri"/>
+          <w:b w:val="0"/>
+          <w:i w:val="0"/>
           <w:color w:val="0A0A0A"/>
           <w:sz w:val="21"/>
         </w:rPr>
@@ -2672,12 +3292,15 @@
           <w:rFonts w:ascii="Consolas" w:hAnsi="Consolas"/>
           <w:color w:val="1F1F1F"/>
           <w:sz w:val="19"/>
-          <w:shd w:val="clear" w:fill="F2F2F2"/>
+          <w:shd w:val="clear" w:color="auto" w:fill="F4F4F4"/>
         </w:rPr>
         <w:t>fn_calcular_score_triagem(avaliacao_id)</w:t>
       </w:r>
       <w:r>
         <w:rPr>
+          <w:rFonts w:ascii="Calibri" w:hAnsi="Calibri"/>
+          <w:b w:val="0"/>
+          <w:i w:val="0"/>
           <w:color w:val="0A0A0A"/>
           <w:sz w:val="21"/>
         </w:rPr>
@@ -2688,12 +3311,15 @@
           <w:rFonts w:ascii="Consolas" w:hAnsi="Consolas"/>
           <w:color w:val="1F1F1F"/>
           <w:sz w:val="19"/>
-          <w:shd w:val="clear" w:fill="F2F2F2"/>
+          <w:shd w:val="clear" w:color="auto" w:fill="F4F4F4"/>
         </w:rPr>
         <w:t>peso</w:t>
       </w:r>
       <w:r>
         <w:rPr>
+          <w:rFonts w:ascii="Calibri" w:hAnsi="Calibri"/>
+          <w:b w:val="0"/>
+          <w:i w:val="0"/>
           <w:color w:val="0A0A0A"/>
           <w:sz w:val="21"/>
         </w:rPr>
@@ -2704,12 +3330,15 @@
           <w:rFonts w:ascii="Consolas" w:hAnsi="Consolas"/>
           <w:color w:val="1F1F1F"/>
           <w:sz w:val="19"/>
-          <w:shd w:val="clear" w:fill="F2F2F2"/>
+          <w:shd w:val="clear" w:color="auto" w:fill="F4F4F4"/>
         </w:rPr>
         <w:t>peso_feminino</w:t>
       </w:r>
       <w:r>
         <w:rPr>
+          <w:rFonts w:ascii="Calibri" w:hAnsi="Calibri"/>
+          <w:b w:val="0"/>
+          <w:i w:val="0"/>
           <w:color w:val="0A0A0A"/>
           <w:sz w:val="21"/>
         </w:rPr>
@@ -2720,12 +3349,15 @@
           <w:rFonts w:ascii="Consolas" w:hAnsi="Consolas"/>
           <w:color w:val="1F1F1F"/>
           <w:sz w:val="19"/>
-          <w:shd w:val="clear" w:fill="F2F2F2"/>
+          <w:shd w:val="clear" w:color="auto" w:fill="F4F4F4"/>
         </w:rPr>
         <w:t>sintomas</w:t>
       </w:r>
       <w:r>
         <w:rPr>
+          <w:rFonts w:ascii="Calibri" w:hAnsi="Calibri"/>
+          <w:b w:val="0"/>
+          <w:i w:val="0"/>
           <w:color w:val="0A0A0A"/>
           <w:sz w:val="21"/>
         </w:rPr>
@@ -2736,12 +3368,15 @@
           <w:rFonts w:ascii="Consolas" w:hAnsi="Consolas"/>
           <w:color w:val="1F1F1F"/>
           <w:sz w:val="19"/>
-          <w:shd w:val="clear" w:fill="F2F2F2"/>
+          <w:shd w:val="clear" w:color="auto" w:fill="F4F4F4"/>
         </w:rPr>
         <w:t>score_final</w:t>
       </w:r>
       <w:r>
         <w:rPr>
+          <w:rFonts w:ascii="Calibri" w:hAnsi="Calibri"/>
+          <w:b w:val="0"/>
+          <w:i w:val="0"/>
           <w:color w:val="0A0A0A"/>
           <w:sz w:val="21"/>
         </w:rPr>
@@ -2752,12 +3387,15 @@
           <w:rFonts w:ascii="Consolas" w:hAnsi="Consolas"/>
           <w:color w:val="1F1F1F"/>
           <w:sz w:val="19"/>
-          <w:shd w:val="clear" w:fill="F2F2F2"/>
+          <w:shd w:val="clear" w:color="auto" w:fill="F4F4F4"/>
         </w:rPr>
         <w:t>limiar_score</w:t>
       </w:r>
       <w:r>
         <w:rPr>
+          <w:rFonts w:ascii="Calibri" w:hAnsi="Calibri"/>
+          <w:b w:val="0"/>
+          <w:i w:val="0"/>
           <w:color w:val="0A0A0A"/>
           <w:sz w:val="21"/>
         </w:rPr>
@@ -2768,12 +3406,15 @@
           <w:rFonts w:ascii="Consolas" w:hAnsi="Consolas"/>
           <w:color w:val="1F1F1F"/>
           <w:sz w:val="19"/>
-          <w:shd w:val="clear" w:fill="F2F2F2"/>
+          <w:shd w:val="clear" w:color="auto" w:fill="F4F4F4"/>
         </w:rPr>
         <w:t>parametro_triagem</w:t>
       </w:r>
       <w:r>
         <w:rPr>
+          <w:rFonts w:ascii="Calibri" w:hAnsi="Calibri"/>
+          <w:b w:val="0"/>
+          <w:i w:val="0"/>
           <w:color w:val="0A0A0A"/>
           <w:sz w:val="21"/>
         </w:rPr>
@@ -2784,12 +3425,15 @@
           <w:rFonts w:ascii="Consolas" w:hAnsi="Consolas"/>
           <w:color w:val="1F1F1F"/>
           <w:sz w:val="19"/>
-          <w:shd w:val="clear" w:fill="F2F2F2"/>
+          <w:shd w:val="clear" w:color="auto" w:fill="F4F4F4"/>
         </w:rPr>
         <w:t>tb_log_analises</w:t>
       </w:r>
       <w:r>
         <w:rPr>
+          <w:rFonts w:ascii="Calibri" w:hAnsi="Calibri"/>
+          <w:b w:val="0"/>
+          <w:i w:val="0"/>
           <w:color w:val="0A0A0A"/>
           <w:sz w:val="21"/>
         </w:rPr>
@@ -2800,12 +3444,15 @@
           <w:rFonts w:ascii="Consolas" w:hAnsi="Consolas"/>
           <w:color w:val="1F1F1F"/>
           <w:sz w:val="19"/>
-          <w:shd w:val="clear" w:fill="F2F2F2"/>
+          <w:shd w:val="clear" w:color="auto" w:fill="F4F4F4"/>
         </w:rPr>
         <w:t>tb_avaliacoes</w:t>
       </w:r>
       <w:r>
         <w:rPr>
+          <w:rFonts w:ascii="Calibri" w:hAnsi="Calibri"/>
+          <w:b w:val="0"/>
+          <w:i w:val="0"/>
           <w:color w:val="0A0A0A"/>
           <w:sz w:val="21"/>
         </w:rPr>
@@ -2816,12 +3463,15 @@
           <w:rFonts w:ascii="Consolas" w:hAnsi="Consolas"/>
           <w:color w:val="1F1F1F"/>
           <w:sz w:val="19"/>
-          <w:shd w:val="clear" w:fill="F2F2F2"/>
+          <w:shd w:val="clear" w:color="auto" w:fill="F4F4F4"/>
         </w:rPr>
         <w:t>status</w:t>
       </w:r>
       <w:r>
         <w:rPr>
+          <w:rFonts w:ascii="Calibri" w:hAnsi="Calibri"/>
+          <w:b w:val="0"/>
+          <w:i w:val="0"/>
           <w:color w:val="0A0A0A"/>
           <w:sz w:val="21"/>
         </w:rPr>
@@ -2832,12 +3482,15 @@
           <w:rFonts w:ascii="Consolas" w:hAnsi="Consolas"/>
           <w:color w:val="1F1F1F"/>
           <w:sz w:val="19"/>
-          <w:shd w:val="clear" w:fill="F2F2F2"/>
+          <w:shd w:val="clear" w:color="auto" w:fill="F4F4F4"/>
         </w:rPr>
         <w:t>finalizada</w:t>
       </w:r>
       <w:r>
         <w:rPr>
+          <w:rFonts w:ascii="Calibri" w:hAnsi="Calibri"/>
+          <w:b w:val="0"/>
+          <w:i w:val="0"/>
           <w:color w:val="0A0A0A"/>
           <w:sz w:val="21"/>
         </w:rPr>
@@ -2845,6 +3498,7 @@
       </w:r>
       <w:r>
         <w:rPr>
+          <w:rFonts w:ascii="Calibri" w:hAnsi="Calibri"/>
           <w:b/>
           <w:color w:val="0A0A0A"/>
           <w:sz w:val="21"/>
@@ -2853,6 +3507,9 @@
       </w:r>
       <w:r>
         <w:rPr>
+          <w:rFonts w:ascii="Calibri" w:hAnsi="Calibri"/>
+          <w:b w:val="0"/>
+          <w:i w:val="0"/>
           <w:color w:val="0A0A0A"/>
           <w:sz w:val="21"/>
         </w:rPr>
@@ -2862,26 +3519,35 @@
     <w:p>
       <w:pPr>
         <w:keepNext/>
-        <w:spacing w:before="320" w:after="120"/>
+        <w:keepLines/>
+        <w:spacing w:before="240" w:after="140"/>
+        <w:widowControl w:val="true"/>
         <w:pBdr>
-          <w:bottom w:val="single" w:sz="4" w:space="4" w:color="C8C8C8"/>
+          <w:bottom w:val="single" w:sz="4" w:space="4" w:color="BFBFBF"/>
         </w:pBdr>
       </w:pPr>
       <w:r>
         <w:rPr>
+          <w:rFonts w:ascii="Calibri" w:hAnsi="Calibri"/>
           <w:b/>
-          <w:color w:val="0A0A0A"/>
-          <w:sz w:val="32"/>
+          <w:i w:val="0"/>
+          <w:color w:val="0A0A0A"/>
+          <w:sz w:val="27"/>
         </w:rPr>
         <w:t>5.2 Pesos, limiares e a decisão de recomendar</w:t>
       </w:r>
     </w:p>
     <w:p>
       <w:pPr>
+        <w:spacing w:after="140"/>
         <w:jc w:val="both"/>
+        <w:widowControl w:val="true"/>
       </w:pPr>
       <w:r>
         <w:rPr>
+          <w:rFonts w:ascii="Calibri" w:hAnsi="Calibri"/>
+          <w:b w:val="0"/>
+          <w:i w:val="0"/>
           <w:color w:val="0A0A0A"/>
           <w:sz w:val="21"/>
         </w:rPr>
@@ -2892,12 +3558,15 @@
           <w:rFonts w:ascii="Consolas" w:hAnsi="Consolas"/>
           <w:color w:val="1F1F1F"/>
           <w:sz w:val="19"/>
-          <w:shd w:val="clear" w:fill="F2F2F2"/>
+          <w:shd w:val="clear" w:color="auto" w:fill="F4F4F4"/>
         </w:rPr>
         <w:t>ROMERO_2025_v1_M</w:t>
       </w:r>
       <w:r>
         <w:rPr>
+          <w:rFonts w:ascii="Calibri" w:hAnsi="Calibri"/>
+          <w:b w:val="0"/>
+          <w:i w:val="0"/>
           <w:color w:val="0A0A0A"/>
           <w:sz w:val="21"/>
         </w:rPr>
@@ -2908,12 +3577,15 @@
           <w:rFonts w:ascii="Consolas" w:hAnsi="Consolas"/>
           <w:color w:val="1F1F1F"/>
           <w:sz w:val="19"/>
-          <w:shd w:val="clear" w:fill="F2F2F2"/>
+          <w:shd w:val="clear" w:color="auto" w:fill="F4F4F4"/>
         </w:rPr>
         <w:t>ROMERO_2025_v1_F</w:t>
       </w:r>
       <w:r>
         <w:rPr>
+          <w:rFonts w:ascii="Calibri" w:hAnsi="Calibri"/>
+          <w:b w:val="0"/>
+          <w:i w:val="0"/>
           <w:color w:val="0A0A0A"/>
           <w:sz w:val="21"/>
         </w:rPr>
@@ -2924,12 +3596,15 @@
           <w:rFonts w:ascii="Consolas" w:hAnsi="Consolas"/>
           <w:color w:val="1F1F1F"/>
           <w:sz w:val="19"/>
-          <w:shd w:val="clear" w:fill="F2F2F2"/>
+          <w:shd w:val="clear" w:color="auto" w:fill="F4F4F4"/>
         </w:rPr>
         <w:t>recomenda_exame</w:t>
       </w:r>
       <w:r>
         <w:rPr>
+          <w:rFonts w:ascii="Calibri" w:hAnsi="Calibri"/>
+          <w:b w:val="0"/>
+          <w:i w:val="0"/>
           <w:color w:val="0A0A0A"/>
           <w:sz w:val="21"/>
         </w:rPr>
@@ -2940,12 +3615,15 @@
           <w:rFonts w:ascii="Consolas" w:hAnsi="Consolas"/>
           <w:color w:val="1F1F1F"/>
           <w:sz w:val="19"/>
-          <w:shd w:val="clear" w:fill="F2F2F2"/>
+          <w:shd w:val="clear" w:color="auto" w:fill="F4F4F4"/>
         </w:rPr>
         <w:t>avaliacoes</w:t>
       </w:r>
       <w:r>
         <w:rPr>
+          <w:rFonts w:ascii="Calibri" w:hAnsi="Calibri"/>
+          <w:b w:val="0"/>
+          <w:i w:val="0"/>
           <w:color w:val="0A0A0A"/>
           <w:sz w:val="21"/>
         </w:rPr>
@@ -2954,9 +3632,10 @@
     </w:p>
     <w:p>
       <w:pPr>
-        <w:spacing w:before="80" w:after="160"/>
-        <w:ind w:left="144"/>
-        <w:shd w:val="clear" w:fill="F2F2F2"/>
+        <w:keepLines/>
+        <w:spacing w:before="80" w:after="180" w:line="240" w:lineRule="auto"/>
+        <w:ind w:left="173" w:right="72"/>
+        <w:shd w:val="clear" w:color="auto" w:fill="F4F4F4"/>
         <w:pBdr>
           <w:top w:val="single" w:sz="4" w:space="6" w:color="DDDDDD"/>
           <w:bottom w:val="single" w:sz="4" w:space="6" w:color="DDDDDD"/>
@@ -2968,7 +3647,7 @@
         <w:rPr>
           <w:rFonts w:ascii="Consolas" w:hAnsi="Consolas"/>
           <w:color w:val="222222"/>
-          <w:sz w:val="18"/>
+          <w:sz w:val="17"/>
         </w:rPr>
         <w:t>recomenda_exame =</w:t>
         <w:br/>
@@ -2981,10 +3660,15 @@
     </w:p>
     <w:p>
       <w:pPr>
+        <w:spacing w:after="140"/>
         <w:jc w:val="both"/>
+        <w:widowControl w:val="true"/>
       </w:pPr>
       <w:r>
         <w:rPr>
+          <w:rFonts w:ascii="Calibri" w:hAnsi="Calibri"/>
+          <w:b w:val="0"/>
+          <w:i w:val="0"/>
           <w:color w:val="0A0A0A"/>
           <w:sz w:val="21"/>
         </w:rPr>
@@ -2995,12 +3679,15 @@
           <w:rFonts w:ascii="Consolas" w:hAnsi="Consolas"/>
           <w:color w:val="1F1F1F"/>
           <w:sz w:val="19"/>
-          <w:shd w:val="clear" w:fill="F2F2F2"/>
+          <w:shd w:val="clear" w:color="auto" w:fill="F4F4F4"/>
         </w:rPr>
         <w:t>UPDATE</w:t>
       </w:r>
       <w:r>
         <w:rPr>
+          <w:rFonts w:ascii="Calibri" w:hAnsi="Calibri"/>
+          <w:b w:val="0"/>
+          <w:i w:val="0"/>
           <w:color w:val="0A0A0A"/>
           <w:sz w:val="21"/>
         </w:rPr>
@@ -3011,12 +3698,15 @@
           <w:rFonts w:ascii="Consolas" w:hAnsi="Consolas"/>
           <w:color w:val="1F1F1F"/>
           <w:sz w:val="19"/>
-          <w:shd w:val="clear" w:fill="F2F2F2"/>
+          <w:shd w:val="clear" w:color="auto" w:fill="F4F4F4"/>
         </w:rPr>
         <w:t>tb_log_analises</w:t>
       </w:r>
       <w:r>
         <w:rPr>
+          <w:rFonts w:ascii="Calibri" w:hAnsi="Calibri"/>
+          <w:b w:val="0"/>
+          <w:i w:val="0"/>
           <w:color w:val="0A0A0A"/>
           <w:sz w:val="21"/>
         </w:rPr>
@@ -3026,35 +3716,44 @@
     <w:p>
       <w:pPr>
         <w:keepNext/>
-        <w:spacing w:before="320" w:after="120"/>
+        <w:keepLines/>
+        <w:spacing w:before="240" w:after="140"/>
+        <w:widowControl w:val="true"/>
         <w:pBdr>
-          <w:bottom w:val="single" w:sz="4" w:space="4" w:color="C8C8C8"/>
+          <w:bottom w:val="single" w:sz="4" w:space="4" w:color="BFBFBF"/>
         </w:pBdr>
       </w:pPr>
       <w:r>
         <w:rPr>
+          <w:rFonts w:ascii="Calibri" w:hAnsi="Calibri"/>
           <w:b/>
-          <w:color w:val="0A0A0A"/>
-          <w:sz w:val="32"/>
+          <w:i w:val="0"/>
+          <w:color w:val="0A0A0A"/>
+          <w:sz w:val="27"/>
         </w:rPr>
         <w:t>5.3 A orquestração da submissão</w:t>
       </w:r>
     </w:p>
     <w:p>
       <w:pPr>
+        <w:spacing w:after="140"/>
         <w:jc w:val="both"/>
+        <w:widowControl w:val="true"/>
       </w:pPr>
       <w:r>
         <w:rPr>
           <w:rFonts w:ascii="Consolas" w:hAnsi="Consolas"/>
           <w:color w:val="1F1F1F"/>
           <w:sz w:val="19"/>
-          <w:shd w:val="clear" w:fill="F2F2F2"/>
+          <w:shd w:val="clear" w:color="auto" w:fill="F4F4F4"/>
         </w:rPr>
         <w:t>SubmitAnamnesisUseCase</w:t>
       </w:r>
       <w:r>
         <w:rPr>
+          <w:rFonts w:ascii="Calibri" w:hAnsi="Calibri"/>
+          <w:b w:val="0"/>
+          <w:i w:val="0"/>
           <w:color w:val="0A0A0A"/>
           <w:sz w:val="21"/>
         </w:rPr>
@@ -3065,12 +3764,15 @@
           <w:rFonts w:ascii="Consolas" w:hAnsi="Consolas"/>
           <w:color w:val="1F1F1F"/>
           <w:sz w:val="19"/>
-          <w:shd w:val="clear" w:fill="F2F2F2"/>
+          <w:shd w:val="clear" w:color="auto" w:fill="F4F4F4"/>
         </w:rPr>
         <w:t>AsyncSession</w:t>
       </w:r>
       <w:r>
         <w:rPr>
+          <w:rFonts w:ascii="Calibri" w:hAnsi="Calibri"/>
+          <w:b w:val="0"/>
+          <w:i w:val="0"/>
           <w:color w:val="0A0A0A"/>
           <w:sz w:val="21"/>
         </w:rPr>
@@ -3079,9 +3781,10 @@
     </w:p>
     <w:p>
       <w:pPr>
-        <w:spacing w:before="80" w:after="160"/>
-        <w:ind w:left="144"/>
-        <w:shd w:val="clear" w:fill="F2F2F2"/>
+        <w:keepLines/>
+        <w:spacing w:before="80" w:after="180" w:line="240" w:lineRule="auto"/>
+        <w:ind w:left="173" w:right="72"/>
+        <w:shd w:val="clear" w:color="auto" w:fill="F4F4F4"/>
         <w:pBdr>
           <w:top w:val="single" w:sz="4" w:space="6" w:color="DDDDDD"/>
           <w:bottom w:val="single" w:sz="4" w:space="6" w:color="DDDDDD"/>
@@ -3093,7 +3796,7 @@
         <w:rPr>
           <w:rFonts w:ascii="Consolas" w:hAnsi="Consolas"/>
           <w:color w:val="222222"/>
-          <w:sz w:val="18"/>
+          <w:sz w:val="17"/>
         </w:rPr>
         <w:t># 1. cria a avaliacao em 'rascunho'</w:t>
         <w:br/>
@@ -3132,10 +3835,15 @@
     </w:p>
     <w:p>
       <w:pPr>
+        <w:spacing w:after="140"/>
         <w:jc w:val="both"/>
+        <w:widowControl w:val="true"/>
       </w:pPr>
       <w:r>
         <w:rPr>
+          <w:rFonts w:ascii="Calibri" w:hAnsi="Calibri"/>
+          <w:b w:val="0"/>
+          <w:i w:val="0"/>
           <w:color w:val="0A0A0A"/>
           <w:sz w:val="21"/>
         </w:rPr>
@@ -3143,6 +3851,7 @@
       </w:r>
       <w:r>
         <w:rPr>
+          <w:rFonts w:ascii="Calibri" w:hAnsi="Calibri"/>
           <w:b/>
           <w:color w:val="0A0A0A"/>
           <w:sz w:val="21"/>
@@ -3151,6 +3860,9 @@
       </w:r>
       <w:r>
         <w:rPr>
+          <w:rFonts w:ascii="Calibri" w:hAnsi="Calibri"/>
+          <w:b w:val="0"/>
+          <w:i w:val="0"/>
           <w:color w:val="0A0A0A"/>
           <w:sz w:val="21"/>
         </w:rPr>
@@ -3158,6 +3870,7 @@
       </w:r>
       <w:r>
         <w:rPr>
+          <w:rFonts w:ascii="Calibri" w:hAnsi="Calibri"/>
           <w:b/>
           <w:color w:val="0A0A0A"/>
           <w:sz w:val="21"/>
@@ -3166,6 +3879,9 @@
       </w:r>
       <w:r>
         <w:rPr>
+          <w:rFonts w:ascii="Calibri" w:hAnsi="Calibri"/>
+          <w:b w:val="0"/>
+          <w:i w:val="0"/>
           <w:color w:val="0A0A0A"/>
           <w:sz w:val="21"/>
         </w:rPr>
@@ -3176,12 +3892,15 @@
           <w:rFonts w:ascii="Consolas" w:hAnsi="Consolas"/>
           <w:color w:val="1F1F1F"/>
           <w:sz w:val="19"/>
-          <w:shd w:val="clear" w:fill="F2F2F2"/>
+          <w:shd w:val="clear" w:color="auto" w:fill="F4F4F4"/>
         </w:rPr>
         <w:t>begin_nested</w:t>
       </w:r>
       <w:r>
         <w:rPr>
+          <w:rFonts w:ascii="Calibri" w:hAnsi="Calibri"/>
+          <w:b w:val="0"/>
+          <w:i w:val="0"/>
           <w:color w:val="0A0A0A"/>
           <w:sz w:val="21"/>
         </w:rPr>
@@ -3192,12 +3911,15 @@
           <w:rFonts w:ascii="Consolas" w:hAnsi="Consolas"/>
           <w:color w:val="1F1F1F"/>
           <w:sz w:val="19"/>
-          <w:shd w:val="clear" w:fill="F2F2F2"/>
+          <w:shd w:val="clear" w:color="auto" w:fill="F4F4F4"/>
         </w:rPr>
         <w:t>RuntimeError</w:t>
       </w:r>
       <w:r>
         <w:rPr>
+          <w:rFonts w:ascii="Calibri" w:hAnsi="Calibri"/>
+          <w:b w:val="0"/>
+          <w:i w:val="0"/>
           <w:color w:val="0A0A0A"/>
           <w:sz w:val="21"/>
         </w:rPr>
@@ -3208,12 +3930,15 @@
           <w:rFonts w:ascii="Consolas" w:hAnsi="Consolas"/>
           <w:color w:val="1F1F1F"/>
           <w:sz w:val="19"/>
-          <w:shd w:val="clear" w:fill="F2F2F2"/>
+          <w:shd w:val="clear" w:color="auto" w:fill="F4F4F4"/>
         </w:rPr>
         <w:t>ValueError</w:t>
       </w:r>
       <w:r>
         <w:rPr>
+          <w:rFonts w:ascii="Calibri" w:hAnsi="Calibri"/>
+          <w:b w:val="0"/>
+          <w:i w:val="0"/>
           <w:color w:val="0A0A0A"/>
           <w:sz w:val="21"/>
         </w:rPr>
@@ -3223,26 +3948,35 @@
     <w:p>
       <w:pPr>
         <w:keepNext/>
-        <w:spacing w:before="320" w:after="120"/>
+        <w:keepLines/>
+        <w:spacing w:before="360" w:after="140"/>
+        <w:widowControl w:val="true"/>
         <w:pBdr>
-          <w:bottom w:val="single" w:sz="6" w:space="4" w:color="1F1F1F"/>
+          <w:bottom w:val="single" w:sz="8" w:space="4" w:color="1F1F1F"/>
         </w:pBdr>
       </w:pPr>
       <w:r>
         <w:rPr>
+          <w:rFonts w:ascii="Calibri" w:hAnsi="Calibri"/>
           <w:b/>
-          <w:color w:val="0A0A0A"/>
-          <w:sz w:val="44"/>
+          <w:i w:val="0"/>
+          <w:color w:val="0A0A0A"/>
+          <w:sz w:val="34"/>
         </w:rPr>
         <w:t>6. Conformidade com a LGPD em cada camada</w:t>
       </w:r>
     </w:p>
     <w:p>
       <w:pPr>
+        <w:spacing w:after="140"/>
         <w:jc w:val="both"/>
+        <w:widowControl w:val="true"/>
       </w:pPr>
       <w:r>
         <w:rPr>
+          <w:rFonts w:ascii="Calibri" w:hAnsi="Calibri"/>
+          <w:b w:val="0"/>
+          <w:i w:val="0"/>
           <w:color w:val="0A0A0A"/>
           <w:sz w:val="21"/>
         </w:rPr>
@@ -3252,26 +3986,35 @@
     <w:p>
       <w:pPr>
         <w:keepNext/>
-        <w:spacing w:before="320" w:after="120"/>
+        <w:keepLines/>
+        <w:spacing w:before="240" w:after="140"/>
+        <w:widowControl w:val="true"/>
         <w:pBdr>
-          <w:bottom w:val="single" w:sz="4" w:space="4" w:color="C8C8C8"/>
+          <w:bottom w:val="single" w:sz="4" w:space="4" w:color="BFBFBF"/>
         </w:pBdr>
       </w:pPr>
       <w:r>
         <w:rPr>
+          <w:rFonts w:ascii="Calibri" w:hAnsi="Calibri"/>
           <w:b/>
-          <w:color w:val="0A0A0A"/>
-          <w:sz w:val="32"/>
+          <w:i w:val="0"/>
+          <w:color w:val="0A0A0A"/>
+          <w:sz w:val="27"/>
         </w:rPr>
         <w:t>6.1 Cifragem em repouso (banco)</w:t>
       </w:r>
     </w:p>
     <w:p>
       <w:pPr>
+        <w:spacing w:after="140"/>
         <w:jc w:val="both"/>
+        <w:widowControl w:val="true"/>
       </w:pPr>
       <w:r>
         <w:rPr>
+          <w:rFonts w:ascii="Calibri" w:hAnsi="Calibri"/>
+          <w:b w:val="0"/>
+          <w:i w:val="0"/>
           <w:color w:val="0A0A0A"/>
           <w:sz w:val="21"/>
         </w:rPr>
@@ -3281,26 +4024,35 @@
     <w:p>
       <w:pPr>
         <w:keepNext/>
-        <w:spacing w:before="320" w:after="120"/>
+        <w:keepLines/>
+        <w:spacing w:before="240" w:after="140"/>
+        <w:widowControl w:val="true"/>
         <w:pBdr>
-          <w:bottom w:val="single" w:sz="4" w:space="4" w:color="C8C8C8"/>
+          <w:bottom w:val="single" w:sz="4" w:space="4" w:color="BFBFBF"/>
         </w:pBdr>
       </w:pPr>
       <w:r>
         <w:rPr>
+          <w:rFonts w:ascii="Calibri" w:hAnsi="Calibri"/>
           <w:b/>
-          <w:color w:val="0A0A0A"/>
-          <w:sz w:val="32"/>
+          <w:i w:val="0"/>
+          <w:color w:val="0A0A0A"/>
+          <w:sz w:val="27"/>
         </w:rPr>
         <w:t>6.2 Chave por sessão (banco/aplicação)</w:t>
       </w:r>
     </w:p>
     <w:p>
       <w:pPr>
+        <w:spacing w:after="140"/>
         <w:jc w:val="both"/>
+        <w:widowControl w:val="true"/>
       </w:pPr>
       <w:r>
         <w:rPr>
+          <w:rFonts w:ascii="Calibri" w:hAnsi="Calibri"/>
+          <w:b w:val="0"/>
+          <w:i w:val="0"/>
           <w:color w:val="0A0A0A"/>
           <w:sz w:val="21"/>
         </w:rPr>
@@ -3310,35 +4062,44 @@
     <w:p>
       <w:pPr>
         <w:keepNext/>
-        <w:spacing w:before="320" w:after="120"/>
+        <w:keepLines/>
+        <w:spacing w:before="240" w:after="140"/>
+        <w:widowControl w:val="true"/>
         <w:pBdr>
-          <w:bottom w:val="single" w:sz="4" w:space="4" w:color="C8C8C8"/>
+          <w:bottom w:val="single" w:sz="4" w:space="4" w:color="BFBFBF"/>
         </w:pBdr>
       </w:pPr>
       <w:r>
         <w:rPr>
+          <w:rFonts w:ascii="Calibri" w:hAnsi="Calibri"/>
           <w:b/>
-          <w:color w:val="0A0A0A"/>
-          <w:sz w:val="32"/>
+          <w:i w:val="0"/>
+          <w:color w:val="0A0A0A"/>
+          <w:sz w:val="27"/>
         </w:rPr>
         <w:t>6.3 Mascaramento na borda (apresentação)</w:t>
       </w:r>
     </w:p>
     <w:p>
       <w:pPr>
+        <w:spacing w:after="140"/>
         <w:jc w:val="both"/>
+        <w:widowControl w:val="true"/>
       </w:pPr>
       <w:r>
         <w:rPr>
           <w:rFonts w:ascii="Consolas" w:hAnsi="Consolas"/>
           <w:color w:val="1F1F1F"/>
           <w:sz w:val="19"/>
-          <w:shd w:val="clear" w:fill="F2F2F2"/>
+          <w:shd w:val="clear" w:color="auto" w:fill="F4F4F4"/>
         </w:rPr>
         <w:t>presentation/api/v1/masking.py</w:t>
       </w:r>
       <w:r>
         <w:rPr>
+          <w:rFonts w:ascii="Calibri" w:hAnsi="Calibri"/>
+          <w:b w:val="0"/>
+          <w:i w:val="0"/>
           <w:color w:val="0A0A0A"/>
           <w:sz w:val="21"/>
         </w:rPr>
@@ -3349,12 +4110,15 @@
           <w:rFonts w:ascii="Consolas" w:hAnsi="Consolas"/>
           <w:color w:val="1F1F1F"/>
           <w:sz w:val="19"/>
-          <w:shd w:val="clear" w:fill="F2F2F2"/>
+          <w:shd w:val="clear" w:color="auto" w:fill="F4F4F4"/>
         </w:rPr>
         <w:t>CPF_MASK = "***.***.***-**"</w:t>
       </w:r>
       <w:r>
         <w:rPr>
+          <w:rFonts w:ascii="Calibri" w:hAnsi="Calibri"/>
+          <w:b w:val="0"/>
+          <w:i w:val="0"/>
           <w:color w:val="0A0A0A"/>
           <w:sz w:val="21"/>
         </w:rPr>
@@ -3365,12 +4129,15 @@
           <w:rFonts w:ascii="Consolas" w:hAnsi="Consolas"/>
           <w:color w:val="1F1F1F"/>
           <w:sz w:val="19"/>
-          <w:shd w:val="clear" w:fill="F2F2F2"/>
+          <w:shd w:val="clear" w:color="auto" w:fill="F4F4F4"/>
         </w:rPr>
         <w:t>mask_name</w:t>
       </w:r>
       <w:r>
         <w:rPr>
+          <w:rFonts w:ascii="Calibri" w:hAnsi="Calibri"/>
+          <w:b w:val="0"/>
+          <w:i w:val="0"/>
           <w:color w:val="0A0A0A"/>
           <w:sz w:val="21"/>
         </w:rPr>
@@ -3381,12 +4148,15 @@
           <w:rFonts w:ascii="Consolas" w:hAnsi="Consolas"/>
           <w:color w:val="1F1F1F"/>
           <w:sz w:val="19"/>
-          <w:shd w:val="clear" w:fill="F2F2F2"/>
+          <w:shd w:val="clear" w:color="auto" w:fill="F4F4F4"/>
         </w:rPr>
         <w:t>mask_name</w:t>
       </w:r>
       <w:r>
         <w:rPr>
+          <w:rFonts w:ascii="Calibri" w:hAnsi="Calibri"/>
+          <w:b w:val="0"/>
+          <w:i w:val="0"/>
           <w:color w:val="0A0A0A"/>
           <w:sz w:val="21"/>
         </w:rPr>
@@ -3394,6 +4164,7 @@
       </w:r>
       <w:r>
         <w:rPr>
+          <w:rFonts w:ascii="Calibri" w:hAnsi="Calibri"/>
           <w:b/>
           <w:color w:val="0A0A0A"/>
           <w:sz w:val="21"/>
@@ -3402,6 +4173,9 @@
       </w:r>
       <w:r>
         <w:rPr>
+          <w:rFonts w:ascii="Calibri" w:hAnsi="Calibri"/>
+          <w:b w:val="0"/>
+          <w:i w:val="0"/>
           <w:color w:val="0A0A0A"/>
           <w:sz w:val="21"/>
         </w:rPr>
@@ -3411,35 +4185,44 @@
     <w:p>
       <w:pPr>
         <w:keepNext/>
-        <w:spacing w:before="320" w:after="120"/>
+        <w:keepLines/>
+        <w:spacing w:before="240" w:after="140"/>
+        <w:widowControl w:val="true"/>
         <w:pBdr>
-          <w:bottom w:val="single" w:sz="4" w:space="4" w:color="C8C8C8"/>
+          <w:bottom w:val="single" w:sz="4" w:space="4" w:color="BFBFBF"/>
         </w:pBdr>
       </w:pPr>
       <w:r>
         <w:rPr>
+          <w:rFonts w:ascii="Calibri" w:hAnsi="Calibri"/>
           <w:b/>
-          <w:color w:val="0A0A0A"/>
-          <w:sz w:val="32"/>
+          <w:i w:val="0"/>
+          <w:color w:val="0A0A0A"/>
+          <w:sz w:val="27"/>
         </w:rPr>
         <w:t>6.4 k-anonimato nas estatísticas (aplicação)</w:t>
       </w:r>
     </w:p>
     <w:p>
       <w:pPr>
+        <w:spacing w:after="140"/>
         <w:jc w:val="both"/>
+        <w:widowControl w:val="true"/>
       </w:pPr>
       <w:r>
         <w:rPr>
           <w:rFonts w:ascii="Consolas" w:hAnsi="Consolas"/>
           <w:color w:val="1F1F1F"/>
           <w:sz w:val="19"/>
-          <w:shd w:val="clear" w:fill="F2F2F2"/>
+          <w:shd w:val="clear" w:color="auto" w:fill="F4F4F4"/>
         </w:rPr>
         <w:t>GetDashboardStatsUseCase</w:t>
       </w:r>
       <w:r>
         <w:rPr>
+          <w:rFonts w:ascii="Calibri" w:hAnsi="Calibri"/>
+          <w:b w:val="0"/>
+          <w:i w:val="0"/>
           <w:color w:val="0A0A0A"/>
           <w:sz w:val="21"/>
         </w:rPr>
@@ -3448,9 +4231,10 @@
     </w:p>
     <w:p>
       <w:pPr>
-        <w:spacing w:before="80" w:after="160"/>
-        <w:ind w:left="144"/>
-        <w:shd w:val="clear" w:fill="F2F2F2"/>
+        <w:keepLines/>
+        <w:spacing w:before="80" w:after="180" w:line="240" w:lineRule="auto"/>
+        <w:ind w:left="173" w:right="72"/>
+        <w:shd w:val="clear" w:color="auto" w:fill="F4F4F4"/>
         <w:pBdr>
           <w:top w:val="single" w:sz="4" w:space="6" w:color="DDDDDD"/>
           <w:bottom w:val="single" w:sz="4" w:space="6" w:color="DDDDDD"/>
@@ -3462,7 +4246,7 @@
         <w:rPr>
           <w:rFonts w:ascii="Consolas" w:hAnsi="Consolas"/>
           <w:color w:val="222222"/>
-          <w:sz w:val="18"/>
+          <w:sz w:val="17"/>
         </w:rPr>
         <w:t>K_ANONYMITY_THRESHOLD = 5</w:t>
         <w:br/>
@@ -3477,10 +4261,15 @@
     </w:p>
     <w:p>
       <w:pPr>
+        <w:spacing w:after="140"/>
         <w:jc w:val="both"/>
+        <w:widowControl w:val="true"/>
       </w:pPr>
       <w:r>
         <w:rPr>
+          <w:rFonts w:ascii="Calibri" w:hAnsi="Calibri"/>
+          <w:b w:val="0"/>
+          <w:i w:val="0"/>
           <w:color w:val="0A0A0A"/>
           <w:sz w:val="21"/>
         </w:rPr>
@@ -3491,12 +4280,15 @@
           <w:rFonts w:ascii="Consolas" w:hAnsi="Consolas"/>
           <w:color w:val="1F1F1F"/>
           <w:sz w:val="19"/>
-          <w:shd w:val="clear" w:fill="F2F2F2"/>
+          <w:shd w:val="clear" w:color="auto" w:fill="F4F4F4"/>
         </w:rPr>
         <w:t>vw_dashboard_anonimizado</w:t>
       </w:r>
       <w:r>
         <w:rPr>
+          <w:rFonts w:ascii="Calibri" w:hAnsi="Calibri"/>
+          <w:b w:val="0"/>
+          <w:i w:val="0"/>
           <w:color w:val="0A0A0A"/>
           <w:sz w:val="21"/>
         </w:rPr>
@@ -3506,26 +4298,35 @@
     <w:p>
       <w:pPr>
         <w:keepNext/>
-        <w:spacing w:before="320" w:after="120"/>
+        <w:keepLines/>
+        <w:spacing w:before="240" w:after="140"/>
+        <w:widowControl w:val="true"/>
         <w:pBdr>
-          <w:bottom w:val="single" w:sz="4" w:space="4" w:color="C8C8C8"/>
+          <w:bottom w:val="single" w:sz="4" w:space="4" w:color="BFBFBF"/>
         </w:pBdr>
       </w:pPr>
       <w:r>
         <w:rPr>
+          <w:rFonts w:ascii="Calibri" w:hAnsi="Calibri"/>
           <w:b/>
-          <w:color w:val="0A0A0A"/>
-          <w:sz w:val="32"/>
+          <w:i w:val="0"/>
+          <w:color w:val="0A0A0A"/>
+          <w:sz w:val="27"/>
         </w:rPr>
         <w:t>6.5 RBAC e mitigação de IDOR (aplicação e banco)</w:t>
       </w:r>
     </w:p>
     <w:p>
       <w:pPr>
+        <w:spacing w:after="140"/>
         <w:jc w:val="both"/>
+        <w:widowControl w:val="true"/>
       </w:pPr>
       <w:r>
         <w:rPr>
+          <w:rFonts w:ascii="Calibri" w:hAnsi="Calibri"/>
+          <w:b w:val="0"/>
+          <w:i w:val="0"/>
           <w:color w:val="0A0A0A"/>
           <w:sz w:val="21"/>
         </w:rPr>
@@ -3536,12 +4337,15 @@
           <w:rFonts w:ascii="Consolas" w:hAnsi="Consolas"/>
           <w:color w:val="1F1F1F"/>
           <w:sz w:val="19"/>
-          <w:shd w:val="clear" w:fill="F2F2F2"/>
+          <w:shd w:val="clear" w:color="auto" w:fill="F4F4F4"/>
         </w:rPr>
         <w:t>WHERE criado_por = :usuario_id</w:t>
       </w:r>
       <w:r>
         <w:rPr>
+          <w:rFonts w:ascii="Calibri" w:hAnsi="Calibri"/>
+          <w:b w:val="0"/>
+          <w:i w:val="0"/>
           <w:color w:val="0A0A0A"/>
           <w:sz w:val="21"/>
         </w:rPr>
@@ -3552,12 +4356,15 @@
           <w:rFonts w:ascii="Consolas" w:hAnsi="Consolas"/>
           <w:color w:val="1F1F1F"/>
           <w:sz w:val="19"/>
-          <w:shd w:val="clear" w:fill="F2F2F2"/>
+          <w:shd w:val="clear" w:color="auto" w:fill="F4F4F4"/>
         </w:rPr>
         <w:t>nivel_1</w:t>
       </w:r>
       <w:r>
         <w:rPr>
+          <w:rFonts w:ascii="Calibri" w:hAnsi="Calibri"/>
+          <w:b w:val="0"/>
+          <w:i w:val="0"/>
           <w:color w:val="0A0A0A"/>
           <w:sz w:val="21"/>
         </w:rPr>
@@ -3568,12 +4375,15 @@
           <w:rFonts w:ascii="Consolas" w:hAnsi="Consolas"/>
           <w:color w:val="1F1F1F"/>
           <w:sz w:val="19"/>
-          <w:shd w:val="clear" w:fill="F2F2F2"/>
+          <w:shd w:val="clear" w:color="auto" w:fill="F4F4F4"/>
         </w:rPr>
         <w:t>nivel_2</w:t>
       </w:r>
       <w:r>
         <w:rPr>
+          <w:rFonts w:ascii="Calibri" w:hAnsi="Calibri"/>
+          <w:b w:val="0"/>
+          <w:i w:val="0"/>
           <w:color w:val="0A0A0A"/>
           <w:sz w:val="21"/>
         </w:rPr>
@@ -3584,12 +4394,15 @@
           <w:rFonts w:ascii="Consolas" w:hAnsi="Consolas"/>
           <w:color w:val="1F1F1F"/>
           <w:sz w:val="19"/>
-          <w:shd w:val="clear" w:fill="F2F2F2"/>
+          <w:shd w:val="clear" w:color="auto" w:fill="F4F4F4"/>
         </w:rPr>
         <w:t>nivel_3</w:t>
       </w:r>
       <w:r>
         <w:rPr>
+          <w:rFonts w:ascii="Calibri" w:hAnsi="Calibri"/>
+          <w:b w:val="0"/>
+          <w:i w:val="0"/>
           <w:color w:val="0A0A0A"/>
           <w:sz w:val="21"/>
         </w:rPr>
@@ -3599,26 +4412,35 @@
     <w:p>
       <w:pPr>
         <w:keepNext/>
-        <w:spacing w:before="320" w:after="120"/>
+        <w:keepLines/>
+        <w:spacing w:before="240" w:after="140"/>
+        <w:widowControl w:val="true"/>
         <w:pBdr>
-          <w:bottom w:val="single" w:sz="4" w:space="4" w:color="C8C8C8"/>
+          <w:bottom w:val="single" w:sz="4" w:space="4" w:color="BFBFBF"/>
         </w:pBdr>
       </w:pPr>
       <w:r>
         <w:rPr>
+          <w:rFonts w:ascii="Calibri" w:hAnsi="Calibri"/>
           <w:b/>
-          <w:color w:val="0A0A0A"/>
-          <w:sz w:val="32"/>
+          <w:i w:val="0"/>
+          <w:color w:val="0A0A0A"/>
+          <w:sz w:val="27"/>
         </w:rPr>
         <w:t>6.6 Auditabilidade (banco)</w:t>
       </w:r>
     </w:p>
     <w:p>
       <w:pPr>
+        <w:spacing w:after="140"/>
         <w:jc w:val="both"/>
+        <w:widowControl w:val="true"/>
       </w:pPr>
       <w:r>
         <w:rPr>
+          <w:rFonts w:ascii="Calibri" w:hAnsi="Calibri"/>
+          <w:b w:val="0"/>
+          <w:i w:val="0"/>
           <w:color w:val="0A0A0A"/>
           <w:sz w:val="21"/>
         </w:rPr>
@@ -3629,12 +4451,15 @@
           <w:rFonts w:ascii="Consolas" w:hAnsi="Consolas"/>
           <w:color w:val="1F1F1F"/>
           <w:sz w:val="19"/>
-          <w:shd w:val="clear" w:fill="F2F2F2"/>
+          <w:shd w:val="clear" w:color="auto" w:fill="F4F4F4"/>
         </w:rPr>
         <w:t>tb_log_sessoes</w:t>
       </w:r>
       <w:r>
         <w:rPr>
+          <w:rFonts w:ascii="Calibri" w:hAnsi="Calibri"/>
+          <w:b w:val="0"/>
+          <w:i w:val="0"/>
           <w:color w:val="0A0A0A"/>
           <w:sz w:val="21"/>
         </w:rPr>
@@ -3645,12 +4470,15 @@
           <w:rFonts w:ascii="Consolas" w:hAnsi="Consolas"/>
           <w:color w:val="1F1F1F"/>
           <w:sz w:val="19"/>
-          <w:shd w:val="clear" w:fill="F2F2F2"/>
+          <w:shd w:val="clear" w:color="auto" w:fill="F4F4F4"/>
         </w:rPr>
         <w:t>tb_log_tentativas_login</w:t>
       </w:r>
       <w:r>
         <w:rPr>
+          <w:rFonts w:ascii="Calibri" w:hAnsi="Calibri"/>
+          <w:b w:val="0"/>
+          <w:i w:val="0"/>
           <w:color w:val="0A0A0A"/>
           <w:sz w:val="21"/>
         </w:rPr>
@@ -3661,12 +4489,15 @@
           <w:rFonts w:ascii="Consolas" w:hAnsi="Consolas"/>
           <w:color w:val="1F1F1F"/>
           <w:sz w:val="19"/>
-          <w:shd w:val="clear" w:fill="F2F2F2"/>
+          <w:shd w:val="clear" w:color="auto" w:fill="F4F4F4"/>
         </w:rPr>
         <w:t>tb_log_analises</w:t>
       </w:r>
       <w:r>
         <w:rPr>
+          <w:rFonts w:ascii="Calibri" w:hAnsi="Calibri"/>
+          <w:b w:val="0"/>
+          <w:i w:val="0"/>
           <w:color w:val="0A0A0A"/>
           <w:sz w:val="21"/>
         </w:rPr>
@@ -3677,12 +4508,15 @@
           <w:rFonts w:ascii="Consolas" w:hAnsi="Consolas"/>
           <w:color w:val="1F1F1F"/>
           <w:sz w:val="19"/>
-          <w:shd w:val="clear" w:fill="F2F2F2"/>
+          <w:shd w:val="clear" w:color="auto" w:fill="F4F4F4"/>
         </w:rPr>
         <w:t>tb_auditoria</w:t>
       </w:r>
       <w:r>
         <w:rPr>
+          <w:rFonts w:ascii="Calibri" w:hAnsi="Calibri"/>
+          <w:b w:val="0"/>
+          <w:i w:val="0"/>
           <w:color w:val="0A0A0A"/>
           <w:sz w:val="21"/>
         </w:rPr>
@@ -3692,16 +4526,20 @@
     <w:p>
       <w:pPr>
         <w:keepNext/>
-        <w:spacing w:before="320" w:after="120"/>
+        <w:keepLines/>
+        <w:spacing w:before="360" w:after="140"/>
+        <w:widowControl w:val="true"/>
         <w:pBdr>
-          <w:bottom w:val="single" w:sz="6" w:space="4" w:color="1F1F1F"/>
+          <w:bottom w:val="single" w:sz="8" w:space="4" w:color="1F1F1F"/>
         </w:pBdr>
       </w:pPr>
       <w:r>
         <w:rPr>
+          <w:rFonts w:ascii="Calibri" w:hAnsi="Calibri"/>
           <w:b/>
-          <w:color w:val="0A0A0A"/>
-          <w:sz w:val="44"/>
+          <w:i w:val="0"/>
+          <w:color w:val="0A0A0A"/>
+          <w:sz w:val="34"/>
         </w:rPr>
         <w:t>7. Modelo de comunicação do front-end</w:t>
       </w:r>
@@ -3709,26 +4547,35 @@
     <w:p>
       <w:pPr>
         <w:keepNext/>
-        <w:spacing w:before="320" w:after="120"/>
+        <w:keepLines/>
+        <w:spacing w:before="240" w:after="140"/>
+        <w:widowControl w:val="true"/>
         <w:pBdr>
-          <w:bottom w:val="single" w:sz="4" w:space="4" w:color="C8C8C8"/>
+          <w:bottom w:val="single" w:sz="4" w:space="4" w:color="BFBFBF"/>
         </w:pBdr>
       </w:pPr>
       <w:r>
         <w:rPr>
+          <w:rFonts w:ascii="Calibri" w:hAnsi="Calibri"/>
           <w:b/>
-          <w:color w:val="0A0A0A"/>
-          <w:sz w:val="32"/>
+          <w:i w:val="0"/>
+          <w:color w:val="0A0A0A"/>
+          <w:sz w:val="27"/>
         </w:rPr>
         <w:t>7.1 Sem empacotador</w:t>
       </w:r>
     </w:p>
     <w:p>
       <w:pPr>
+        <w:spacing w:after="140"/>
         <w:jc w:val="both"/>
+        <w:widowControl w:val="true"/>
       </w:pPr>
       <w:r>
         <w:rPr>
+          <w:rFonts w:ascii="Calibri" w:hAnsi="Calibri"/>
+          <w:b w:val="0"/>
+          <w:i w:val="0"/>
           <w:color w:val="0A0A0A"/>
           <w:sz w:val="21"/>
         </w:rPr>
@@ -3739,12 +4586,15 @@
           <w:rFonts w:ascii="Consolas" w:hAnsi="Consolas"/>
           <w:color w:val="1F1F1F"/>
           <w:sz w:val="19"/>
-          <w:shd w:val="clear" w:fill="F2F2F2"/>
+          <w:shd w:val="clear" w:color="auto" w:fill="F4F4F4"/>
         </w:rPr>
         <w:t>index.html</w:t>
       </w:r>
       <w:r>
         <w:rPr>
+          <w:rFonts w:ascii="Calibri" w:hAnsi="Calibri"/>
+          <w:b w:val="0"/>
+          <w:i w:val="0"/>
           <w:color w:val="0A0A0A"/>
           <w:sz w:val="21"/>
         </w:rPr>
@@ -3755,12 +4605,15 @@
           <w:rFonts w:ascii="Consolas" w:hAnsi="Consolas"/>
           <w:color w:val="1F1F1F"/>
           <w:sz w:val="19"/>
-          <w:shd w:val="clear" w:fill="F2F2F2"/>
+          <w:shd w:val="clear" w:color="auto" w:fill="F4F4F4"/>
         </w:rPr>
         <w:t>.jsx</w:t>
       </w:r>
       <w:r>
         <w:rPr>
+          <w:rFonts w:ascii="Calibri" w:hAnsi="Calibri"/>
+          <w:b w:val="0"/>
+          <w:i w:val="0"/>
           <w:color w:val="0A0A0A"/>
           <w:sz w:val="21"/>
         </w:rPr>
@@ -3771,12 +4624,15 @@
           <w:rFonts w:ascii="Consolas" w:hAnsi="Consolas"/>
           <w:color w:val="1F1F1F"/>
           <w:sz w:val="19"/>
-          <w:shd w:val="clear" w:fill="F2F2F2"/>
+          <w:shd w:val="clear" w:color="auto" w:fill="F4F4F4"/>
         </w:rPr>
         <w:t>type="text/babel"</w:t>
       </w:r>
       <w:r>
         <w:rPr>
+          <w:rFonts w:ascii="Calibri" w:hAnsi="Calibri"/>
+          <w:b w:val="0"/>
+          <w:i w:val="0"/>
           <w:color w:val="0A0A0A"/>
           <w:sz w:val="21"/>
         </w:rPr>
@@ -3787,12 +4643,15 @@
           <w:rFonts w:ascii="Consolas" w:hAnsi="Consolas"/>
           <w:color w:val="1F1F1F"/>
           <w:sz w:val="19"/>
-          <w:shd w:val="clear" w:fill="F2F2F2"/>
+          <w:shd w:val="clear" w:color="auto" w:fill="F4F4F4"/>
         </w:rPr>
         <w:t>&lt;script&gt;</w:t>
       </w:r>
       <w:r>
         <w:rPr>
+          <w:rFonts w:ascii="Calibri" w:hAnsi="Calibri"/>
+          <w:b w:val="0"/>
+          <w:i w:val="0"/>
           <w:color w:val="0A0A0A"/>
           <w:sz w:val="21"/>
         </w:rPr>
@@ -3800,6 +4659,7 @@
       </w:r>
       <w:r>
         <w:rPr>
+          <w:rFonts w:ascii="Calibri" w:hAnsi="Calibri"/>
           <w:b/>
           <w:color w:val="0A0A0A"/>
           <w:sz w:val="21"/>
@@ -3808,6 +4668,9 @@
       </w:r>
       <w:r>
         <w:rPr>
+          <w:rFonts w:ascii="Calibri" w:hAnsi="Calibri"/>
+          <w:b w:val="0"/>
+          <w:i w:val="0"/>
           <w:color w:val="0A0A0A"/>
           <w:sz w:val="21"/>
         </w:rPr>
@@ -3818,12 +4681,15 @@
           <w:rFonts w:ascii="Consolas" w:hAnsi="Consolas"/>
           <w:color w:val="1F1F1F"/>
           <w:sz w:val="19"/>
-          <w:shd w:val="clear" w:fill="F2F2F2"/>
+          <w:shd w:val="clear" w:color="auto" w:fill="F4F4F4"/>
         </w:rPr>
         <w:t>api</w:t>
       </w:r>
       <w:r>
         <w:rPr>
+          <w:rFonts w:ascii="Calibri" w:hAnsi="Calibri"/>
+          <w:b w:val="0"/>
+          <w:i w:val="0"/>
           <w:color w:val="0A0A0A"/>
           <w:sz w:val="21"/>
         </w:rPr>
@@ -3834,12 +4700,15 @@
           <w:rFonts w:ascii="Consolas" w:hAnsi="Consolas"/>
           <w:color w:val="1F1F1F"/>
           <w:sz w:val="19"/>
-          <w:shd w:val="clear" w:fill="F2F2F2"/>
+          <w:shd w:val="clear" w:color="auto" w:fill="F4F4F4"/>
         </w:rPr>
         <w:t>Icon</w:t>
       </w:r>
       <w:r>
         <w:rPr>
+          <w:rFonts w:ascii="Calibri" w:hAnsi="Calibri"/>
+          <w:b w:val="0"/>
+          <w:i w:val="0"/>
           <w:color w:val="0A0A0A"/>
           <w:sz w:val="21"/>
         </w:rPr>
@@ -3850,12 +4719,15 @@
           <w:rFonts w:ascii="Consolas" w:hAnsi="Consolas"/>
           <w:color w:val="1F1F1F"/>
           <w:sz w:val="19"/>
-          <w:shd w:val="clear" w:fill="F2F2F2"/>
+          <w:shd w:val="clear" w:color="auto" w:fill="F4F4F4"/>
         </w:rPr>
         <w:t>FotoStore</w:t>
       </w:r>
       <w:r>
         <w:rPr>
+          <w:rFonts w:ascii="Calibri" w:hAnsi="Calibri"/>
+          <w:b w:val="0"/>
+          <w:i w:val="0"/>
           <w:color w:val="0A0A0A"/>
           <w:sz w:val="21"/>
         </w:rPr>
@@ -3866,12 +4738,15 @@
           <w:rFonts w:ascii="Consolas" w:hAnsi="Consolas"/>
           <w:color w:val="1F1F1F"/>
           <w:sz w:val="19"/>
-          <w:shd w:val="clear" w:fill="F2F2F2"/>
+          <w:shd w:val="clear" w:color="auto" w:fill="F4F4F4"/>
         </w:rPr>
         <w:t>window.gerarLaudoPDF</w:t>
       </w:r>
       <w:r>
         <w:rPr>
+          <w:rFonts w:ascii="Calibri" w:hAnsi="Calibri"/>
+          <w:b w:val="0"/>
+          <w:i w:val="0"/>
           <w:color w:val="0A0A0A"/>
           <w:sz w:val="21"/>
         </w:rPr>
@@ -3881,26 +4756,35 @@
     <w:p>
       <w:pPr>
         <w:keepNext/>
-        <w:spacing w:before="320" w:after="120"/>
+        <w:keepLines/>
+        <w:spacing w:before="240" w:after="140"/>
+        <w:widowControl w:val="true"/>
         <w:pBdr>
-          <w:bottom w:val="single" w:sz="4" w:space="4" w:color="C8C8C8"/>
+          <w:bottom w:val="single" w:sz="4" w:space="4" w:color="BFBFBF"/>
         </w:pBdr>
       </w:pPr>
       <w:r>
         <w:rPr>
+          <w:rFonts w:ascii="Calibri" w:hAnsi="Calibri"/>
           <w:b/>
-          <w:color w:val="0A0A0A"/>
-          <w:sz w:val="32"/>
+          <w:i w:val="0"/>
+          <w:color w:val="0A0A0A"/>
+          <w:sz w:val="27"/>
         </w:rPr>
         <w:t>7.2 O cliente de API único</w:t>
       </w:r>
     </w:p>
     <w:p>
       <w:pPr>
+        <w:spacing w:after="140"/>
         <w:jc w:val="both"/>
+        <w:widowControl w:val="true"/>
       </w:pPr>
       <w:r>
         <w:rPr>
+          <w:rFonts w:ascii="Calibri" w:hAnsi="Calibri"/>
+          <w:b w:val="0"/>
+          <w:i w:val="0"/>
           <w:color w:val="0A0A0A"/>
           <w:sz w:val="21"/>
         </w:rPr>
@@ -3911,12 +4795,15 @@
           <w:rFonts w:ascii="Consolas" w:hAnsi="Consolas"/>
           <w:color w:val="1F1F1F"/>
           <w:sz w:val="19"/>
-          <w:shd w:val="clear" w:fill="F2F2F2"/>
+          <w:shd w:val="clear" w:color="auto" w:fill="F4F4F4"/>
         </w:rPr>
         <w:t>frontend/src/api/client.js</w:t>
       </w:r>
       <w:r>
         <w:rPr>
+          <w:rFonts w:ascii="Calibri" w:hAnsi="Calibri"/>
+          <w:b w:val="0"/>
+          <w:i w:val="0"/>
           <w:color w:val="0A0A0A"/>
           <w:sz w:val="21"/>
         </w:rPr>
@@ -3927,12 +4814,15 @@
           <w:rFonts w:ascii="Consolas" w:hAnsi="Consolas"/>
           <w:color w:val="1F1F1F"/>
           <w:sz w:val="19"/>
-          <w:shd w:val="clear" w:fill="F2F2F2"/>
+          <w:shd w:val="clear" w:color="auto" w:fill="F4F4F4"/>
         </w:rPr>
         <w:t>fetch()</w:t>
       </w:r>
       <w:r>
         <w:rPr>
+          <w:rFonts w:ascii="Calibri" w:hAnsi="Calibri"/>
+          <w:b w:val="0"/>
+          <w:i w:val="0"/>
           <w:color w:val="0A0A0A"/>
           <w:sz w:val="21"/>
         </w:rPr>
@@ -3943,12 +4833,15 @@
           <w:rFonts w:ascii="Consolas" w:hAnsi="Consolas"/>
           <w:color w:val="1F1F1F"/>
           <w:sz w:val="19"/>
-          <w:shd w:val="clear" w:fill="F2F2F2"/>
+          <w:shd w:val="clear" w:color="auto" w:fill="F4F4F4"/>
         </w:rPr>
         <w:t>api</w:t>
       </w:r>
       <w:r>
         <w:rPr>
+          <w:rFonts w:ascii="Calibri" w:hAnsi="Calibri"/>
+          <w:b w:val="0"/>
+          <w:i w:val="0"/>
           <w:color w:val="0A0A0A"/>
           <w:sz w:val="21"/>
         </w:rPr>
@@ -3958,18 +4851,24 @@
     <w:p>
       <w:pPr>
         <w:spacing w:after="60"/>
-        <w:ind w:left="432"/>
+        <w:ind w:left="461" w:hanging="288"/>
+        <w:widowControl w:val="true"/>
       </w:pPr>
       <w:r>
         <w:rPr>
+          <w:rFonts w:ascii="Calibri" w:hAnsi="Calibri"/>
           <w:b w:val="0"/>
           <w:color w:val="1F1F1F"/>
           <w:sz w:val="21"/>
         </w:rPr>
-        <w:t xml:space="preserve">•  </w:t>
-      </w:r>
-      <w:r>
-        <w:rPr>
+        <w:t>•</w:t>
+        <w:tab/>
+      </w:r>
+      <w:r>
+        <w:rPr>
+          <w:rFonts w:ascii="Calibri" w:hAnsi="Calibri"/>
+          <w:b w:val="0"/>
+          <w:i w:val="0"/>
           <w:color w:val="0A0A0A"/>
           <w:sz w:val="21"/>
         </w:rPr>
@@ -3980,12 +4879,15 @@
           <w:rFonts w:ascii="Consolas" w:hAnsi="Consolas"/>
           <w:color w:val="1F1F1F"/>
           <w:sz w:val="19"/>
-          <w:shd w:val="clear" w:fill="F2F2F2"/>
+          <w:shd w:val="clear" w:color="auto" w:fill="F4F4F4"/>
         </w:rPr>
         <w:t>sessionStorage</w:t>
       </w:r>
       <w:r>
         <w:rPr>
+          <w:rFonts w:ascii="Calibri" w:hAnsi="Calibri"/>
+          <w:b w:val="0"/>
+          <w:i w:val="0"/>
           <w:color w:val="0A0A0A"/>
           <w:sz w:val="21"/>
         </w:rPr>
@@ -3996,12 +4898,15 @@
           <w:rFonts w:ascii="Consolas" w:hAnsi="Consolas"/>
           <w:color w:val="1F1F1F"/>
           <w:sz w:val="19"/>
-          <w:shd w:val="clear" w:fill="F2F2F2"/>
+          <w:shd w:val="clear" w:color="auto" w:fill="F4F4F4"/>
         </w:rPr>
         <w:t>localStorage</w:t>
       </w:r>
       <w:r>
         <w:rPr>
+          <w:rFonts w:ascii="Calibri" w:hAnsi="Calibri"/>
+          <w:b w:val="0"/>
+          <w:i w:val="0"/>
           <w:color w:val="0A0A0A"/>
           <w:sz w:val="21"/>
         </w:rPr>
@@ -4011,18 +4916,24 @@
     <w:p>
       <w:pPr>
         <w:spacing w:after="60"/>
-        <w:ind w:left="432"/>
+        <w:ind w:left="461" w:hanging="288"/>
+        <w:widowControl w:val="true"/>
       </w:pPr>
       <w:r>
         <w:rPr>
+          <w:rFonts w:ascii="Calibri" w:hAnsi="Calibri"/>
           <w:b w:val="0"/>
           <w:color w:val="1F1F1F"/>
           <w:sz w:val="21"/>
         </w:rPr>
-        <w:t xml:space="preserve">•  </w:t>
-      </w:r>
-      <w:r>
-        <w:rPr>
+        <w:t>•</w:t>
+        <w:tab/>
+      </w:r>
+      <w:r>
+        <w:rPr>
+          <w:rFonts w:ascii="Calibri" w:hAnsi="Calibri"/>
+          <w:b w:val="0"/>
+          <w:i w:val="0"/>
           <w:color w:val="0A0A0A"/>
           <w:sz w:val="21"/>
         </w:rPr>
@@ -4033,12 +4944,15 @@
           <w:rFonts w:ascii="Consolas" w:hAnsi="Consolas"/>
           <w:color w:val="1F1F1F"/>
           <w:sz w:val="19"/>
-          <w:shd w:val="clear" w:fill="F2F2F2"/>
+          <w:shd w:val="clear" w:color="auto" w:fill="F4F4F4"/>
         </w:rPr>
         <w:t>_request()</w:t>
       </w:r>
       <w:r>
         <w:rPr>
+          <w:rFonts w:ascii="Calibri" w:hAnsi="Calibri"/>
+          <w:b w:val="0"/>
+          <w:i w:val="0"/>
           <w:color w:val="0A0A0A"/>
           <w:sz w:val="21"/>
         </w:rPr>
@@ -4049,12 +4963,15 @@
           <w:rFonts w:ascii="Consolas" w:hAnsi="Consolas"/>
           <w:color w:val="1F1F1F"/>
           <w:sz w:val="19"/>
-          <w:shd w:val="clear" w:fill="F2F2F2"/>
+          <w:shd w:val="clear" w:color="auto" w:fill="F4F4F4"/>
         </w:rPr>
         <w:t>Authorization: Bearer &lt;token&gt;</w:t>
       </w:r>
       <w:r>
         <w:rPr>
+          <w:rFonts w:ascii="Calibri" w:hAnsi="Calibri"/>
+          <w:b w:val="0"/>
+          <w:i w:val="0"/>
           <w:color w:val="0A0A0A"/>
           <w:sz w:val="21"/>
         </w:rPr>
@@ -4062,6 +4979,7 @@
       </w:r>
       <w:r>
         <w:rPr>
+          <w:rFonts w:ascii="Calibri" w:hAnsi="Calibri"/>
           <w:b/>
           <w:color w:val="0A0A0A"/>
           <w:sz w:val="21"/>
@@ -4070,22 +4988,47 @@
       </w:r>
       <w:r>
         <w:rPr>
+          <w:rFonts w:ascii="Calibri" w:hAnsi="Calibri"/>
+          <w:b w:val="0"/>
+          <w:i w:val="0"/>
           <w:color w:val="0A0A0A"/>
           <w:sz w:val="21"/>
         </w:rPr>
-        <w:t xml:space="preserve"> (registrado pelo *app shell* para retornar à tela de login). Em erro, lança uma exceção com </w:t>
+        <w:t xml:space="preserve"> (registrado pelo </w:t>
+      </w:r>
+      <w:r>
+        <w:rPr>
+          <w:rFonts w:ascii="Calibri" w:hAnsi="Calibri"/>
+          <w:i/>
+          <w:color w:val="0A0A0A"/>
+          <w:sz w:val="21"/>
+        </w:rPr>
+        <w:t>app shell</w:t>
+      </w:r>
+      <w:r>
+        <w:rPr>
+          <w:rFonts w:ascii="Calibri" w:hAnsi="Calibri"/>
+          <w:b w:val="0"/>
+          <w:i w:val="0"/>
+          <w:color w:val="0A0A0A"/>
+          <w:sz w:val="21"/>
+        </w:rPr>
+        <w:t xml:space="preserve"> para retornar à tela de login). Em erro, lança uma exceção com </w:t>
       </w:r>
       <w:r>
         <w:rPr>
           <w:rFonts w:ascii="Consolas" w:hAnsi="Consolas"/>
           <w:color w:val="1F1F1F"/>
           <w:sz w:val="19"/>
-          <w:shd w:val="clear" w:fill="F2F2F2"/>
+          <w:shd w:val="clear" w:color="auto" w:fill="F4F4F4"/>
         </w:rPr>
         <w:t>status</w:t>
       </w:r>
       <w:r>
         <w:rPr>
+          <w:rFonts w:ascii="Calibri" w:hAnsi="Calibri"/>
+          <w:b w:val="0"/>
+          <w:i w:val="0"/>
           <w:color w:val="0A0A0A"/>
           <w:sz w:val="21"/>
         </w:rPr>
@@ -4096,12 +5039,15 @@
           <w:rFonts w:ascii="Consolas" w:hAnsi="Consolas"/>
           <w:color w:val="1F1F1F"/>
           <w:sz w:val="19"/>
-          <w:shd w:val="clear" w:fill="F2F2F2"/>
+          <w:shd w:val="clear" w:color="auto" w:fill="F4F4F4"/>
         </w:rPr>
         <w:t>detail</w:t>
       </w:r>
       <w:r>
         <w:rPr>
+          <w:rFonts w:ascii="Calibri" w:hAnsi="Calibri"/>
+          <w:b w:val="0"/>
+          <w:i w:val="0"/>
           <w:color w:val="0A0A0A"/>
           <w:sz w:val="21"/>
         </w:rPr>
@@ -4111,34 +5057,62 @@
     <w:p>
       <w:pPr>
         <w:spacing w:after="60"/>
-        <w:ind w:left="432"/>
+        <w:ind w:left="461" w:hanging="288"/>
+        <w:widowControl w:val="true"/>
       </w:pPr>
       <w:r>
         <w:rPr>
+          <w:rFonts w:ascii="Calibri" w:hAnsi="Calibri"/>
           <w:b w:val="0"/>
           <w:color w:val="1F1F1F"/>
           <w:sz w:val="21"/>
         </w:rPr>
-        <w:t xml:space="preserve">•  </w:t>
-      </w:r>
-      <w:r>
-        <w:rPr>
+        <w:t>•</w:t>
+        <w:tab/>
+      </w:r>
+      <w:r>
+        <w:rPr>
+          <w:rFonts w:ascii="Calibri" w:hAnsi="Calibri"/>
+          <w:b w:val="0"/>
+          <w:i w:val="0"/>
           <w:color w:val="0A0A0A"/>
           <w:sz w:val="21"/>
         </w:rPr>
-        <w:t>Implementa o login no fluxo OAuth2 *password* (</w:t>
+        <w:t xml:space="preserve">Implementa o login no fluxo OAuth2 </w:t>
+      </w:r>
+      <w:r>
+        <w:rPr>
+          <w:rFonts w:ascii="Calibri" w:hAnsi="Calibri"/>
+          <w:i/>
+          <w:color w:val="0A0A0A"/>
+          <w:sz w:val="21"/>
+        </w:rPr>
+        <w:t>password</w:t>
+      </w:r>
+      <w:r>
+        <w:rPr>
+          <w:rFonts w:ascii="Calibri" w:hAnsi="Calibri"/>
+          <w:b w:val="0"/>
+          <w:i w:val="0"/>
+          <w:color w:val="0A0A0A"/>
+          <w:sz w:val="21"/>
+        </w:rPr>
+        <w:t xml:space="preserve"> (</w:t>
       </w:r>
       <w:r>
         <w:rPr>
           <w:rFonts w:ascii="Consolas" w:hAnsi="Consolas"/>
           <w:color w:val="1F1F1F"/>
           <w:sz w:val="19"/>
-          <w:shd w:val="clear" w:fill="F2F2F2"/>
+          <w:shd w:val="clear" w:color="auto" w:fill="F4F4F4"/>
         </w:rPr>
         <w:t>application/x-www-form-urlencoded</w:t>
       </w:r>
       <w:r>
         <w:rPr>
+          <w:rFonts w:ascii="Calibri" w:hAnsi="Calibri"/>
+          <w:b w:val="0"/>
+          <w:i w:val="0"/>
           <w:color w:val="0A0A0A"/>
           <w:sz w:val="21"/>
         </w:rPr>
@@ -4148,18 +5122,24 @@
     <w:p>
       <w:pPr>
         <w:spacing w:after="60"/>
-        <w:ind w:left="432"/>
+        <w:ind w:left="461" w:hanging="288"/>
+        <w:widowControl w:val="true"/>
       </w:pPr>
       <w:r>
         <w:rPr>
+          <w:rFonts w:ascii="Calibri" w:hAnsi="Calibri"/>
           <w:b w:val="0"/>
           <w:color w:val="1F1F1F"/>
           <w:sz w:val="21"/>
         </w:rPr>
-        <w:t xml:space="preserve">•  </w:t>
-      </w:r>
-      <w:r>
-        <w:rPr>
+        <w:t>•</w:t>
+        <w:tab/>
+      </w:r>
+      <w:r>
+        <w:rPr>
+          <w:rFonts w:ascii="Calibri" w:hAnsi="Calibri"/>
+          <w:b w:val="0"/>
+          <w:i w:val="0"/>
           <w:color w:val="0A0A0A"/>
           <w:sz w:val="21"/>
         </w:rPr>
@@ -4168,9 +5148,10 @@
     </w:p>
     <w:p>
       <w:pPr>
-        <w:spacing w:before="80" w:after="160"/>
-        <w:ind w:left="144"/>
-        <w:shd w:val="clear" w:fill="F2F2F2"/>
+        <w:keepLines/>
+        <w:spacing w:before="80" w:after="180" w:line="240" w:lineRule="auto"/>
+        <w:ind w:left="173" w:right="72"/>
+        <w:shd w:val="clear" w:color="auto" w:fill="F4F4F4"/>
         <w:pBdr>
           <w:top w:val="single" w:sz="4" w:space="6" w:color="DDDDDD"/>
           <w:bottom w:val="single" w:sz="4" w:space="6" w:color="DDDDDD"/>
@@ -4182,7 +5163,7 @@
         <w:rPr>
           <w:rFonts w:ascii="Consolas" w:hAnsi="Consolas"/>
           <w:color w:val="222222"/>
-          <w:sz w:val="18"/>
+          <w:sz w:val="17"/>
         </w:rPr>
         <w:t>const API_BASE = (window.CITO_API_BASE || '/api/v1');</w:t>
         <w:br/>
@@ -4205,10 +5186,15 @@
     </w:p>
     <w:p>
       <w:pPr>
+        <w:spacing w:after="140"/>
         <w:jc w:val="both"/>
+        <w:widowControl w:val="true"/>
       </w:pPr>
       <w:r>
         <w:rPr>
+          <w:rFonts w:ascii="Calibri" w:hAnsi="Calibri"/>
+          <w:b w:val="0"/>
+          <w:i w:val="0"/>
           <w:color w:val="0A0A0A"/>
           <w:sz w:val="21"/>
         </w:rPr>
@@ -4219,12 +5205,15 @@
           <w:rFonts w:ascii="Consolas" w:hAnsi="Consolas"/>
           <w:color w:val="1F1F1F"/>
           <w:sz w:val="19"/>
-          <w:shd w:val="clear" w:fill="F2F2F2"/>
+          <w:shd w:val="clear" w:color="auto" w:fill="F4F4F4"/>
         </w:rPr>
         <w:t>'/api/v1'</w:t>
       </w:r>
       <w:r>
         <w:rPr>
+          <w:rFonts w:ascii="Calibri" w:hAnsi="Calibri"/>
+          <w:b w:val="0"/>
+          <w:i w:val="0"/>
           <w:color w:val="0A0A0A"/>
           <w:sz w:val="21"/>
         </w:rPr>
@@ -4235,12 +5224,15 @@
           <w:rFonts w:ascii="Consolas" w:hAnsi="Consolas"/>
           <w:color w:val="1F1F1F"/>
           <w:sz w:val="19"/>
-          <w:shd w:val="clear" w:fill="F2F2F2"/>
+          <w:shd w:val="clear" w:color="auto" w:fill="F4F4F4"/>
         </w:rPr>
         <w:t>window.CITO_API_BASE</w:t>
       </w:r>
       <w:r>
         <w:rPr>
+          <w:rFonts w:ascii="Calibri" w:hAnsi="Calibri"/>
+          <w:b w:val="0"/>
+          <w:i w:val="0"/>
           <w:color w:val="0A0A0A"/>
           <w:sz w:val="21"/>
         </w:rPr>
@@ -4250,26 +5242,35 @@
     <w:p>
       <w:pPr>
         <w:keepNext/>
-        <w:spacing w:before="320" w:after="120"/>
+        <w:keepLines/>
+        <w:spacing w:before="240" w:after="140"/>
+        <w:widowControl w:val="true"/>
         <w:pBdr>
-          <w:bottom w:val="single" w:sz="4" w:space="4" w:color="C8C8C8"/>
+          <w:bottom w:val="single" w:sz="4" w:space="4" w:color="BFBFBF"/>
         </w:pBdr>
       </w:pPr>
       <w:r>
         <w:rPr>
+          <w:rFonts w:ascii="Calibri" w:hAnsi="Calibri"/>
           <w:b/>
-          <w:color w:val="0A0A0A"/>
-          <w:sz w:val="32"/>
+          <w:i w:val="0"/>
+          <w:color w:val="0A0A0A"/>
+          <w:sz w:val="27"/>
         </w:rPr>
         <w:t>7.3 Prévia de escore e laudo no cliente</w:t>
       </w:r>
     </w:p>
     <w:p>
       <w:pPr>
+        <w:spacing w:after="140"/>
         <w:jc w:val="both"/>
+        <w:widowControl w:val="true"/>
       </w:pPr>
       <w:r>
         <w:rPr>
+          <w:rFonts w:ascii="Calibri" w:hAnsi="Calibri"/>
+          <w:b w:val="0"/>
+          <w:i w:val="0"/>
           <w:color w:val="0A0A0A"/>
           <w:sz w:val="21"/>
         </w:rPr>
@@ -4277,6 +5278,7 @@
       </w:r>
       <w:r>
         <w:rPr>
+          <w:rFonts w:ascii="Calibri" w:hAnsi="Calibri"/>
           <w:b/>
           <w:color w:val="0A0A0A"/>
           <w:sz w:val="21"/>
@@ -4285,6 +5287,9 @@
       </w:r>
       <w:r>
         <w:rPr>
+          <w:rFonts w:ascii="Calibri" w:hAnsi="Calibri"/>
+          <w:b w:val="0"/>
+          <w:i w:val="0"/>
           <w:color w:val="0A0A0A"/>
           <w:sz w:val="21"/>
         </w:rPr>
@@ -4295,12 +5300,15 @@
           <w:rFonts w:ascii="Consolas" w:hAnsi="Consolas"/>
           <w:color w:val="1F1F1F"/>
           <w:sz w:val="19"/>
-          <w:shd w:val="clear" w:fill="F2F2F2"/>
+          <w:shd w:val="clear" w:color="auto" w:fill="F4F4F4"/>
         </w:rPr>
         <w:t>window.gerarLaudoPDF</w:t>
       </w:r>
       <w:r>
         <w:rPr>
+          <w:rFonts w:ascii="Calibri" w:hAnsi="Calibri"/>
+          <w:b w:val="0"/>
+          <w:i w:val="0"/>
           <w:color w:val="0A0A0A"/>
           <w:sz w:val="21"/>
         </w:rPr>
@@ -4311,12 +5319,15 @@
           <w:rFonts w:ascii="Consolas" w:hAnsi="Consolas"/>
           <w:color w:val="1F1F1F"/>
           <w:sz w:val="19"/>
-          <w:shd w:val="clear" w:fill="F2F2F2"/>
+          <w:shd w:val="clear" w:color="auto" w:fill="F4F4F4"/>
         </w:rPr>
         <w:t>frontend/src/lib/laudo.js</w:t>
       </w:r>
       <w:r>
         <w:rPr>
+          <w:rFonts w:ascii="Calibri" w:hAnsi="Calibri"/>
+          <w:b w:val="0"/>
+          <w:i w:val="0"/>
           <w:color w:val="0A0A0A"/>
           <w:sz w:val="21"/>
         </w:rPr>
@@ -4327,12 +5338,15 @@
           <w:rFonts w:ascii="Consolas" w:hAnsi="Consolas"/>
           <w:color w:val="1F1F1F"/>
           <w:sz w:val="19"/>
-          <w:shd w:val="clear" w:fill="F2F2F2"/>
+          <w:shd w:val="clear" w:color="auto" w:fill="F4F4F4"/>
         </w:rPr>
         <w:t>GET /avaliacoes/{id}</w:t>
       </w:r>
       <w:r>
         <w:rPr>
+          <w:rFonts w:ascii="Calibri" w:hAnsi="Calibri"/>
+          <w:b w:val="0"/>
+          <w:i w:val="0"/>
           <w:color w:val="0A0A0A"/>
           <w:sz w:val="21"/>
         </w:rPr>
@@ -4342,26 +5356,35 @@
     <w:p>
       <w:pPr>
         <w:keepNext/>
-        <w:spacing w:before="320" w:after="120"/>
+        <w:keepLines/>
+        <w:spacing w:before="240" w:after="140"/>
+        <w:widowControl w:val="true"/>
         <w:pBdr>
-          <w:bottom w:val="single" w:sz="4" w:space="4" w:color="C8C8C8"/>
+          <w:bottom w:val="single" w:sz="4" w:space="4" w:color="BFBFBF"/>
         </w:pBdr>
       </w:pPr>
       <w:r>
         <w:rPr>
+          <w:rFonts w:ascii="Calibri" w:hAnsi="Calibri"/>
           <w:b/>
-          <w:color w:val="0A0A0A"/>
-          <w:sz w:val="32"/>
+          <w:i w:val="0"/>
+          <w:color w:val="0A0A0A"/>
+          <w:sz w:val="27"/>
         </w:rPr>
         <w:t>7.4 Gestão de foto do paciente</w:t>
       </w:r>
     </w:p>
     <w:p>
       <w:pPr>
+        <w:spacing w:after="140"/>
         <w:jc w:val="both"/>
+        <w:widowControl w:val="true"/>
       </w:pPr>
       <w:r>
         <w:rPr>
+          <w:rFonts w:ascii="Calibri" w:hAnsi="Calibri"/>
+          <w:b w:val="0"/>
+          <w:i w:val="0"/>
           <w:color w:val="0A0A0A"/>
           <w:sz w:val="21"/>
         </w:rPr>
@@ -4372,12 +5395,15 @@
           <w:rFonts w:ascii="Consolas" w:hAnsi="Consolas"/>
           <w:color w:val="1F1F1F"/>
           <w:sz w:val="19"/>
-          <w:shd w:val="clear" w:fill="F2F2F2"/>
+          <w:shd w:val="clear" w:color="auto" w:fill="F4F4F4"/>
         </w:rPr>
         <w:t>frontend/src/lib/foto-store.js</w:t>
       </w:r>
       <w:r>
         <w:rPr>
+          <w:rFonts w:ascii="Calibri" w:hAnsi="Calibri"/>
+          <w:b w:val="0"/>
+          <w:i w:val="0"/>
           <w:color w:val="0A0A0A"/>
           <w:sz w:val="21"/>
         </w:rPr>
@@ -4388,12 +5414,15 @@
           <w:rFonts w:ascii="Consolas" w:hAnsi="Consolas"/>
           <w:color w:val="1F1F1F"/>
           <w:sz w:val="19"/>
-          <w:shd w:val="clear" w:fill="F2F2F2"/>
+          <w:shd w:val="clear" w:color="auto" w:fill="F4F4F4"/>
         </w:rPr>
         <w:t>POST /pacientes/{id}/foto</w:t>
       </w:r>
       <w:r>
         <w:rPr>
+          <w:rFonts w:ascii="Calibri" w:hAnsi="Calibri"/>
+          <w:b w:val="0"/>
+          <w:i w:val="0"/>
           <w:color w:val="0A0A0A"/>
           <w:sz w:val="21"/>
         </w:rPr>
@@ -4404,12 +5433,15 @@
           <w:rFonts w:ascii="Consolas" w:hAnsi="Consolas"/>
           <w:color w:val="1F1F1F"/>
           <w:sz w:val="19"/>
-          <w:shd w:val="clear" w:fill="F2F2F2"/>
+          <w:shd w:val="clear" w:color="auto" w:fill="F4F4F4"/>
         </w:rPr>
         <w:t>frontend/assets/uploads/paciente_{id}.jpg</w:t>
       </w:r>
       <w:r>
         <w:rPr>
+          <w:rFonts w:ascii="Calibri" w:hAnsi="Calibri"/>
+          <w:b w:val="0"/>
+          <w:i w:val="0"/>
           <w:color w:val="0A0A0A"/>
           <w:sz w:val="21"/>
         </w:rPr>
@@ -4420,12 +5452,15 @@
           <w:rFonts w:ascii="Consolas" w:hAnsi="Consolas"/>
           <w:color w:val="1F1F1F"/>
           <w:sz w:val="19"/>
-          <w:shd w:val="clear" w:fill="F2F2F2"/>
+          <w:shd w:val="clear" w:color="auto" w:fill="F4F4F4"/>
         </w:rPr>
         <w:t>/assets/uploads/paciente_{id}.jpg</w:t>
       </w:r>
       <w:r>
         <w:rPr>
+          <w:rFonts w:ascii="Calibri" w:hAnsi="Calibri"/>
+          <w:b w:val="0"/>
+          <w:i w:val="0"/>
           <w:color w:val="0A0A0A"/>
           <w:sz w:val="21"/>
         </w:rPr>
@@ -4436,12 +5471,15 @@
           <w:rFonts w:ascii="Consolas" w:hAnsi="Consolas"/>
           <w:color w:val="1F1F1F"/>
           <w:sz w:val="19"/>
-          <w:shd w:val="clear" w:fill="F2F2F2"/>
+          <w:shd w:val="clear" w:color="auto" w:fill="F4F4F4"/>
         </w:rPr>
         <w:t>onError</w:t>
       </w:r>
       <w:r>
         <w:rPr>
+          <w:rFonts w:ascii="Calibri" w:hAnsi="Calibri"/>
+          <w:b w:val="0"/>
+          <w:i w:val="0"/>
           <w:color w:val="0A0A0A"/>
           <w:sz w:val="21"/>
         </w:rPr>
@@ -4451,16 +5489,20 @@
     <w:p>
       <w:pPr>
         <w:keepNext/>
-        <w:spacing w:before="320" w:after="120"/>
+        <w:keepLines/>
+        <w:spacing w:before="360" w:after="140"/>
+        <w:widowControl w:val="true"/>
         <w:pBdr>
-          <w:bottom w:val="single" w:sz="6" w:space="4" w:color="1F1F1F"/>
+          <w:bottom w:val="single" w:sz="8" w:space="4" w:color="1F1F1F"/>
         </w:pBdr>
       </w:pPr>
       <w:r>
         <w:rPr>
+          <w:rFonts w:ascii="Calibri" w:hAnsi="Calibri"/>
           <w:b/>
-          <w:color w:val="0A0A0A"/>
-          <w:sz w:val="44"/>
+          <w:i w:val="0"/>
+          <w:color w:val="0A0A0A"/>
+          <w:sz w:val="34"/>
         </w:rPr>
         <w:t>8. Padrões de implementação no acesso a dados</w:t>
       </w:r>
@@ -4468,26 +5510,35 @@
     <w:p>
       <w:pPr>
         <w:keepNext/>
-        <w:spacing w:before="320" w:after="120"/>
+        <w:keepLines/>
+        <w:spacing w:before="240" w:after="140"/>
+        <w:widowControl w:val="true"/>
         <w:pBdr>
-          <w:bottom w:val="single" w:sz="4" w:space="4" w:color="C8C8C8"/>
+          <w:bottom w:val="single" w:sz="4" w:space="4" w:color="BFBFBF"/>
         </w:pBdr>
       </w:pPr>
       <w:r>
         <w:rPr>
+          <w:rFonts w:ascii="Calibri" w:hAnsi="Calibri"/>
           <w:b/>
-          <w:color w:val="0A0A0A"/>
-          <w:sz w:val="32"/>
+          <w:i w:val="0"/>
+          <w:color w:val="0A0A0A"/>
+          <w:sz w:val="27"/>
         </w:rPr>
         <w:t>8.1 Repositórios e segurança de consulta</w:t>
       </w:r>
     </w:p>
     <w:p>
       <w:pPr>
+        <w:spacing w:after="140"/>
         <w:jc w:val="both"/>
+        <w:widowControl w:val="true"/>
       </w:pPr>
       <w:r>
         <w:rPr>
+          <w:rFonts w:ascii="Calibri" w:hAnsi="Calibri"/>
+          <w:b w:val="0"/>
+          <w:i w:val="0"/>
           <w:color w:val="0A0A0A"/>
           <w:sz w:val="21"/>
         </w:rPr>
@@ -4498,12 +5549,15 @@
           <w:rFonts w:ascii="Consolas" w:hAnsi="Consolas"/>
           <w:color w:val="1F1F1F"/>
           <w:sz w:val="19"/>
-          <w:shd w:val="clear" w:fill="F2F2F2"/>
+          <w:shd w:val="clear" w:color="auto" w:fill="F4F4F4"/>
         </w:rPr>
         <w:t>AsyncSession</w:t>
       </w:r>
       <w:r>
         <w:rPr>
+          <w:rFonts w:ascii="Calibri" w:hAnsi="Calibri"/>
+          <w:b w:val="0"/>
+          <w:i w:val="0"/>
           <w:color w:val="0A0A0A"/>
           <w:sz w:val="21"/>
         </w:rPr>
@@ -4514,12 +5568,15 @@
           <w:rFonts w:ascii="Consolas" w:hAnsi="Consolas"/>
           <w:color w:val="1F1F1F"/>
           <w:sz w:val="19"/>
-          <w:shd w:val="clear" w:fill="F2F2F2"/>
+          <w:shd w:val="clear" w:color="auto" w:fill="F4F4F4"/>
         </w:rPr>
         <w:t>sqlalchemy.text()</w:t>
       </w:r>
       <w:r>
         <w:rPr>
+          <w:rFonts w:ascii="Calibri" w:hAnsi="Calibri"/>
+          <w:b w:val="0"/>
+          <w:i w:val="0"/>
           <w:color w:val="0A0A0A"/>
           <w:sz w:val="21"/>
         </w:rPr>
@@ -4527,6 +5584,7 @@
       </w:r>
       <w:r>
         <w:rPr>
+          <w:rFonts w:ascii="Calibri" w:hAnsi="Calibri"/>
           <w:b/>
           <w:color w:val="0A0A0A"/>
           <w:sz w:val="21"/>
@@ -4535,6 +5593,9 @@
       </w:r>
       <w:r>
         <w:rPr>
+          <w:rFonts w:ascii="Calibri" w:hAnsi="Calibri"/>
+          <w:b w:val="0"/>
+          <w:i w:val="0"/>
           <w:color w:val="0A0A0A"/>
           <w:sz w:val="21"/>
         </w:rPr>
@@ -4545,28 +5606,53 @@
           <w:rFonts w:ascii="Consolas" w:hAnsi="Consolas"/>
           <w:color w:val="1F1F1F"/>
           <w:sz w:val="19"/>
-          <w:shd w:val="clear" w:fill="F2F2F2"/>
+          <w:shd w:val="clear" w:color="auto" w:fill="F4F4F4"/>
         </w:rPr>
         <w:t>WHERE</w:t>
       </w:r>
       <w:r>
         <w:rPr>
+          <w:rFonts w:ascii="Calibri" w:hAnsi="Calibri"/>
+          <w:b w:val="0"/>
+          <w:i w:val="0"/>
           <w:color w:val="0A0A0A"/>
           <w:sz w:val="21"/>
         </w:rPr>
-        <w:t xml:space="preserve"> dinâmicas montam apenas fragmentos fixos de coluna mais *placeholders*. Inserts usam </w:t>
+        <w:t xml:space="preserve"> dinâmicas montam apenas fragmentos fixos de coluna mais </w:t>
+      </w:r>
+      <w:r>
+        <w:rPr>
+          <w:rFonts w:ascii="Calibri" w:hAnsi="Calibri"/>
+          <w:i/>
+          <w:color w:val="0A0A0A"/>
+          <w:sz w:val="21"/>
+        </w:rPr>
+        <w:t>placeholders</w:t>
+      </w:r>
+      <w:r>
+        <w:rPr>
+          <w:rFonts w:ascii="Calibri" w:hAnsi="Calibri"/>
+          <w:b w:val="0"/>
+          <w:i w:val="0"/>
+          <w:color w:val="0A0A0A"/>
+          <w:sz w:val="21"/>
+        </w:rPr>
+        <w:t xml:space="preserve">. Inserts usam </w:t>
       </w:r>
       <w:r>
         <w:rPr>
           <w:rFonts w:ascii="Consolas" w:hAnsi="Consolas"/>
           <w:color w:val="1F1F1F"/>
           <w:sz w:val="19"/>
-          <w:shd w:val="clear" w:fill="F2F2F2"/>
+          <w:shd w:val="clear" w:color="auto" w:fill="F4F4F4"/>
         </w:rPr>
         <w:t>RETURNING id</w:t>
       </w:r>
       <w:r>
         <w:rPr>
+          <w:rFonts w:ascii="Calibri" w:hAnsi="Calibri"/>
+          <w:b w:val="0"/>
+          <w:i w:val="0"/>
           <w:color w:val="0A0A0A"/>
           <w:sz w:val="21"/>
         </w:rPr>
@@ -4576,26 +5662,35 @@
     <w:p>
       <w:pPr>
         <w:keepNext/>
-        <w:spacing w:before="320" w:after="120"/>
+        <w:keepLines/>
+        <w:spacing w:before="240" w:after="140"/>
+        <w:widowControl w:val="true"/>
         <w:pBdr>
-          <w:bottom w:val="single" w:sz="4" w:space="4" w:color="C8C8C8"/>
+          <w:bottom w:val="single" w:sz="4" w:space="4" w:color="BFBFBF"/>
         </w:pBdr>
       </w:pPr>
       <w:r>
         <w:rPr>
+          <w:rFonts w:ascii="Calibri" w:hAnsi="Calibri"/>
           <w:b/>
-          <w:color w:val="0A0A0A"/>
-          <w:sz w:val="32"/>
+          <w:i w:val="0"/>
+          <w:color w:val="0A0A0A"/>
+          <w:sz w:val="27"/>
         </w:rPr>
         <w:t>8.2 CQRS-lite</w:t>
       </w:r>
     </w:p>
     <w:p>
       <w:pPr>
+        <w:spacing w:after="140"/>
         <w:jc w:val="both"/>
+        <w:widowControl w:val="true"/>
       </w:pPr>
       <w:r>
         <w:rPr>
+          <w:rFonts w:ascii="Calibri" w:hAnsi="Calibri"/>
+          <w:b w:val="0"/>
+          <w:i w:val="0"/>
           <w:color w:val="0A0A0A"/>
           <w:sz w:val="21"/>
         </w:rPr>
@@ -4606,28 +5701,53 @@
           <w:rFonts w:ascii="Consolas" w:hAnsi="Consolas"/>
           <w:color w:val="1F1F1F"/>
           <w:sz w:val="19"/>
-          <w:shd w:val="clear" w:fill="F2F2F2"/>
+          <w:shd w:val="clear" w:color="auto" w:fill="F4F4F4"/>
         </w:rPr>
         <w:t>PatientRepository</w:t>
       </w:r>
       <w:r>
         <w:rPr>
+          <w:rFonts w:ascii="Calibri" w:hAnsi="Calibri"/>
+          <w:b w:val="0"/>
+          <w:i w:val="0"/>
           <w:color w:val="0A0A0A"/>
           <w:sz w:val="21"/>
         </w:rPr>
-        <w:t xml:space="preserve"> (escrita e *lookup*, devolve a entidade </w:t>
+        <w:t xml:space="preserve"> (escrita e </w:t>
+      </w:r>
+      <w:r>
+        <w:rPr>
+          <w:rFonts w:ascii="Calibri" w:hAnsi="Calibri"/>
+          <w:i/>
+          <w:color w:val="0A0A0A"/>
+          <w:sz w:val="21"/>
+        </w:rPr>
+        <w:t>lookup</w:t>
+      </w:r>
+      <w:r>
+        <w:rPr>
+          <w:rFonts w:ascii="Calibri" w:hAnsi="Calibri"/>
+          <w:b w:val="0"/>
+          <w:i w:val="0"/>
+          <w:color w:val="0A0A0A"/>
+          <w:sz w:val="21"/>
+        </w:rPr>
+        <w:t xml:space="preserve">, devolve a entidade </w:t>
       </w:r>
       <w:r>
         <w:rPr>
           <w:rFonts w:ascii="Consolas" w:hAnsi="Consolas"/>
           <w:color w:val="1F1F1F"/>
           <w:sz w:val="19"/>
-          <w:shd w:val="clear" w:fill="F2F2F2"/>
+          <w:shd w:val="clear" w:color="auto" w:fill="F4F4F4"/>
         </w:rPr>
         <w:t>Patient</w:t>
       </w:r>
       <w:r>
         <w:rPr>
+          <w:rFonts w:ascii="Calibri" w:hAnsi="Calibri"/>
+          <w:b w:val="0"/>
+          <w:i w:val="0"/>
           <w:color w:val="0A0A0A"/>
           <w:sz w:val="21"/>
         </w:rPr>
@@ -4638,41 +5758,91 @@
           <w:rFonts w:ascii="Consolas" w:hAnsi="Consolas"/>
           <w:color w:val="1F1F1F"/>
           <w:sz w:val="19"/>
-          <w:shd w:val="clear" w:fill="F2F2F2"/>
+          <w:shd w:val="clear" w:color="auto" w:fill="F4F4F4"/>
         </w:rPr>
         <w:t>PatientReadRepository</w:t>
       </w:r>
       <w:r>
         <w:rPr>
+          <w:rFonts w:ascii="Calibri" w:hAnsi="Calibri"/>
+          <w:b w:val="0"/>
+          <w:i w:val="0"/>
           <w:color w:val="0A0A0A"/>
           <w:sz w:val="21"/>
         </w:rPr>
-        <w:t xml:space="preserve"> (leitura de listas e detalhe, devolve *dataclasses* achatadas otimizadas para a tela, com JOIN LATERAL para a última avaliação). O caminho de leitura monta *read models* sob medida para a interface, evitando carregar a entidade inteira só para exibir uma tabela.</w:t>
+        <w:t xml:space="preserve"> (leitura de listas e detalhe, devolve </w:t>
+      </w:r>
+      <w:r>
+        <w:rPr>
+          <w:rFonts w:ascii="Calibri" w:hAnsi="Calibri"/>
+          <w:i/>
+          <w:color w:val="0A0A0A"/>
+          <w:sz w:val="21"/>
+        </w:rPr>
+        <w:t>dataclasses</w:t>
+      </w:r>
+      <w:r>
+        <w:rPr>
+          <w:rFonts w:ascii="Calibri" w:hAnsi="Calibri"/>
+          <w:b w:val="0"/>
+          <w:i w:val="0"/>
+          <w:color w:val="0A0A0A"/>
+          <w:sz w:val="21"/>
+        </w:rPr>
+        <w:t xml:space="preserve"> achatadas otimizadas para a tela, com JOIN LATERAL para a última avaliação). O caminho de leitura monta </w:t>
+      </w:r>
+      <w:r>
+        <w:rPr>
+          <w:rFonts w:ascii="Calibri" w:hAnsi="Calibri"/>
+          <w:i/>
+          <w:color w:val="0A0A0A"/>
+          <w:sz w:val="21"/>
+        </w:rPr>
+        <w:t>read models</w:t>
+      </w:r>
+      <w:r>
+        <w:rPr>
+          <w:rFonts w:ascii="Calibri" w:hAnsi="Calibri"/>
+          <w:b w:val="0"/>
+          <w:i w:val="0"/>
+          <w:color w:val="0A0A0A"/>
+          <w:sz w:val="21"/>
+        </w:rPr>
+        <w:t xml:space="preserve"> sob medida para a interface, evitando carregar a entidade inteira só para exibir uma tabela.</w:t>
       </w:r>
     </w:p>
     <w:p>
       <w:pPr>
         <w:keepNext/>
-        <w:spacing w:before="320" w:after="120"/>
+        <w:keepLines/>
+        <w:spacing w:before="240" w:after="140"/>
+        <w:widowControl w:val="true"/>
         <w:pBdr>
-          <w:bottom w:val="single" w:sz="4" w:space="4" w:color="C8C8C8"/>
+          <w:bottom w:val="single" w:sz="4" w:space="4" w:color="BFBFBF"/>
         </w:pBdr>
       </w:pPr>
       <w:r>
         <w:rPr>
+          <w:rFonts w:ascii="Calibri" w:hAnsi="Calibri"/>
           <w:b/>
-          <w:color w:val="0A0A0A"/>
-          <w:sz w:val="32"/>
+          <w:i w:val="0"/>
+          <w:color w:val="0A0A0A"/>
+          <w:sz w:val="27"/>
         </w:rPr>
         <w:t>8.3 Auditoria que nunca derruba o fluxo</w:t>
       </w:r>
     </w:p>
     <w:p>
       <w:pPr>
+        <w:spacing w:after="140"/>
         <w:jc w:val="both"/>
+        <w:widowControl w:val="true"/>
       </w:pPr>
       <w:r>
         <w:rPr>
+          <w:rFonts w:ascii="Calibri" w:hAnsi="Calibri"/>
+          <w:b w:val="0"/>
+          <w:i w:val="0"/>
           <w:color w:val="0A0A0A"/>
           <w:sz w:val="21"/>
         </w:rPr>
@@ -4683,12 +5853,15 @@
           <w:rFonts w:ascii="Consolas" w:hAnsi="Consolas"/>
           <w:color w:val="1F1F1F"/>
           <w:sz w:val="19"/>
-          <w:shd w:val="clear" w:fill="F2F2F2"/>
+          <w:shd w:val="clear" w:color="auto" w:fill="F4F4F4"/>
         </w:rPr>
         <w:t>AuditRepository</w:t>
       </w:r>
       <w:r>
         <w:rPr>
+          <w:rFonts w:ascii="Calibri" w:hAnsi="Calibri"/>
+          <w:b w:val="0"/>
+          <w:i w:val="0"/>
           <w:color w:val="0A0A0A"/>
           <w:sz w:val="21"/>
         </w:rPr>
@@ -4699,12 +5872,15 @@
           <w:rFonts w:ascii="Consolas" w:hAnsi="Consolas"/>
           <w:color w:val="1F1F1F"/>
           <w:sz w:val="19"/>
-          <w:shd w:val="clear" w:fill="F2F2F2"/>
+          <w:shd w:val="clear" w:color="auto" w:fill="F4F4F4"/>
         </w:rPr>
         <w:t>fn_registrar_auditoria</w:t>
       </w:r>
       <w:r>
         <w:rPr>
+          <w:rFonts w:ascii="Calibri" w:hAnsi="Calibri"/>
+          <w:b w:val="0"/>
+          <w:i w:val="0"/>
           <w:color w:val="0A0A0A"/>
           <w:sz w:val="21"/>
         </w:rPr>
@@ -4715,12 +5891,15 @@
           <w:rFonts w:ascii="Consolas" w:hAnsi="Consolas"/>
           <w:color w:val="1F1F1F"/>
           <w:sz w:val="19"/>
-          <w:shd w:val="clear" w:fill="F2F2F2"/>
+          <w:shd w:val="clear" w:color="auto" w:fill="F4F4F4"/>
         </w:rPr>
         <w:t>begin_nested</w:t>
       </w:r>
       <w:r>
         <w:rPr>
+          <w:rFonts w:ascii="Calibri" w:hAnsi="Calibri"/>
+          <w:b w:val="0"/>
+          <w:i w:val="0"/>
           <w:color w:val="0A0A0A"/>
           <w:sz w:val="21"/>
         </w:rPr>
@@ -4731,12 +5910,15 @@
           <w:rFonts w:ascii="Consolas" w:hAnsi="Consolas"/>
           <w:color w:val="1F1F1F"/>
           <w:sz w:val="19"/>
-          <w:shd w:val="clear" w:fill="F2F2F2"/>
+          <w:shd w:val="clear" w:color="auto" w:fill="F4F4F4"/>
         </w:rPr>
         <w:t>try/except</w:t>
       </w:r>
       <w:r>
         <w:rPr>
+          <w:rFonts w:ascii="Calibri" w:hAnsi="Calibri"/>
+          <w:b w:val="0"/>
+          <w:i w:val="0"/>
           <w:color w:val="0A0A0A"/>
           <w:sz w:val="21"/>
         </w:rPr>
@@ -4746,26 +5928,35 @@
     <w:p>
       <w:pPr>
         <w:keepNext/>
-        <w:spacing w:before="320" w:after="120"/>
+        <w:keepLines/>
+        <w:spacing w:before="360" w:after="140"/>
+        <w:widowControl w:val="true"/>
         <w:pBdr>
-          <w:bottom w:val="single" w:sz="6" w:space="4" w:color="1F1F1F"/>
+          <w:bottom w:val="single" w:sz="8" w:space="4" w:color="1F1F1F"/>
         </w:pBdr>
       </w:pPr>
       <w:r>
         <w:rPr>
+          <w:rFonts w:ascii="Calibri" w:hAnsi="Calibri"/>
           <w:b/>
-          <w:color w:val="0A0A0A"/>
-          <w:sz w:val="44"/>
+          <w:i w:val="0"/>
+          <w:color w:val="0A0A0A"/>
+          <w:sz w:val="34"/>
         </w:rPr>
         <w:t>9. Detalhes de implantação relevantes ao código</w:t>
       </w:r>
     </w:p>
     <w:p>
       <w:pPr>
+        <w:spacing w:after="140"/>
         <w:jc w:val="both"/>
+        <w:widowControl w:val="true"/>
       </w:pPr>
       <w:r>
         <w:rPr>
+          <w:rFonts w:ascii="Calibri" w:hAnsi="Calibri"/>
+          <w:b w:val="0"/>
+          <w:i w:val="0"/>
           <w:color w:val="0A0A0A"/>
           <w:sz w:val="21"/>
         </w:rPr>
@@ -4776,12 +5967,15 @@
           <w:rFonts w:ascii="Consolas" w:hAnsi="Consolas"/>
           <w:color w:val="1F1F1F"/>
           <w:sz w:val="19"/>
-          <w:shd w:val="clear" w:fill="F2F2F2"/>
+          <w:shd w:val="clear" w:color="auto" w:fill="F4F4F4"/>
         </w:rPr>
         <w:t>app/main.py</w:t>
       </w:r>
       <w:r>
         <w:rPr>
+          <w:rFonts w:ascii="Calibri" w:hAnsi="Calibri"/>
+          <w:b w:val="0"/>
+          <w:i w:val="0"/>
           <w:color w:val="0A0A0A"/>
           <w:sz w:val="21"/>
         </w:rPr>
@@ -4791,18 +5985,22 @@
     <w:p>
       <w:pPr>
         <w:spacing w:after="60"/>
-        <w:ind w:left="432"/>
+        <w:ind w:left="461" w:hanging="288"/>
+        <w:widowControl w:val="true"/>
       </w:pPr>
       <w:r>
         <w:rPr>
+          <w:rFonts w:ascii="Calibri" w:hAnsi="Calibri"/>
           <w:b w:val="0"/>
           <w:color w:val="1F1F1F"/>
           <w:sz w:val="21"/>
         </w:rPr>
-        <w:t xml:space="preserve">•  </w:t>
-      </w:r>
-      <w:r>
-        <w:rPr>
+        <w:t>•</w:t>
+        <w:tab/>
+      </w:r>
+      <w:r>
+        <w:rPr>
+          <w:rFonts w:ascii="Calibri" w:hAnsi="Calibri"/>
           <w:b/>
           <w:color w:val="0A0A0A"/>
           <w:sz w:val="21"/>
@@ -4811,6 +6009,9 @@
       </w:r>
       <w:r>
         <w:rPr>
+          <w:rFonts w:ascii="Calibri" w:hAnsi="Calibri"/>
+          <w:b w:val="0"/>
+          <w:i w:val="0"/>
           <w:color w:val="0A0A0A"/>
           <w:sz w:val="21"/>
         </w:rPr>
@@ -4821,12 +6022,15 @@
           <w:rFonts w:ascii="Consolas" w:hAnsi="Consolas"/>
           <w:color w:val="1F1F1F"/>
           <w:sz w:val="19"/>
-          <w:shd w:val="clear" w:fill="F2F2F2"/>
+          <w:shd w:val="clear" w:color="auto" w:fill="F4F4F4"/>
         </w:rPr>
         <w:t>frontend/</w:t>
       </w:r>
       <w:r>
         <w:rPr>
+          <w:rFonts w:ascii="Calibri" w:hAnsi="Calibri"/>
+          <w:b w:val="0"/>
+          <w:i w:val="0"/>
           <w:color w:val="0A0A0A"/>
           <w:sz w:val="21"/>
         </w:rPr>
@@ -4837,12 +6041,15 @@
           <w:rFonts w:ascii="Consolas" w:hAnsi="Consolas"/>
           <w:color w:val="1F1F1F"/>
           <w:sz w:val="19"/>
-          <w:shd w:val="clear" w:fill="F2F2F2"/>
+          <w:shd w:val="clear" w:color="auto" w:fill="F4F4F4"/>
         </w:rPr>
         <w:t>app/</w:t>
       </w:r>
       <w:r>
         <w:rPr>
+          <w:rFonts w:ascii="Calibri" w:hAnsi="Calibri"/>
+          <w:b w:val="0"/>
+          <w:i w:val="0"/>
           <w:color w:val="0A0A0A"/>
           <w:sz w:val="21"/>
         </w:rPr>
@@ -4853,28 +6060,53 @@
           <w:rFonts w:ascii="Consolas" w:hAnsi="Consolas"/>
           <w:color w:val="1F1F1F"/>
           <w:sz w:val="19"/>
-          <w:shd w:val="clear" w:fill="F2F2F2"/>
+          <w:shd w:val="clear" w:color="auto" w:fill="F4F4F4"/>
         </w:rPr>
         <w:t>index.html</w:t>
       </w:r>
       <w:r>
         <w:rPr>
+          <w:rFonts w:ascii="Calibri" w:hAnsi="Calibri"/>
+          <w:b w:val="0"/>
+          <w:i w:val="0"/>
           <w:color w:val="0A0A0A"/>
           <w:sz w:val="21"/>
         </w:rPr>
-        <w:t xml:space="preserve">) e um *catch-all* (devolve o arquivo solicitado ou o </w:t>
+        <w:t xml:space="preserve">) e um </w:t>
+      </w:r>
+      <w:r>
+        <w:rPr>
+          <w:rFonts w:ascii="Calibri" w:hAnsi="Calibri"/>
+          <w:i/>
+          <w:color w:val="0A0A0A"/>
+          <w:sz w:val="21"/>
+        </w:rPr>
+        <w:t>catch-all</w:t>
+      </w:r>
+      <w:r>
+        <w:rPr>
+          <w:rFonts w:ascii="Calibri" w:hAnsi="Calibri"/>
+          <w:b w:val="0"/>
+          <w:i w:val="0"/>
+          <w:color w:val="0A0A0A"/>
+          <w:sz w:val="21"/>
+        </w:rPr>
+        <w:t xml:space="preserve"> (devolve o arquivo solicitado ou o </w:t>
       </w:r>
       <w:r>
         <w:rPr>
           <w:rFonts w:ascii="Consolas" w:hAnsi="Consolas"/>
           <w:color w:val="1F1F1F"/>
           <w:sz w:val="19"/>
-          <w:shd w:val="clear" w:fill="F2F2F2"/>
+          <w:shd w:val="clear" w:color="auto" w:fill="F4F4F4"/>
         </w:rPr>
         <w:t>index.html</w:t>
       </w:r>
       <w:r>
         <w:rPr>
+          <w:rFonts w:ascii="Calibri" w:hAnsi="Calibri"/>
+          <w:b w:val="0"/>
+          <w:i w:val="0"/>
           <w:color w:val="0A0A0A"/>
           <w:sz w:val="21"/>
         </w:rPr>
@@ -4884,18 +6116,22 @@
     <w:p>
       <w:pPr>
         <w:spacing w:after="60"/>
-        <w:ind w:left="432"/>
+        <w:ind w:left="461" w:hanging="288"/>
+        <w:widowControl w:val="true"/>
       </w:pPr>
       <w:r>
         <w:rPr>
+          <w:rFonts w:ascii="Calibri" w:hAnsi="Calibri"/>
           <w:b w:val="0"/>
           <w:color w:val="1F1F1F"/>
           <w:sz w:val="21"/>
         </w:rPr>
-        <w:t xml:space="preserve">•  </w:t>
-      </w:r>
-      <w:r>
-        <w:rPr>
+        <w:t>•</w:t>
+        <w:tab/>
+      </w:r>
+      <w:r>
+        <w:rPr>
+          <w:rFonts w:ascii="Calibri" w:hAnsi="Calibri"/>
           <w:b/>
           <w:color w:val="0A0A0A"/>
           <w:sz w:val="21"/>
@@ -4904,6 +6140,9 @@
       </w:r>
       <w:r>
         <w:rPr>
+          <w:rFonts w:ascii="Calibri" w:hAnsi="Calibri"/>
+          <w:b w:val="0"/>
+          <w:i w:val="0"/>
           <w:color w:val="0A0A0A"/>
           <w:sz w:val="21"/>
         </w:rPr>
@@ -4914,12 +6153,15 @@
           <w:rFonts w:ascii="Consolas" w:hAnsi="Consolas"/>
           <w:color w:val="1F1F1F"/>
           <w:sz w:val="19"/>
-          <w:shd w:val="clear" w:fill="F2F2F2"/>
+          <w:shd w:val="clear" w:color="auto" w:fill="F4F4F4"/>
         </w:rPr>
         <w:t>GET /health</w:t>
       </w:r>
       <w:r>
         <w:rPr>
+          <w:rFonts w:ascii="Calibri" w:hAnsi="Calibri"/>
+          <w:b w:val="0"/>
+          <w:i w:val="0"/>
           <w:color w:val="0A0A0A"/>
           <w:sz w:val="21"/>
         </w:rPr>
@@ -4930,12 +6172,15 @@
           <w:rFonts w:ascii="Consolas" w:hAnsi="Consolas"/>
           <w:color w:val="1F1F1F"/>
           <w:sz w:val="19"/>
-          <w:shd w:val="clear" w:fill="F2F2F2"/>
+          <w:shd w:val="clear" w:color="auto" w:fill="F4F4F4"/>
         </w:rPr>
         <w:t>frontend</w:t>
       </w:r>
       <w:r>
         <w:rPr>
+          <w:rFonts w:ascii="Calibri" w:hAnsi="Calibri"/>
+          <w:b w:val="0"/>
+          <w:i w:val="0"/>
           <w:color w:val="0A0A0A"/>
           <w:sz w:val="21"/>
         </w:rPr>
@@ -4944,10 +6189,15 @@
     </w:p>
     <w:p>
       <w:pPr>
+        <w:spacing w:after="140"/>
         <w:jc w:val="both"/>
+        <w:widowControl w:val="true"/>
       </w:pPr>
       <w:r>
         <w:rPr>
+          <w:rFonts w:ascii="Calibri" w:hAnsi="Calibri"/>
+          <w:b w:val="0"/>
+          <w:i w:val="0"/>
           <w:color w:val="0A0A0A"/>
           <w:sz w:val="21"/>
         </w:rPr>
@@ -4958,12 +6208,15 @@
           <w:rFonts w:ascii="Consolas" w:hAnsi="Consolas"/>
           <w:color w:val="1F1F1F"/>
           <w:sz w:val="19"/>
-          <w:shd w:val="clear" w:fill="F2F2F2"/>
+          <w:shd w:val="clear" w:color="auto" w:fill="F4F4F4"/>
         </w:rPr>
         <w:t>UserRepository.create_medico</w:t>
       </w:r>
       <w:r>
         <w:rPr>
+          <w:rFonts w:ascii="Calibri" w:hAnsi="Calibri"/>
+          <w:b w:val="0"/>
+          <w:i w:val="0"/>
           <w:color w:val="0A0A0A"/>
           <w:sz w:val="21"/>
         </w:rPr>
@@ -4974,12 +6227,15 @@
           <w:rFonts w:ascii="Consolas" w:hAnsi="Consolas"/>
           <w:color w:val="1F1F1F"/>
           <w:sz w:val="19"/>
-          <w:shd w:val="clear" w:fill="F2F2F2"/>
+          <w:shd w:val="clear" w:color="auto" w:fill="F4F4F4"/>
         </w:rPr>
         <w:t>crypt(:senha, gen_salt('bf'))</w:t>
       </w:r>
       <w:r>
         <w:rPr>
+          <w:rFonts w:ascii="Calibri" w:hAnsi="Calibri"/>
+          <w:b w:val="0"/>
+          <w:i w:val="0"/>
           <w:color w:val="0A0A0A"/>
           <w:sz w:val="21"/>
         </w:rPr>
@@ -4990,41 +6246,72 @@
           <w:rFonts w:ascii="Consolas" w:hAnsi="Consolas"/>
           <w:color w:val="1F1F1F"/>
           <w:sz w:val="19"/>
-          <w:shd w:val="clear" w:fill="F2F2F2"/>
+          <w:shd w:val="clear" w:color="auto" w:fill="F4F4F4"/>
         </w:rPr>
         <w:t>crypt(:senha, senha)</w:t>
       </w:r>
       <w:r>
         <w:rPr>
+          <w:rFonts w:ascii="Calibri" w:hAnsi="Calibri"/>
+          <w:b w:val="0"/>
+          <w:i w:val="0"/>
           <w:color w:val="0A0A0A"/>
           <w:sz w:val="21"/>
         </w:rPr>
-        <w:t>. O comentário no código observa que o banco implantado faz o *hashing* na inserção, sem depender de um gatilho de hash — a camada Python nunca manipula bcrypt diretamente.</w:t>
+        <w:t xml:space="preserve">. O comentário no código observa que o banco implantado faz o </w:t>
+      </w:r>
+      <w:r>
+        <w:rPr>
+          <w:rFonts w:ascii="Calibri" w:hAnsi="Calibri"/>
+          <w:i/>
+          <w:color w:val="0A0A0A"/>
+          <w:sz w:val="21"/>
+        </w:rPr>
+        <w:t>hashing</w:t>
+      </w:r>
+      <w:r>
+        <w:rPr>
+          <w:rFonts w:ascii="Calibri" w:hAnsi="Calibri"/>
+          <w:b w:val="0"/>
+          <w:i w:val="0"/>
+          <w:color w:val="0A0A0A"/>
+          <w:sz w:val="21"/>
+        </w:rPr>
+        <w:t xml:space="preserve"> na inserção, sem depender de um gatilho de hash — a camada Python nunca manipula bcrypt diretamente.</w:t>
       </w:r>
     </w:p>
     <w:p>
       <w:pPr>
         <w:keepNext/>
-        <w:spacing w:before="320" w:after="120"/>
+        <w:keepLines/>
+        <w:spacing w:before="360" w:after="140"/>
+        <w:widowControl w:val="true"/>
         <w:pBdr>
-          <w:bottom w:val="single" w:sz="6" w:space="4" w:color="1F1F1F"/>
+          <w:bottom w:val="single" w:sz="8" w:space="4" w:color="1F1F1F"/>
         </w:pBdr>
       </w:pPr>
       <w:r>
         <w:rPr>
+          <w:rFonts w:ascii="Calibri" w:hAnsi="Calibri"/>
           <w:b/>
-          <w:color w:val="0A0A0A"/>
-          <w:sz w:val="44"/>
+          <w:i w:val="0"/>
+          <w:color w:val="0A0A0A"/>
+          <w:sz w:val="34"/>
         </w:rPr>
         <w:t>10. Rede de segurança estática</w:t>
       </w:r>
     </w:p>
     <w:p>
       <w:pPr>
+        <w:spacing w:after="140"/>
         <w:jc w:val="both"/>
+        <w:widowControl w:val="true"/>
       </w:pPr>
       <w:r>
         <w:rPr>
+          <w:rFonts w:ascii="Calibri" w:hAnsi="Calibri"/>
+          <w:b w:val="0"/>
+          <w:i w:val="0"/>
           <w:color w:val="0A0A0A"/>
           <w:sz w:val="21"/>
         </w:rPr>
@@ -5032,6 +6319,7 @@
       </w:r>
       <w:r>
         <w:rPr>
+          <w:rFonts w:ascii="Calibri" w:hAnsi="Calibri"/>
           <w:b/>
           <w:color w:val="0A0A0A"/>
           <w:sz w:val="21"/>
@@ -5040,6 +6328,9 @@
       </w:r>
       <w:r>
         <w:rPr>
+          <w:rFonts w:ascii="Calibri" w:hAnsi="Calibri"/>
+          <w:b w:val="0"/>
+          <w:i w:val="0"/>
           <w:color w:val="0A0A0A"/>
           <w:sz w:val="21"/>
         </w:rPr>
@@ -5049,57 +6340,88 @@
     <w:p>
       <w:pPr>
         <w:spacing w:after="60"/>
-        <w:ind w:left="432"/>
+        <w:ind w:left="461" w:hanging="288"/>
+        <w:widowControl w:val="true"/>
       </w:pPr>
       <w:r>
         <w:rPr>
+          <w:rFonts w:ascii="Calibri" w:hAnsi="Calibri"/>
           <w:b w:val="0"/>
           <w:color w:val="1F1F1F"/>
           <w:sz w:val="21"/>
         </w:rPr>
-        <w:t xml:space="preserve">•  </w:t>
+        <w:t>•</w:t>
+        <w:tab/>
       </w:r>
       <w:r>
         <w:rPr>
           <w:rFonts w:ascii="Consolas" w:hAnsi="Consolas"/>
           <w:color w:val="1F1F1F"/>
           <w:sz w:val="19"/>
-          <w:shd w:val="clear" w:fill="F2F2F2"/>
+          <w:shd w:val="clear" w:color="auto" w:fill="F4F4F4"/>
         </w:rPr>
         <w:t>python -c "import app.main"</w:t>
       </w:r>
       <w:r>
         <w:rPr>
+          <w:rFonts w:ascii="Calibri" w:hAnsi="Calibri"/>
+          <w:b w:val="0"/>
+          <w:i w:val="0"/>
           <w:color w:val="0A0A0A"/>
           <w:sz w:val="21"/>
         </w:rPr>
-        <w:t xml:space="preserve"> — importa tudo e cria o app, validando *wiring* de rotas, schemas e imports (o asyncpg conecta de forma preguiçosa).</w:t>
+        <w:t xml:space="preserve"> — importa tudo e cria o app, validando </w:t>
+      </w:r>
+      <w:r>
+        <w:rPr>
+          <w:rFonts w:ascii="Calibri" w:hAnsi="Calibri"/>
+          <w:i/>
+          <w:color w:val="0A0A0A"/>
+          <w:sz w:val="21"/>
+        </w:rPr>
+        <w:t>wiring</w:t>
+      </w:r>
+      <w:r>
+        <w:rPr>
+          <w:rFonts w:ascii="Calibri" w:hAnsi="Calibri"/>
+          <w:b w:val="0"/>
+          <w:i w:val="0"/>
+          <w:color w:val="0A0A0A"/>
+          <w:sz w:val="21"/>
+        </w:rPr>
+        <w:t xml:space="preserve"> de rotas, schemas e imports (o asyncpg conecta de forma preguiçosa).</w:t>
       </w:r>
     </w:p>
     <w:p>
       <w:pPr>
         <w:spacing w:after="60"/>
-        <w:ind w:left="432"/>
+        <w:ind w:left="461" w:hanging="288"/>
+        <w:widowControl w:val="true"/>
       </w:pPr>
       <w:r>
         <w:rPr>
+          <w:rFonts w:ascii="Calibri" w:hAnsi="Calibri"/>
           <w:b w:val="0"/>
           <w:color w:val="1F1F1F"/>
           <w:sz w:val="21"/>
         </w:rPr>
-        <w:t xml:space="preserve">•  </w:t>
+        <w:t>•</w:t>
+        <w:tab/>
       </w:r>
       <w:r>
         <w:rPr>
           <w:rFonts w:ascii="Consolas" w:hAnsi="Consolas"/>
           <w:color w:val="1F1F1F"/>
           <w:sz w:val="19"/>
-          <w:shd w:val="clear" w:fill="F2F2F2"/>
+          <w:shd w:val="clear" w:color="auto" w:fill="F4F4F4"/>
         </w:rPr>
         <w:t>python scripts/check_contract.py</w:t>
       </w:r>
       <w:r>
         <w:rPr>
+          <w:rFonts w:ascii="Calibri" w:hAnsi="Calibri"/>
+          <w:b w:val="0"/>
+          <w:i w:val="0"/>
           <w:color w:val="0A0A0A"/>
           <w:sz w:val="21"/>
         </w:rPr>
@@ -5110,12 +6432,15 @@
           <w:rFonts w:ascii="Consolas" w:hAnsi="Consolas"/>
           <w:color w:val="1F1F1F"/>
           <w:sz w:val="19"/>
-          <w:shd w:val="clear" w:fill="F2F2F2"/>
+          <w:shd w:val="clear" w:color="auto" w:fill="F4F4F4"/>
         </w:rPr>
         <w:t>extra="forbid"</w:t>
       </w:r>
       <w:r>
         <w:rPr>
+          <w:rFonts w:ascii="Calibri" w:hAnsi="Calibri"/>
+          <w:b w:val="0"/>
+          <w:i w:val="0"/>
           <w:color w:val="0A0A0A"/>
           <w:sz w:val="21"/>
         </w:rPr>
@@ -5124,10 +6449,15 @@
     </w:p>
     <w:p>
       <w:pPr>
+        <w:spacing w:after="140"/>
         <w:jc w:val="both"/>
+        <w:widowControl w:val="true"/>
       </w:pPr>
       <w:r>
         <w:rPr>
+          <w:rFonts w:ascii="Calibri" w:hAnsi="Calibri"/>
+          <w:b w:val="0"/>
+          <w:i w:val="0"/>
           <w:color w:val="0A0A0A"/>
           <w:sz w:val="21"/>
         </w:rPr>
@@ -5138,12 +6468,15 @@
           <w:rFonts w:ascii="Consolas" w:hAnsi="Consolas"/>
           <w:color w:val="1F1F1F"/>
           <w:sz w:val="19"/>
-          <w:shd w:val="clear" w:fill="F2F2F2"/>
+          <w:shd w:val="clear" w:color="auto" w:fill="F4F4F4"/>
         </w:rPr>
         <w:t>extra="forbid"</w:t>
       </w:r>
       <w:r>
         <w:rPr>
+          <w:rFonts w:ascii="Calibri" w:hAnsi="Calibri"/>
+          <w:b w:val="0"/>
+          <w:i w:val="0"/>
           <w:color w:val="0A0A0A"/>
           <w:sz w:val="21"/>
         </w:rPr>
@@ -5153,26 +6486,35 @@
     <w:p>
       <w:pPr>
         <w:keepNext/>
-        <w:spacing w:before="320" w:after="120"/>
+        <w:keepLines/>
+        <w:spacing w:before="360" w:after="140"/>
+        <w:widowControl w:val="true"/>
         <w:pBdr>
-          <w:bottom w:val="single" w:sz="6" w:space="4" w:color="1F1F1F"/>
+          <w:bottom w:val="single" w:sz="8" w:space="4" w:color="1F1F1F"/>
         </w:pBdr>
       </w:pPr>
       <w:r>
         <w:rPr>
+          <w:rFonts w:ascii="Calibri" w:hAnsi="Calibri"/>
           <w:b/>
-          <w:color w:val="0A0A0A"/>
-          <w:sz w:val="44"/>
+          <w:i w:val="0"/>
+          <w:color w:val="0A0A0A"/>
+          <w:sz w:val="34"/>
         </w:rPr>
         <w:t>11. Notas sobre o estado real versus a documentação de origem</w:t>
       </w:r>
     </w:p>
     <w:p>
       <w:pPr>
+        <w:spacing w:after="140"/>
         <w:jc w:val="both"/>
+        <w:widowControl w:val="true"/>
       </w:pPr>
       <w:r>
         <w:rPr>
+          <w:rFonts w:ascii="Calibri" w:hAnsi="Calibri"/>
+          <w:b w:val="0"/>
+          <w:i w:val="0"/>
           <w:color w:val="0A0A0A"/>
           <w:sz w:val="21"/>
         </w:rPr>
@@ -5182,18 +6524,24 @@
     <w:p>
       <w:pPr>
         <w:spacing w:after="60"/>
-        <w:ind w:left="432"/>
+        <w:ind w:left="461" w:hanging="288"/>
+        <w:widowControl w:val="true"/>
       </w:pPr>
       <w:r>
         <w:rPr>
+          <w:rFonts w:ascii="Calibri" w:hAnsi="Calibri"/>
           <w:b w:val="0"/>
           <w:color w:val="1F1F1F"/>
           <w:sz w:val="21"/>
         </w:rPr>
-        <w:t xml:space="preserve">•  </w:t>
-      </w:r>
-      <w:r>
-        <w:rPr>
+        <w:t>•</w:t>
+        <w:tab/>
+      </w:r>
+      <w:r>
+        <w:rPr>
+          <w:rFonts w:ascii="Calibri" w:hAnsi="Calibri"/>
+          <w:b w:val="0"/>
+          <w:i w:val="0"/>
           <w:color w:val="0A0A0A"/>
           <w:sz w:val="21"/>
         </w:rPr>
@@ -5201,6 +6549,7 @@
       </w:r>
       <w:r>
         <w:rPr>
+          <w:rFonts w:ascii="Calibri" w:hAnsi="Calibri"/>
           <w:b/>
           <w:color w:val="0A0A0A"/>
           <w:sz w:val="21"/>
@@ -5209,6 +6558,9 @@
       </w:r>
       <w:r>
         <w:rPr>
+          <w:rFonts w:ascii="Calibri" w:hAnsi="Calibri"/>
+          <w:b w:val="0"/>
+          <w:i w:val="0"/>
           <w:color w:val="0A0A0A"/>
           <w:sz w:val="21"/>
         </w:rPr>
@@ -5219,12 +6571,15 @@
           <w:rFonts w:ascii="Consolas" w:hAnsi="Consolas"/>
           <w:color w:val="1F1F1F"/>
           <w:sz w:val="19"/>
-          <w:shd w:val="clear" w:fill="F2F2F2"/>
+          <w:shd w:val="clear" w:color="auto" w:fill="F4F4F4"/>
         </w:rPr>
         <w:t>users</w:t>
       </w:r>
       <w:r>
         <w:rPr>
+          <w:rFonts w:ascii="Calibri" w:hAnsi="Calibri"/>
+          <w:b w:val="0"/>
+          <w:i w:val="0"/>
           <w:color w:val="0A0A0A"/>
           <w:sz w:val="21"/>
         </w:rPr>
@@ -5234,18 +6589,24 @@
     <w:p>
       <w:pPr>
         <w:spacing w:after="60"/>
-        <w:ind w:left="432"/>
+        <w:ind w:left="461" w:hanging="288"/>
+        <w:widowControl w:val="true"/>
       </w:pPr>
       <w:r>
         <w:rPr>
+          <w:rFonts w:ascii="Calibri" w:hAnsi="Calibri"/>
           <w:b w:val="0"/>
           <w:color w:val="1F1F1F"/>
           <w:sz w:val="21"/>
         </w:rPr>
-        <w:t xml:space="preserve">•  </w:t>
-      </w:r>
-      <w:r>
-        <w:rPr>
+        <w:t>•</w:t>
+        <w:tab/>
+      </w:r>
+      <w:r>
+        <w:rPr>
+          <w:rFonts w:ascii="Calibri" w:hAnsi="Calibri"/>
+          <w:b w:val="0"/>
+          <w:i w:val="0"/>
           <w:color w:val="0A0A0A"/>
           <w:sz w:val="21"/>
         </w:rPr>
@@ -5253,6 +6614,7 @@
       </w:r>
       <w:r>
         <w:rPr>
+          <w:rFonts w:ascii="Calibri" w:hAnsi="Calibri"/>
           <w:b/>
           <w:color w:val="0A0A0A"/>
           <w:sz w:val="21"/>
@@ -5261,6 +6623,9 @@
       </w:r>
       <w:r>
         <w:rPr>
+          <w:rFonts w:ascii="Calibri" w:hAnsi="Calibri"/>
+          <w:b w:val="0"/>
+          <w:i w:val="0"/>
           <w:color w:val="0A0A0A"/>
           <w:sz w:val="21"/>
         </w:rPr>
@@ -5271,12 +6636,15 @@
           <w:rFonts w:ascii="Consolas" w:hAnsi="Consolas"/>
           <w:color w:val="1F1F1F"/>
           <w:sz w:val="19"/>
-          <w:shd w:val="clear" w:fill="F2F2F2"/>
+          <w:shd w:val="clear" w:color="auto" w:fill="F4F4F4"/>
         </w:rPr>
         <w:t>PATCH</w:t>
       </w:r>
       <w:r>
         <w:rPr>
+          <w:rFonts w:ascii="Calibri" w:hAnsi="Calibri"/>
+          <w:b w:val="0"/>
+          <w:i w:val="0"/>
           <w:color w:val="0A0A0A"/>
           <w:sz w:val="21"/>
         </w:rPr>
@@ -5284,6 +6652,7 @@
       </w:r>
       <w:r>
         <w:rPr>
+          <w:rFonts w:ascii="Calibri" w:hAnsi="Calibri"/>
           <w:b/>
           <w:color w:val="0A0A0A"/>
           <w:sz w:val="21"/>
@@ -5292,6 +6661,9 @@
       </w:r>
       <w:r>
         <w:rPr>
+          <w:rFonts w:ascii="Calibri" w:hAnsi="Calibri"/>
+          <w:b w:val="0"/>
+          <w:i w:val="0"/>
           <w:color w:val="0A0A0A"/>
           <w:sz w:val="21"/>
         </w:rPr>
@@ -5302,12 +6674,15 @@
           <w:rFonts w:ascii="Consolas" w:hAnsi="Consolas"/>
           <w:color w:val="1F1F1F"/>
           <w:sz w:val="19"/>
-          <w:shd w:val="clear" w:fill="F2F2F2"/>
+          <w:shd w:val="clear" w:color="auto" w:fill="F4F4F4"/>
         </w:rPr>
         <w:t>DELETE</w:t>
       </w:r>
       <w:r>
         <w:rPr>
+          <w:rFonts w:ascii="Calibri" w:hAnsi="Calibri"/>
+          <w:b w:val="0"/>
+          <w:i w:val="0"/>
           <w:color w:val="0A0A0A"/>
           <w:sz w:val="21"/>
         </w:rPr>
@@ -5315,6 +6690,7 @@
       </w:r>
       <w:r>
         <w:rPr>
+          <w:rFonts w:ascii="Calibri" w:hAnsi="Calibri"/>
           <w:b/>
           <w:color w:val="0A0A0A"/>
           <w:sz w:val="21"/>
@@ -5323,6 +6699,9 @@
       </w:r>
       <w:r>
         <w:rPr>
+          <w:rFonts w:ascii="Calibri" w:hAnsi="Calibri"/>
+          <w:b w:val="0"/>
+          <w:i w:val="0"/>
           <w:color w:val="0A0A0A"/>
           <w:sz w:val="21"/>
         </w:rPr>
@@ -5332,18 +6711,24 @@
     <w:p>
       <w:pPr>
         <w:spacing w:after="60"/>
-        <w:ind w:left="432"/>
+        <w:ind w:left="461" w:hanging="288"/>
+        <w:widowControl w:val="true"/>
       </w:pPr>
       <w:r>
         <w:rPr>
+          <w:rFonts w:ascii="Calibri" w:hAnsi="Calibri"/>
           <w:b w:val="0"/>
           <w:color w:val="1F1F1F"/>
           <w:sz w:val="21"/>
         </w:rPr>
-        <w:t xml:space="preserve">•  </w:t>
-      </w:r>
-      <w:r>
-        <w:rPr>
+        <w:t>•</w:t>
+        <w:tab/>
+      </w:r>
+      <w:r>
+        <w:rPr>
+          <w:rFonts w:ascii="Calibri" w:hAnsi="Calibri"/>
+          <w:b w:val="0"/>
+          <w:i w:val="0"/>
           <w:color w:val="0A0A0A"/>
           <w:sz w:val="21"/>
         </w:rPr>
@@ -5354,12 +6739,15 @@
           <w:rFonts w:ascii="Consolas" w:hAnsi="Consolas"/>
           <w:color w:val="1F1F1F"/>
           <w:sz w:val="19"/>
-          <w:shd w:val="clear" w:fill="F2F2F2"/>
+          <w:shd w:val="clear" w:color="auto" w:fill="F4F4F4"/>
         </w:rPr>
         <w:t>app/main.py</w:t>
       </w:r>
       <w:r>
         <w:rPr>
+          <w:rFonts w:ascii="Calibri" w:hAnsi="Calibri"/>
+          <w:b w:val="0"/>
+          <w:i w:val="0"/>
           <w:color w:val="0A0A0A"/>
           <w:sz w:val="21"/>
         </w:rPr>
@@ -5367,6 +6755,7 @@
       </w:r>
       <w:r>
         <w:rPr>
+          <w:rFonts w:ascii="Calibri" w:hAnsi="Calibri"/>
           <w:b/>
           <w:color w:val="0A0A0A"/>
           <w:sz w:val="21"/>
@@ -5375,6 +6764,9 @@
       </w:r>
       <w:r>
         <w:rPr>
+          <w:rFonts w:ascii="Calibri" w:hAnsi="Calibri"/>
+          <w:b w:val="0"/>
+          <w:i w:val="0"/>
           <w:color w:val="0A0A0A"/>
           <w:sz w:val="21"/>
         </w:rPr>
@@ -5385,12 +6777,15 @@
           <w:rFonts w:ascii="Consolas" w:hAnsi="Consolas"/>
           <w:color w:val="1F1F1F"/>
           <w:sz w:val="19"/>
-          <w:shd w:val="clear" w:fill="F2F2F2"/>
+          <w:shd w:val="clear" w:color="auto" w:fill="F4F4F4"/>
         </w:rPr>
         <w:t>/health</w:t>
       </w:r>
       <w:r>
         <w:rPr>
+          <w:rFonts w:ascii="Calibri" w:hAnsi="Calibri"/>
+          <w:b w:val="0"/>
+          <w:i w:val="0"/>
           <w:color w:val="0A0A0A"/>
           <w:sz w:val="21"/>
         </w:rPr>
@@ -5400,18 +6795,24 @@
     <w:p>
       <w:pPr>
         <w:spacing w:after="60"/>
-        <w:ind w:left="432"/>
+        <w:ind w:left="461" w:hanging="288"/>
+        <w:widowControl w:val="true"/>
       </w:pPr>
       <w:r>
         <w:rPr>
+          <w:rFonts w:ascii="Calibri" w:hAnsi="Calibri"/>
           <w:b w:val="0"/>
           <w:color w:val="1F1F1F"/>
           <w:sz w:val="21"/>
         </w:rPr>
-        <w:t xml:space="preserve">•  </w:t>
-      </w:r>
-      <w:r>
-        <w:rPr>
+        <w:t>•</w:t>
+        <w:tab/>
+      </w:r>
+      <w:r>
+        <w:rPr>
+          <w:rFonts w:ascii="Calibri" w:hAnsi="Calibri"/>
+          <w:b w:val="0"/>
+          <w:i w:val="0"/>
           <w:color w:val="0A0A0A"/>
           <w:sz w:val="21"/>
         </w:rPr>
@@ -5419,6 +6820,7 @@
       </w:r>
       <w:r>
         <w:rPr>
+          <w:rFonts w:ascii="Calibri" w:hAnsi="Calibri"/>
           <w:b/>
           <w:color w:val="0A0A0A"/>
           <w:sz w:val="21"/>
@@ -5427,6 +6829,9 @@
       </w:r>
       <w:r>
         <w:rPr>
+          <w:rFonts w:ascii="Calibri" w:hAnsi="Calibri"/>
+          <w:b w:val="0"/>
+          <w:i w:val="0"/>
           <w:color w:val="0A0A0A"/>
           <w:sz w:val="21"/>
         </w:rPr>
@@ -5437,12 +6842,15 @@
           <w:rFonts w:ascii="Consolas" w:hAnsi="Consolas"/>
           <w:color w:val="1F1F1F"/>
           <w:sz w:val="19"/>
-          <w:shd w:val="clear" w:fill="F2F2F2"/>
+          <w:shd w:val="clear" w:color="auto" w:fill="F4F4F4"/>
         </w:rPr>
         <w:t>mask_name</w:t>
       </w:r>
       <w:r>
         <w:rPr>
+          <w:rFonts w:ascii="Calibri" w:hAnsi="Calibri"/>
+          <w:b w:val="0"/>
+          <w:i w:val="0"/>
           <w:color w:val="0A0A0A"/>
           <w:sz w:val="21"/>
         </w:rPr>
@@ -5451,10 +6859,15 @@
     </w:p>
     <w:p>
       <w:pPr>
+        <w:spacing w:after="140"/>
         <w:jc w:val="both"/>
+        <w:widowControl w:val="true"/>
       </w:pPr>
       <w:r>
         <w:rPr>
+          <w:rFonts w:ascii="Calibri" w:hAnsi="Calibri"/>
+          <w:b w:val="0"/>
+          <w:i w:val="0"/>
           <w:color w:val="0A0A0A"/>
           <w:sz w:val="21"/>
         </w:rPr>
@@ -5464,26 +6877,35 @@
     <w:p>
       <w:pPr>
         <w:keepNext/>
-        <w:spacing w:before="320" w:after="120"/>
+        <w:keepLines/>
+        <w:spacing w:before="360" w:after="140"/>
+        <w:widowControl w:val="true"/>
         <w:pBdr>
-          <w:bottom w:val="single" w:sz="6" w:space="4" w:color="1F1F1F"/>
+          <w:bottom w:val="single" w:sz="8" w:space="4" w:color="1F1F1F"/>
         </w:pBdr>
       </w:pPr>
       <w:r>
         <w:rPr>
+          <w:rFonts w:ascii="Calibri" w:hAnsi="Calibri"/>
           <w:b/>
-          <w:color w:val="0A0A0A"/>
-          <w:sz w:val="44"/>
+          <w:i w:val="0"/>
+          <w:color w:val="0A0A0A"/>
+          <w:sz w:val="34"/>
         </w:rPr>
         <w:t>12. Conclusão</w:t>
       </w:r>
     </w:p>
     <w:p>
       <w:pPr>
+        <w:spacing w:after="140"/>
         <w:jc w:val="both"/>
+        <w:widowControl w:val="true"/>
       </w:pPr>
       <w:r>
         <w:rPr>
+          <w:rFonts w:ascii="Calibri" w:hAnsi="Calibri"/>
+          <w:b w:val="0"/>
+          <w:i w:val="0"/>
           <w:color w:val="0A0A0A"/>
           <w:sz w:val="21"/>
         </w:rPr>
@@ -5494,12 +6916,15 @@
           <w:rFonts w:ascii="Consolas" w:hAnsi="Consolas"/>
           <w:color w:val="1F1F1F"/>
           <w:sz w:val="19"/>
-          <w:shd w:val="clear" w:fill="F2F2F2"/>
+          <w:shd w:val="clear" w:color="auto" w:fill="F4F4F4"/>
         </w:rPr>
         <w:t>core</w:t>
       </w:r>
       <w:r>
         <w:rPr>
+          <w:rFonts w:ascii="Calibri" w:hAnsi="Calibri"/>
+          <w:b w:val="0"/>
+          <w:i w:val="0"/>
           <w:color w:val="0A0A0A"/>
           <w:sz w:val="21"/>
         </w:rPr>
@@ -5509,7 +6934,7 @@
     <w:sectPr>
       <w:footerReference w:type="default" r:id="rId9"/>
       <w:pgSz w:w="12240" w:h="15840"/>
-      <w:pgMar w:top="1296" w:right="1296" w:bottom="1296" w:left="1296" w:header="720" w:footer="720" w:gutter="0"/>
+      <w:pgMar w:top="1440" w:right="1440" w:bottom="1440" w:left="1440" w:header="720" w:footer="720" w:gutter="0"/>
       <w:cols w:space="720"/>
       <w:docGrid w:linePitch="360"/>
     </w:sectPr>
@@ -5522,14 +6947,28 @@
   <w:p>
     <w:pPr>
       <w:pStyle w:val="Footer"/>
-      <w:jc w:val="center"/>
+      <w:tabs>
+        <w:tab w:pos="9360" w:val="right"/>
+      </w:tabs>
+      <w:pBdr>
+        <w:top w:val="single" w:sz="4" w:space="4" w:color="D9D9D9"/>
+      </w:pBdr>
     </w:pPr>
+    <w:r/>
     <w:r>
       <w:rPr>
-        <w:color w:val="5A5A5A"/>
+        <w:rFonts w:ascii="Calibri" w:hAnsi="Calibri"/>
+        <w:color w:val="8A8A8A"/>
         <w:sz w:val="16"/>
       </w:rPr>
-      <w:t xml:space="preserve">CITO · </w:t>
+      <w:t>Documento de Implementação Técnica</w:t>
+    </w:r>
+    <w:r>
+      <w:rPr>
+        <w:color w:val="8A8A8A"/>
+        <w:sz w:val="16"/>
+      </w:rPr>
+      <w:tab/>
     </w:r>
     <w:r>
       <w:rPr>
@@ -5908,7 +7347,8 @@
     <w:qFormat/>
     <w:rsid w:val="00FC693F"/>
     <w:pPr>
-      <w:spacing w:after="120" w:line="283" w:lineRule="auto"/>
+      <w:widowControl/>
+      <w:spacing w:after="140" w:line="283" w:lineRule="auto"/>
     </w:pPr>
     <w:rPr>
       <w:rFonts w:ascii="Calibri" w:hAnsi="Calibri"/>

--- a/docs/04 - Documento de Implementação Técnica/Documento de Implementação Técnica.docx
+++ b/docs/04 - Documento de Implementação Técnica/Documento de Implementação Técnica.docx
@@ -1906,7 +1906,7 @@
     </w:p>
     <w:p>
       <w:pPr>
-        <w:keepLines/>
+        <w:keepLines w:val="0"/>
         <w:spacing w:before="80" w:after="180" w:line="240" w:lineRule="auto"/>
         <w:ind w:left="173" w:right="72"/>
         <w:shd w:val="clear" w:color="auto" w:fill="F4F4F4"/>
@@ -2026,7 +2026,7 @@
     </w:p>
     <w:p>
       <w:pPr>
-        <w:keepLines/>
+        <w:keepLines w:val="0"/>
         <w:spacing w:before="80" w:after="180" w:line="240" w:lineRule="auto"/>
         <w:ind w:left="173" w:right="72"/>
         <w:shd w:val="clear" w:color="auto" w:fill="F4F4F4"/>
@@ -2607,7 +2607,7 @@
     </w:p>
     <w:p>
       <w:pPr>
-        <w:keepLines/>
+        <w:keepLines w:val="0"/>
         <w:spacing w:before="80" w:after="180" w:line="240" w:lineRule="auto"/>
         <w:ind w:left="173" w:right="72"/>
         <w:shd w:val="clear" w:color="auto" w:fill="F4F4F4"/>
@@ -3233,7 +3233,7 @@
     </w:p>
     <w:p>
       <w:pPr>
-        <w:keepLines/>
+        <w:keepLines w:val="0"/>
         <w:spacing w:before="80" w:after="180" w:line="240" w:lineRule="auto"/>
         <w:ind w:left="173" w:right="72"/>
         <w:shd w:val="clear" w:color="auto" w:fill="F4F4F4"/>
@@ -3781,7 +3781,7 @@
     </w:p>
     <w:p>
       <w:pPr>
-        <w:keepLines/>
+        <w:keepLines w:val="0"/>
         <w:spacing w:before="80" w:after="180" w:line="240" w:lineRule="auto"/>
         <w:ind w:left="173" w:right="72"/>
         <w:shd w:val="clear" w:color="auto" w:fill="F4F4F4"/>
@@ -5148,7 +5148,7 @@
     </w:p>
     <w:p>
       <w:pPr>
-        <w:keepLines/>
+        <w:keepLines w:val="0"/>
         <w:spacing w:before="80" w:after="180" w:line="240" w:lineRule="auto"/>
         <w:ind w:left="173" w:right="72"/>
         <w:shd w:val="clear" w:color="auto" w:fill="F4F4F4"/>
